--- a/Optical_Papers_260208.docx
+++ b/Optical_Papers_260208.docx
@@ -4666,6 +4666,254 @@
           <w:sz w:val="21"/>
         </w:rPr>
         <w:t>Graph clustering is a longstanding topic in machine learning. In recent years, deep learning methods have achieved encouraging results, but they still require predefined cluster numbers $K$ , and typically struggle with imbalanced graphs, especially in identifying minority clusters. The limitations motivate us to study a challenging yet practical problem: deep graph clustering without $K$ considering the imbalance in reality. We approach this problem from a fresh perspective of information theory (i.e., structural information). In the literature, structural information has rarely been touched in deep clustering, and the classic definition falls short in its discrete formulation, neglecting node attributes and exhibiting prohibitive complexity. In this paper, we first establish a differentiable structural information , generalizing the discrete formalism to continuous realm, so that we design a hyperbolic deep model ( LSEnet ) to learn the neural partitioning tree in the Lorentz model of hyperbolic space. Theoretically, we demonstrate its capability in clustering without requiring $K$ and identifying minority clusters in imbalanced graphs. Second, we refine hyperbolic representations of the partitioning tree, enhancing graph semantics, for better clustering. Contrastive learning for tree structures is non-trivial and costs quadratic complexity. Instead, we further advance our theory by discovering an interesting fact that structural entropy indeed bounds the tree contrastive loss. Finally, with an efficient reformulation, we approach graph clustering through a novel augmented structural information learning ( ASIL ), which offers a simple yet effective objective of augmented structural entropy to seamlessly integrates hyperbolic partitioning tree construction and contrastive learning. With a provable improvement in graph conductance, ASIL achieves effective debiased graph clustering in linear complexity with respect to the graph size. Extensive experiments show the ASIL outperforms 20 strong baselines by an average of $+12.42\%$ in NMI on Citeseer dataset.</w:t>
+      </w:r>
+    </w:p>
+    <w:p>
+      <w:r>
+        <w:rPr>
+          <w:rFonts w:ascii="Times New Roman" w:hAnsi="Times New Roman" w:eastAsia="宋体"/>
+          <w:sz w:val="21"/>
+        </w:rPr>
+        <w:t>__________________________________________________</w:t>
+      </w:r>
+    </w:p>
+    <w:p>
+      <w:pPr>
+        <w:pStyle w:val="Heading1"/>
+      </w:pPr>
+      <w:r>
+        <w:rPr>
+          <w:rFonts w:ascii="Times New Roman" w:hAnsi="Times New Roman" w:eastAsia="宋体"/>
+          <w:b/>
+          <w:color w:val="000000"/>
+          <w:sz w:val="32"/>
+        </w:rPr>
+        <w:t>IEEE Trans. Vis. Comput. Graph</w:t>
+      </w:r>
+    </w:p>
+    <w:p>
+      <w:pPr>
+        <w:jc w:val="center"/>
+      </w:pPr>
+      <w:r>
+        <w:t>--- 更新: 06:27 ---</w:t>
+      </w:r>
+    </w:p>
+    <w:p>
+      <w:pPr>
+        <w:pStyle w:val="Heading2"/>
+      </w:pPr>
+      <w:r/>
+      <w:r>
+        <w:rPr>
+          <w:rFonts w:ascii="Times New Roman" w:hAnsi="Times New Roman" w:eastAsia="宋体"/>
+          <w:b/>
+          <w:color w:val="000000"/>
+          <w:sz w:val="24"/>
+        </w:rPr>
+        <w:t>二维光弹盘系综中动态力网络的探索性分析</w:t>
+      </w:r>
+    </w:p>
+    <w:p>
+      <w:r>
+        <w:rPr>
+          <w:rFonts w:ascii="Times New Roman" w:hAnsi="Times New Roman" w:eastAsia="宋体"/>
+          <w:b/>
+          <w:color w:val="003264"/>
+          <w:sz w:val="24"/>
+        </w:rPr>
+        <w:t>Explorative Analysis of Dynamic Force Networks in 2D Photoelastic Disks Ensembles</w:t>
+      </w:r>
+    </w:p>
+    <w:p>
+      <w:r>
+        <w:rPr>
+          <w:rFonts w:ascii="Times New Roman" w:hAnsi="Times New Roman" w:eastAsia="宋体"/>
+          <w:sz w:val="21"/>
+        </w:rPr>
+        <w:t>作者: Farhan Rasheed, Abrar Naseer, Talha Bin Masood, Tejas G. Murthy, Vijay Natarajan, Ingrid Hotz</w:t>
+        <w:br/>
+      </w:r>
+      <w:r>
+        <w:rPr>
+          <w:rFonts w:ascii="Times New Roman" w:hAnsi="Times New Roman" w:eastAsia="宋体"/>
+          <w:sz w:val="21"/>
+        </w:rPr>
+        <w:t xml:space="preserve">时间: 2026 | </w:t>
+      </w:r>
+      <w:r>
+        <w:t xml:space="preserve">链接: </w:t>
+      </w:r>
+      <w:hyperlink r:id="rId49">
+        <w:r>
+          <w:rPr>
+            <w:rFonts w:ascii="Times New Roman" w:hAnsi="Times New Roman" w:eastAsia="宋体"/>
+            <w:color w:val="0000FF"/>
+            <w:sz w:val="21"/>
+            <w:u w:val="single"/>
+          </w:rPr>
+          <w:t>https://doi.org/10.1109/tvcg.2026.3660683</w:t>
+        </w:r>
+      </w:hyperlink>
+    </w:p>
+    <w:p>
+      <w:pPr>
+        <w:spacing w:before="120"/>
+      </w:pPr>
+      <w:r>
+        <w:rPr>
+          <w:rFonts w:ascii="Times New Roman" w:hAnsi="Times New Roman" w:eastAsia="宋体"/>
+          <w:b/>
+          <w:sz w:val="21"/>
+        </w:rPr>
+        <w:t>中文摘要:</w:t>
+      </w:r>
+    </w:p>
+    <w:p>
+      <w:pPr>
+        <w:ind w:firstLine="360"/>
+      </w:pPr>
+      <w:r>
+        <w:rPr>
+          <w:rFonts w:ascii="Times New Roman" w:hAnsi="Times New Roman" w:eastAsia="宋体"/>
+          <w:sz w:val="21"/>
+        </w:rPr>
+        <w:t>本文提出了一个交互式分析框架，用于探索光弹性圆盘实验的数据，该实验可作为二维颗粒材料的模型。粒状材料由沙子或砾石等离散颗粒组成，根据系统配置表现出类似于流体或固态的行为。这些行为源于颗粒间接触力，颗粒间接触力形成控制材料宏观行为的复杂力网络。我们的框架专门设计用于分析此类动态力网络的二维集合，从而能够识别和表征其底层结构。该框架是围绕力链和循环方面基于拓扑的多尺度数据分段构建的。分析方法分为三个层次：（1）特定加载条件下单个实例的多尺度分析，（2）包含一系列加载和卸载循环的单个实验的详细探索，以及（3）在相似和不同设置下进行的实验的比较分析。我们通过每个级别的案例研究来展示我们框架的功能。</w:t>
+      </w:r>
+    </w:p>
+    <w:p>
+      <w:pPr>
+        <w:spacing w:before="120"/>
+      </w:pPr>
+      <w:r>
+        <w:rPr>
+          <w:rFonts w:ascii="Times New Roman" w:hAnsi="Times New Roman" w:eastAsia="宋体"/>
+          <w:b/>
+          <w:sz w:val="21"/>
+        </w:rPr>
+        <w:t>English Abstract:</w:t>
+      </w:r>
+    </w:p>
+    <w:p>
+      <w:r>
+        <w:rPr>
+          <w:rFonts w:ascii="Times New Roman" w:hAnsi="Times New Roman" w:eastAsia="宋体"/>
+          <w:sz w:val="21"/>
+        </w:rPr>
+        <w:t>This paper presents an interactive analysis framework for exploring data from photoelastic disk experiments, which serve as a model for two-dimensional granular materials. Granular materials, composed of discrete particles such as sand or gravel, exhibit behaviors resembling fluid or solid states depending on the system configuration. These behaviors arise from interparticle contact forces, which form complex force networks that govern the material's macroscopic behavior. Our framework is specifically designed to analyze such 2D ensembles of dynamic force networks, enabling the identification and characterization of their underlying structures. The framework is built around a topology-based, multiscale data segmentation in terms of force chains and cycles. The analysis methods are structured across three levels: (1) multiscale analysis of individual instances under specific loading conditions, (2) detailed exploration of single experiments encompassing a series of loading and unloading cycles, and (3) comparative analysis across experiments conducted under similar and differing setups. We demonstrate the capabilities of our framework with a case study for each of these levels.</w:t>
+      </w:r>
+    </w:p>
+    <w:p>
+      <w:r>
+        <w:rPr>
+          <w:rFonts w:ascii="Times New Roman" w:hAnsi="Times New Roman" w:eastAsia="宋体"/>
+          <w:sz w:val="21"/>
+        </w:rPr>
+        <w:t>__________________________________________________</w:t>
+      </w:r>
+    </w:p>
+    <w:p>
+      <w:pPr>
+        <w:pStyle w:val="Heading2"/>
+      </w:pPr>
+      <w:r/>
+      <w:r>
+        <w:rPr>
+          <w:rFonts w:ascii="Times New Roman" w:hAnsi="Times New Roman" w:eastAsia="宋体"/>
+          <w:b/>
+          <w:color w:val="000000"/>
+          <w:sz w:val="24"/>
+        </w:rPr>
+        <w:t>从草图到现实：使用最少的数据从手绘草图生成高质量、跨类别的 3D 模型</w:t>
+      </w:r>
+    </w:p>
+    <w:p>
+      <w:r>
+        <w:rPr>
+          <w:rFonts w:ascii="Times New Roman" w:hAnsi="Times New Roman" w:eastAsia="宋体"/>
+          <w:b/>
+          <w:color w:val="003264"/>
+          <w:sz w:val="24"/>
+        </w:rPr>
+        <w:t>From Sketch to Reality: Enabling High-Quality, Cross-Category 3D Model Generation from Free-Hand Sketches with Minimal Data</w:t>
+      </w:r>
+    </w:p>
+    <w:p>
+      <w:r>
+        <w:rPr>
+          <w:rFonts w:ascii="Times New Roman" w:hAnsi="Times New Roman" w:eastAsia="宋体"/>
+          <w:sz w:val="21"/>
+        </w:rPr>
+        <w:t>作者: Ying Zang, Chunan Yu, Jiahao Zhang, Jing Li, Shengyuan Zhang, Lanyun Zhu, Chaotao Ding, Renjun Xu, Tianrun Chen</w:t>
+        <w:br/>
+      </w:r>
+      <w:r>
+        <w:rPr>
+          <w:rFonts w:ascii="Times New Roman" w:hAnsi="Times New Roman" w:eastAsia="宋体"/>
+          <w:sz w:val="21"/>
+        </w:rPr>
+        <w:t xml:space="preserve">时间: 2026 | </w:t>
+      </w:r>
+      <w:r>
+        <w:t xml:space="preserve">链接: </w:t>
+      </w:r>
+      <w:hyperlink r:id="rId50">
+        <w:r>
+          <w:rPr>
+            <w:rFonts w:ascii="Times New Roman" w:hAnsi="Times New Roman" w:eastAsia="宋体"/>
+            <w:color w:val="0000FF"/>
+            <w:sz w:val="21"/>
+            <w:u w:val="single"/>
+          </w:rPr>
+          <w:t>https://doi.org/10.1109/tvcg.2026.3661544</w:t>
+        </w:r>
+      </w:hyperlink>
+    </w:p>
+    <w:p>
+      <w:pPr>
+        <w:spacing w:before="120"/>
+      </w:pPr>
+      <w:r>
+        <w:rPr>
+          <w:rFonts w:ascii="Times New Roman" w:hAnsi="Times New Roman" w:eastAsia="宋体"/>
+          <w:b/>
+          <w:sz w:val="21"/>
+        </w:rPr>
+        <w:t>中文摘要:</w:t>
+      </w:r>
+    </w:p>
+    <w:p>
+      <w:pPr>
+        <w:ind w:firstLine="360"/>
+      </w:pPr>
+      <w:r>
+        <w:rPr>
+          <w:rFonts w:ascii="Times New Roman" w:hAnsi="Times New Roman" w:eastAsia="宋体"/>
+          <w:sz w:val="21"/>
+        </w:rPr>
+        <w:t>本文提出了一种利用有限训练数据从手绘草图生成高质量、跨类别 3D 模型的新颖方法。据我们所知，我们提出了第一个用于草图到 3D 模型转换的半监督学习方法。创新地，我们设计了一个从粗到细的流程，在粗略阶段执行半监督学习，并训练基于扩散的细化器以获得高分辨率的 3D 模型。我们设计了一种用于半监督学习的草图增强方法和集成先验（例如 CLIP 损失、形状原型和对抗性损失），以帮助生成高质量的结果，即使是抽象和不精确的草图。我们还引入了一种基于 CAD 代码的创新程序 3D 生成方法，该方法有助于在使用有限的真实数据进行微调之前预训练部分网络。我们的方法加上专门设计的课程学习，使我们能够使用少至 300 个草图-3D 模型对生成跨多个类别的高质量 3D 模型，这标志着比以前的单类别方法的显着进步。此外，我们还引入了 KO2D 数据集，这是最大的手绘草图 3D 对集合，以支持该领域的进一步研究。由于草图是用户表达其独特想法的一种更加直观和详细的方式，我们相信本文可以让我们更接近 3D 内容创建的民主化，使任何人都可以轻松地将他们的想法转化为 3D 模型。</w:t>
+      </w:r>
+    </w:p>
+    <w:p>
+      <w:pPr>
+        <w:spacing w:before="120"/>
+      </w:pPr>
+      <w:r>
+        <w:rPr>
+          <w:rFonts w:ascii="Times New Roman" w:hAnsi="Times New Roman" w:eastAsia="宋体"/>
+          <w:b/>
+          <w:sz w:val="21"/>
+        </w:rPr>
+        <w:t>English Abstract:</w:t>
+      </w:r>
+    </w:p>
+    <w:p>
+      <w:r>
+        <w:rPr>
+          <w:rFonts w:ascii="Times New Roman" w:hAnsi="Times New Roman" w:eastAsia="宋体"/>
+          <w:sz w:val="21"/>
+        </w:rPr>
+        <w:t>This paper presents a novel approach for generating high-quality, cross-category 3D models from free-hand sketches with limited training data. We propose the first semi-supervised learning method to our knowledge for sketch-to-3D model conversion. Innovatively, we design a coarse-to-fine pipeline to perform the semi-supervised learning in the coarse stage and train a diffusion-based refiner to get a high-resolution 3D model. We designed a sketch-augmentation method for semi-supervised learning and integrated priors such as CLIP loss, shape prototypes, and adversarial loss to help generate high-quality results even with abstract and imprecise sketches. We also introduce an innovative procedural 3D generation method based on CAD code, which helps pre-train part of the network before fine-tuning with limited real data. Our approach, coupled with a specifically designed curriculum learning, allows us to generate high-quality 3D models across multiple categories with as few as 300 sketch-3D model pairs, marking a significant advancement over previous single-category approaches. In addition, we introduce the KO2D dataset, the largest collection of hand-drawn sketch-3D pairs to support further research in this area. As sketches are a far more intuitive and detailed way for users to express their unique ideas, we believe that this paper can move us closer to democratizing 3D content creation, enabling anyone to transform their ideas into 3D models effortlessly.</w:t>
       </w:r>
     </w:p>
     <w:p>

--- a/Optical_Papers_260208.docx
+++ b/Optical_Papers_260208.docx
@@ -2356,6 +2356,345 @@
     </w:p>
     <w:p>
       <w:pPr>
+        <w:pStyle w:val="Heading2"/>
+      </w:pPr>
+      <w:r/>
+      <w:r>
+        <w:rPr>
+          <w:rFonts w:ascii="Times New Roman" w:hAnsi="Times New Roman" w:eastAsia="宋体"/>
+          <w:b/>
+          <w:color w:val="000000"/>
+          <w:sz w:val="24"/>
+        </w:rPr>
+        <w:t>主观精神疲劳介导多发性硬化症信息处理速度与言语记忆缺陷之间的关系</w:t>
+      </w:r>
+    </w:p>
+    <w:p>
+      <w:r>
+        <w:rPr>
+          <w:rFonts w:ascii="Times New Roman" w:hAnsi="Times New Roman" w:eastAsia="宋体"/>
+          <w:b/>
+          <w:color w:val="003264"/>
+          <w:sz w:val="24"/>
+        </w:rPr>
+        <w:t>Subjective mental fatigue mediates the relationship between information processing speed and verbal memory deficits in multiple sclerosis</w:t>
+      </w:r>
+    </w:p>
+    <w:p>
+      <w:r>
+        <w:rPr>
+          <w:rFonts w:ascii="Times New Roman" w:hAnsi="Times New Roman" w:eastAsia="宋体"/>
+          <w:sz w:val="21"/>
+        </w:rPr>
+        <w:t>作者: Nefeli Tsoukaki, Alexandra Anagnostopoulou, Panagiotis E. Kartsidis, Maria Karagianni, Athanasia Liozidou, Ioannis Nikolaidis, Nikolaos Grigoriadis, Panagiotis D. Bamidis, Charis Styliadis</w:t>
+        <w:br/>
+      </w:r>
+      <w:r>
+        <w:rPr>
+          <w:rFonts w:ascii="Times New Roman" w:hAnsi="Times New Roman" w:eastAsia="宋体"/>
+          <w:sz w:val="21"/>
+        </w:rPr>
+        <w:t xml:space="preserve">时间: 2026-02-06 | </w:t>
+      </w:r>
+      <w:r>
+        <w:t xml:space="preserve">链接: </w:t>
+      </w:r>
+      <w:hyperlink r:id="rId51">
+        <w:r>
+          <w:rPr>
+            <w:rFonts w:ascii="Times New Roman" w:hAnsi="Times New Roman" w:eastAsia="宋体"/>
+            <w:color w:val="0000FF"/>
+            <w:sz w:val="21"/>
+            <w:u w:val="single"/>
+          </w:rPr>
+          <w:t>https://doi.org/10.1038/s41598-026-38027-3</w:t>
+        </w:r>
+      </w:hyperlink>
+    </w:p>
+    <w:p>
+      <w:pPr>
+        <w:spacing w:before="120"/>
+      </w:pPr>
+      <w:r>
+        <w:rPr>
+          <w:rFonts w:ascii="Times New Roman" w:hAnsi="Times New Roman" w:eastAsia="宋体"/>
+          <w:b/>
+          <w:sz w:val="21"/>
+        </w:rPr>
+        <w:t>中文摘要:</w:t>
+      </w:r>
+    </w:p>
+    <w:p>
+      <w:pPr>
+        <w:ind w:firstLine="360"/>
+      </w:pPr>
+      <w:r>
+        <w:rPr>
+          <w:rFonts w:ascii="Times New Roman" w:hAnsi="Times New Roman" w:eastAsia="宋体"/>
+          <w:sz w:val="21"/>
+        </w:rPr>
+        <w:t>主观精神疲劳（MF）和认知功能障碍显着损害多发性硬化症（PwMS）患者的生活质量，特别是影响信息处理速度（IPS）和言语学习记忆（VL/M）。我们通过针对 IPS 的口语形式符号数字模态测试 (SDMT-Of)、针对 VL/M 的希腊语语言学习测试 (GVLT) 以及针对 MF 的改良疲劳影响量表 (MFIS-c) 的认知分量表，评估了 66 名 PwMS 和 38 名健康对照 (HC)。目的是研究 MF 在 PwMS 中 IPS 和 VL/M 关系中的中介作用。 PwMS 在所有领域的表现都明显比 HC 差。控制年龄、性别、教育程度、病程和 MS 类型的中介分析揭示了 IPS 对 PwMS 中 VL/M 的显着影响。一旦引入 MF，这种影响就变得不显着，而 IPS 通过 MF 对 VL/M 的间接影响仍然显着。即使在控制了年龄、性别和教育程度之后，在 HC 中也没有观察到显着的中介效应，这强调了 MF 对 MS 的独特影响。这项研究强调了主观 MF 在 PwMS 认知缺陷中的中介作用，表明针对 MF 的干预措施可以增强认知表现。 试验注册：该研究已在 ClinicalTrials.gov 标识符 NCT04806568 上注册 (https://www.clinicaltrials.gov/study/NCT04806568)。</w:t>
+      </w:r>
+    </w:p>
+    <w:p>
+      <w:pPr>
+        <w:spacing w:before="120"/>
+      </w:pPr>
+      <w:r>
+        <w:rPr>
+          <w:rFonts w:ascii="Times New Roman" w:hAnsi="Times New Roman" w:eastAsia="宋体"/>
+          <w:b/>
+          <w:sz w:val="21"/>
+        </w:rPr>
+        <w:t>English Abstract:</w:t>
+      </w:r>
+    </w:p>
+    <w:p>
+      <w:r>
+        <w:rPr>
+          <w:rFonts w:ascii="Times New Roman" w:hAnsi="Times New Roman" w:eastAsia="宋体"/>
+          <w:sz w:val="21"/>
+        </w:rPr>
+        <w:t>Subjective mental fatigue (MF) and cognitive dysfunction significantly impair the quality of life in people with multiple sclerosis (PwMS), particularly impacting information processing speed (IPS) and verbal learning-memory (VL/M). We assessed 66 PwMS and 38 healthy controls (HC) via the oral form of the symbol digit modalities test (SDMT-Of) for IPS, the Greek verbal learning test (GVLT) for VL/M, and the cognitive subscale of the modified fatigue impact scale (MFIS-c) for MF. This aimed at investigating the mediating role of MF in the relationship between IPS and VL/M in PwMS. PwMS performed significantly worse than HC across all domains. Mediation analysis, controlling for age, sex, education, disease duration, and MS-type, revealed a significant effect of IPS on VL/M in PwMS. This effect became non-significant once MF was introduced, whereas the indirect effect of IPS on VL/M through MF remained significant. No significant mediation effects were observed in HC, even after controlling for age, sex, and education, underscoring the unique impact of MF on MS. This study highlights the mediating role of subjective MF in cognitive deficits among PwMS, suggesting that interventions targeting MF could enhance cognitive performance.Trial registration: The study is registered with ClinicalTrials.gov Identifier NCT04806568 (https://www.clinicaltrials.gov/study/NCT04806568).</w:t>
+      </w:r>
+    </w:p>
+    <w:p>
+      <w:r>
+        <w:rPr>
+          <w:rFonts w:ascii="Times New Roman" w:hAnsi="Times New Roman" w:eastAsia="宋体"/>
+          <w:sz w:val="21"/>
+        </w:rPr>
+        <w:t>__________________________________________________</w:t>
+      </w:r>
+    </w:p>
+    <w:p>
+      <w:pPr>
+        <w:pStyle w:val="Heading2"/>
+      </w:pPr>
+      <w:r/>
+      <w:r>
+        <w:rPr>
+          <w:rFonts w:ascii="Times New Roman" w:hAnsi="Times New Roman" w:eastAsia="宋体"/>
+          <w:b/>
+          <w:color w:val="000000"/>
+          <w:sz w:val="24"/>
+        </w:rPr>
+        <w:t>智能物联网热成像方法用于早期识别手掌上的红棕象甲 (RPW) 侵染</w:t>
+      </w:r>
+    </w:p>
+    <w:p>
+      <w:r>
+        <w:rPr>
+          <w:rFonts w:ascii="Times New Roman" w:hAnsi="Times New Roman" w:eastAsia="宋体"/>
+          <w:b/>
+          <w:color w:val="003264"/>
+          <w:sz w:val="24"/>
+        </w:rPr>
+        <w:t>Smart IoT thermal imaging approach for early identification of Red Palm Weevil (RPW) infestation on palms</w:t>
+      </w:r>
+    </w:p>
+    <w:p>
+      <w:r>
+        <w:rPr>
+          <w:rFonts w:ascii="Times New Roman" w:hAnsi="Times New Roman" w:eastAsia="宋体"/>
+          <w:sz w:val="21"/>
+        </w:rPr>
+        <w:t>作者: Betty Martin, S. Saranya, Pakalapati Jathin Chowdary</w:t>
+        <w:br/>
+      </w:r>
+      <w:r>
+        <w:rPr>
+          <w:rFonts w:ascii="Times New Roman" w:hAnsi="Times New Roman" w:eastAsia="宋体"/>
+          <w:sz w:val="21"/>
+        </w:rPr>
+        <w:t xml:space="preserve">时间: 2026-02-06 | </w:t>
+      </w:r>
+      <w:r>
+        <w:t xml:space="preserve">链接: </w:t>
+      </w:r>
+      <w:hyperlink r:id="rId52">
+        <w:r>
+          <w:rPr>
+            <w:rFonts w:ascii="Times New Roman" w:hAnsi="Times New Roman" w:eastAsia="宋体"/>
+            <w:color w:val="0000FF"/>
+            <w:sz w:val="21"/>
+            <w:u w:val="single"/>
+          </w:rPr>
+          <w:t>https://doi.org/10.1038/s41598-025-32783-4</w:t>
+        </w:r>
+      </w:hyperlink>
+    </w:p>
+    <w:p>
+      <w:pPr>
+        <w:spacing w:before="120"/>
+      </w:pPr>
+      <w:r>
+        <w:rPr>
+          <w:rFonts w:ascii="Times New Roman" w:hAnsi="Times New Roman" w:eastAsia="宋体"/>
+          <w:b/>
+          <w:sz w:val="21"/>
+        </w:rPr>
+        <w:t>中文摘要:</w:t>
+      </w:r>
+    </w:p>
+    <w:p>
+      <w:pPr>
+        <w:ind w:firstLine="360"/>
+      </w:pPr>
+      <w:r>
+        <w:rPr>
+          <w:rFonts w:ascii="Times New Roman" w:hAnsi="Times New Roman" w:eastAsia="宋体"/>
+          <w:sz w:val="21"/>
+        </w:rPr>
+        <w:t>红棕榈象甲虫 (RPW) 是影响全世界棕榈树的最具破坏性的害虫之一，导致严重的农业和经济损失。早期发现对于有效干预至关重要；然而，信息素陷阱和手动检查等传统方法常常无法识别早期感染。为了解决这一挑战，本研究开发了一种利用热图像处理和深度学习的自动 RPW 检测框架。训练卷积神经网络（CNN）模型来分析热图像并检测感染的早期迹象。该模型的检测准确率达到 98.5%，在精度和响应速度上都优于传统的机器学习技术。为了实时部署，经过训练的 CNN 被集成到 Raspberry Pi 4B 中，从而实现了适合现场应用的低成本、可扩展和非侵入式监控解决方案。虽然该系统在受控条件下表现出强大的性能，但该工作也发现了关键限制，包括热成像的有限穿透深度以及需要大规模现场验证以确保在不同的现实环境下的鲁棒性。</w:t>
+      </w:r>
+    </w:p>
+    <w:p>
+      <w:pPr>
+        <w:spacing w:before="120"/>
+      </w:pPr>
+      <w:r>
+        <w:rPr>
+          <w:rFonts w:ascii="Times New Roman" w:hAnsi="Times New Roman" w:eastAsia="宋体"/>
+          <w:b/>
+          <w:sz w:val="21"/>
+        </w:rPr>
+        <w:t>English Abstract:</w:t>
+      </w:r>
+    </w:p>
+    <w:p>
+      <w:r>
+        <w:rPr>
+          <w:rFonts w:ascii="Times New Roman" w:hAnsi="Times New Roman" w:eastAsia="宋体"/>
+          <w:sz w:val="21"/>
+        </w:rPr>
+        <w:t>The Red Palm Weevil (RPW) is one of the most destructive pests affecting palm trees worldwide, leading to severe agricultural and economic losses. Early detection was essential for effective intervention; however, conventional methods such as pheromone traps and manual inspections frequently failed to identify early stage infestations.To address this challenge, this study developed an automated RPW detection framework using thermal image processing and deep learning.A Convolutional Neural Network(CNN) model was trained to analyze thermal images and detect early signs of infestation.The proposed model achieved a detection accuracy of 98.5%,outperforming traditional machine learning techniques in both precision and response speed. For real-time deployment, the trained CNN was integrated into a Raspberry Pi 4B, enabling a low cost, scalable, and non-invasive monitoring solution suitable for field applications.While the system demonstrated strong performance under controlled conditions, the work also identified key limitations, including the limited penetration depth of thermal imaging and the need for large-scale field validation to ensure robustness under diverse real-world environments.</w:t>
+      </w:r>
+    </w:p>
+    <w:p>
+      <w:r>
+        <w:rPr>
+          <w:rFonts w:ascii="Times New Roman" w:hAnsi="Times New Roman" w:eastAsia="宋体"/>
+          <w:sz w:val="21"/>
+        </w:rPr>
+        <w:t>__________________________________________________</w:t>
+      </w:r>
+    </w:p>
+    <w:p>
+      <w:pPr>
+        <w:pStyle w:val="Heading2"/>
+      </w:pPr>
+      <w:r/>
+      <w:r>
+        <w:rPr>
+          <w:rFonts w:ascii="Times New Roman" w:hAnsi="Times New Roman" w:eastAsia="宋体"/>
+          <w:b/>
+          <w:color w:val="000000"/>
+          <w:sz w:val="24"/>
+        </w:rPr>
+        <w:t>Bilobalide 通过上调 ERK/HIF-1α 信号通路并促进血管生成-成骨耦合来减轻类固醇诱导的股骨头坏死</w:t>
+      </w:r>
+    </w:p>
+    <w:p>
+      <w:r>
+        <w:rPr>
+          <w:rFonts w:ascii="Times New Roman" w:hAnsi="Times New Roman" w:eastAsia="宋体"/>
+          <w:b/>
+          <w:color w:val="003264"/>
+          <w:sz w:val="24"/>
+        </w:rPr>
+        <w:t>Bilobalide attenuates steroid-induced osteonecrosis of the femoral head by upregulating the ERK/HIF-1α signaling pathway and promoting angiogenesis-osteogenesis coupling</w:t>
+      </w:r>
+    </w:p>
+    <w:p>
+      <w:r>
+        <w:rPr>
+          <w:rFonts w:ascii="Times New Roman" w:hAnsi="Times New Roman" w:eastAsia="宋体"/>
+          <w:sz w:val="21"/>
+        </w:rPr>
+        <w:t>作者: Qi Chen, Bo Wang, Hu Liang, Hanbo Xu, Kun Zhang, Yangquan Hao</w:t>
+        <w:br/>
+      </w:r>
+      <w:r>
+        <w:rPr>
+          <w:rFonts w:ascii="Times New Roman" w:hAnsi="Times New Roman" w:eastAsia="宋体"/>
+          <w:sz w:val="21"/>
+        </w:rPr>
+        <w:t xml:space="preserve">时间: 2026-02-07 | </w:t>
+      </w:r>
+      <w:r>
+        <w:t xml:space="preserve">链接: </w:t>
+      </w:r>
+      <w:hyperlink r:id="rId53">
+        <w:r>
+          <w:rPr>
+            <w:rFonts w:ascii="Times New Roman" w:hAnsi="Times New Roman" w:eastAsia="宋体"/>
+            <w:color w:val="0000FF"/>
+            <w:sz w:val="21"/>
+            <w:u w:val="single"/>
+          </w:rPr>
+          <w:t>https://doi.org/10.1038/s41598-026-37128-3</w:t>
+        </w:r>
+      </w:hyperlink>
+    </w:p>
+    <w:p>
+      <w:pPr>
+        <w:spacing w:before="120"/>
+      </w:pPr>
+      <w:r>
+        <w:rPr>
+          <w:rFonts w:ascii="Times New Roman" w:hAnsi="Times New Roman" w:eastAsia="宋体"/>
+          <w:b/>
+          <w:sz w:val="21"/>
+        </w:rPr>
+        <w:t>中文摘要:</w:t>
+      </w:r>
+    </w:p>
+    <w:p>
+      <w:pPr>
+        <w:ind w:firstLine="360"/>
+      </w:pPr>
+      <w:r>
+        <w:rPr>
+          <w:rFonts w:ascii="Times New Roman" w:hAnsi="Times New Roman" w:eastAsia="宋体"/>
+          <w:sz w:val="21"/>
+        </w:rPr>
+        <w:t>类固醇引起的股骨头坏死（SONFH）是一种与长期使用糖皮质激素相关的严重骨病，其特征是骨代谢受损和血管供血不足。 Bilobalide (BB) 是一种来自银杏叶的天然倍半萜，具有抗细胞凋亡、抗氧化和促血管生成的特性，但其在 SONFH 中的作用仍不清楚。我们综合网络药理学和分子对接来预测 SONFH 中 BB 的靶点和通路。使用分子对接软件验证了关键目标。体内实验采用甲泼尼龙（MPS）建立大鼠SONFH模型，并口服BB。采用Micro-CT、H&amp;E染色、TUNEL测定和免疫组织化学来评估骨微结构、细胞凋亡以及成骨和血管生成标志物的表达。采用免疫荧光法评估大鼠股骨头组织中 HIF-1α 的表达。对于体外实验，MC3T3-E1 成骨细胞用地塞米松 (DEX) 和 BB 处理。使用CCK-8法检测细胞活力，并通过Western blot检测HIF-1α和ERK通路的蛋白水平。网络药理学确定了 BB 和 SONFH 之间的 94 个共同靶点，其中 HIF-1 和 ERK 信号通路丰富。分子对接证实了 BB 与核心靶点之间的强结合亲和力。在 MPS 诱导的大鼠中，BB 治疗显着改善了骨矿物质密度、小梁微观结构，并减少了骨细胞凋亡。 BB 还上调 HIF-1α、Runx2、OCN、CD31 和 VEGF 表达，表明骨生成和血管生成增强。在体外，BB 挽救了地塞米松诱导的成骨细胞活力抑制并上调 ERK/HIF-1α 通路。 Bilobalide 通过激活 ERK/HIF-1α 信号通路、促进成骨和血管生成以及减少骨细胞凋亡来减轻 SONFH 进展。这些发现凸显了 BB 作为 SONFH 预防的有前途的候选者，并支持网络药理学在机械天然产物研究中的实用性。</w:t>
+      </w:r>
+    </w:p>
+    <w:p>
+      <w:pPr>
+        <w:spacing w:before="120"/>
+      </w:pPr>
+      <w:r>
+        <w:rPr>
+          <w:rFonts w:ascii="Times New Roman" w:hAnsi="Times New Roman" w:eastAsia="宋体"/>
+          <w:b/>
+          <w:sz w:val="21"/>
+        </w:rPr>
+        <w:t>English Abstract:</w:t>
+      </w:r>
+    </w:p>
+    <w:p>
+      <w:r>
+        <w:rPr>
+          <w:rFonts w:ascii="Times New Roman" w:hAnsi="Times New Roman" w:eastAsia="宋体"/>
+          <w:sz w:val="21"/>
+        </w:rPr>
+        <w:t>Steroid-induced osteonecrosis of the femoral head (SONFH) is a severe bone disease associated with long-term glucocorticoid use, characterized by impaired bone metabolism and vascular insufficiency. Bilobalide (BB), a natural sesquiterpene from Ginkgo biloba, exhibits anti-apoptotic, antioxidant, and pro-angiogenic properties, yet its role in SONFH remains unclear. We integrated network pharmacology and molecular docking to predict the targets and pathways of BB in SONFH. Key targets were validated using molecular docking software. For in vivo experiments, a rat SONFH model was established using methylprednisolone (MPS), and BB was administered orally. Micro-CT, H&amp;E staining, TUNEL assay, and immunohistochemistry were employed to evaluate bone microstructure, apoptosis, and the expression of osteogenic and angiogenic markers. Immunofluorescence was used to assess HIF-1α expression in rat femoral head tissues. For in vitro experiments, MC3T3-E1 osteoblasts were treated with dexamethasone(DEX) and BB. Cell viability was detected using the CCK-8 assay, and the protein levels of the HIF-1α and ERK pathways were examined by Western blot. Network pharmacology identified 94 common targets between BB and SONFH, with enrichment in HIF-1 and ERK signaling pathways. Molecular docking confirmed strong binding affinities between BB and core targets. In MPS-induced rats, BB treatment significantly improved bone mineral density, trabecular microstructure, and reduced osteocyte apoptosis. BB also upregulated HIF-1α, Runx2, OCN, CD31, and VEGF expression, indicating enhanced osteogenesis and angiogenesis. In vitro, BB rescued dexamethasone-induced suppression of osteoblast viability and upregulated the ERK/HIF-1α pathway. Bilobalide attenuates SONFH progression by activating the ERK/HIF-1α signaling pathway, promoting osteogenesis and angiogenesis, and reducing osteocyte apoptosis. These findings highlight BB as a promising candidate for SONFH prevention and support the utility of network pharmacology in mechanistic natural product research.</w:t>
+      </w:r>
+    </w:p>
+    <w:p>
+      <w:r>
+        <w:rPr>
+          <w:rFonts w:ascii="Times New Roman" w:hAnsi="Times New Roman" w:eastAsia="宋体"/>
+          <w:sz w:val="21"/>
+        </w:rPr>
+        <w:t>__________________________________________________</w:t>
+      </w:r>
+    </w:p>
+    <w:p>
+      <w:pPr>
         <w:pStyle w:val="Heading1"/>
       </w:pPr>
       <w:r>
@@ -4923,6 +5262,163 @@
           <w:sz w:val="21"/>
         </w:rPr>
         <w:t>__________________________________________________</w:t>
+      </w:r>
+    </w:p>
+    <w:p>
+      <w:pPr>
+        <w:pStyle w:val="Heading1"/>
+      </w:pPr>
+      <w:r>
+        <w:rPr>
+          <w:rFonts w:ascii="Times New Roman" w:hAnsi="Times New Roman" w:eastAsia="宋体"/>
+          <w:b/>
+          <w:color w:val="000000"/>
+          <w:sz w:val="32"/>
+        </w:rPr>
+        <w:t>Displays</w:t>
+      </w:r>
+    </w:p>
+    <w:p>
+      <w:pPr>
+        <w:jc w:val="center"/>
+      </w:pPr>
+      <w:r>
+        <w:t>--- 更新: 08:27 ---</w:t>
+      </w:r>
+    </w:p>
+    <w:p>
+      <w:pPr>
+        <w:pStyle w:val="Heading2"/>
+      </w:pPr>
+      <w:r/>
+      <w:r>
+        <w:rPr>
+          <w:rFonts w:ascii="Times New Roman" w:hAnsi="Times New Roman" w:eastAsia="宋体"/>
+          <w:b/>
+          <w:color w:val="000000"/>
+          <w:sz w:val="24"/>
+        </w:rPr>
+        <w:t>研究虚拟现实中目标运动的聚散调节冲突的几何解决方案</w:t>
+      </w:r>
+    </w:p>
+    <w:p>
+      <w:r>
+        <w:rPr>
+          <w:rFonts w:ascii="Times New Roman" w:hAnsi="Times New Roman" w:eastAsia="宋体"/>
+          <w:b/>
+          <w:color w:val="003264"/>
+          <w:sz w:val="24"/>
+        </w:rPr>
+        <w:t>Investigating a geometrical solution to the vergence-accommodation conflict for targeted movements in virtual reality</w:t>
+      </w:r>
+    </w:p>
+    <w:p>
+      <w:r>
+        <w:rPr>
+          <w:rFonts w:ascii="Times New Roman" w:hAnsi="Times New Roman" w:eastAsia="宋体"/>
+          <w:sz w:val="21"/>
+        </w:rPr>
+        <w:t>作者: Xiaoye Michael Wang, Matthew Prenevost, Aneesh Tarun, Ian Robinson, Michael Nitsche, Gabby Resch, Ali Mazalek, Timothy N. Welsh</w:t>
+        <w:br/>
+      </w:r>
+      <w:r>
+        <w:rPr>
+          <w:rFonts w:ascii="Times New Roman" w:hAnsi="Times New Roman" w:eastAsia="宋体"/>
+          <w:sz w:val="21"/>
+        </w:rPr>
+        <w:t xml:space="preserve">时间: 2026-02-01 | </w:t>
+      </w:r>
+      <w:r>
+        <w:t xml:space="preserve">链接: </w:t>
+      </w:r>
+      <w:hyperlink r:id="rId54">
+        <w:r>
+          <w:rPr>
+            <w:rFonts w:ascii="Times New Roman" w:hAnsi="Times New Roman" w:eastAsia="宋体"/>
+            <w:color w:val="0000FF"/>
+            <w:sz w:val="21"/>
+            <w:u w:val="single"/>
+          </w:rPr>
+          <w:t>https://doi.org/10.1016/j.displa.2026.103382</w:t>
+        </w:r>
+      </w:hyperlink>
+    </w:p>
+    <w:p>
+      <w:pPr>
+        <w:spacing w:before="120"/>
+      </w:pPr>
+      <w:r>
+        <w:rPr>
+          <w:rFonts w:ascii="Times New Roman" w:hAnsi="Times New Roman" w:eastAsia="宋体"/>
+          <w:b/>
+          <w:sz w:val="21"/>
+        </w:rPr>
+        <w:t>中文摘要:</w:t>
+      </w:r>
+    </w:p>
+    <w:p>
+      <w:pPr>
+        <w:ind w:firstLine="360"/>
+      </w:pPr>
+      <w:r>
+        <w:rPr>
+          <w:rFonts w:ascii="Times New Roman" w:hAnsi="Times New Roman" w:eastAsia="宋体"/>
+          <w:sz w:val="21"/>
+        </w:rPr>
+        <w:t>（摘要暂缺，等待官方补全）</w:t>
+      </w:r>
+    </w:p>
+    <w:p>
+      <w:pPr>
+        <w:spacing w:before="120"/>
+      </w:pPr>
+      <w:r>
+        <w:rPr>
+          <w:rFonts w:ascii="Times New Roman" w:hAnsi="Times New Roman" w:eastAsia="宋体"/>
+          <w:b/>
+          <w:sz w:val="21"/>
+        </w:rPr>
+        <w:t>English Abstract:</w:t>
+      </w:r>
+    </w:p>
+    <w:p>
+      <w:r>
+        <w:rPr>
+          <w:rFonts w:ascii="Times New Roman" w:hAnsi="Times New Roman" w:eastAsia="宋体"/>
+          <w:sz w:val="21"/>
+        </w:rPr>
+        <w:t>Abstract not available.</w:t>
+      </w:r>
+    </w:p>
+    <w:p>
+      <w:r>
+        <w:rPr>
+          <w:rFonts w:ascii="Times New Roman" w:hAnsi="Times New Roman" w:eastAsia="宋体"/>
+          <w:sz w:val="21"/>
+        </w:rPr>
+        <w:t>__________________________________________________</w:t>
+      </w:r>
+    </w:p>
+    <w:p>
+      <w:pPr>
+        <w:pStyle w:val="Heading1"/>
+      </w:pPr>
+      <w:r>
+        <w:rPr>
+          <w:rFonts w:ascii="Times New Roman" w:hAnsi="Times New Roman" w:eastAsia="宋体"/>
+          <w:b/>
+          <w:color w:val="000000"/>
+          <w:sz w:val="32"/>
+        </w:rPr>
+        <w:t>Optics Continuum</w:t>
+      </w:r>
+    </w:p>
+    <w:p>
+      <w:pPr>
+        <w:jc w:val="center"/>
+      </w:pPr>
+      <w:r>
+        <w:t>--- 更新: 08:28 ---</w:t>
       </w:r>
     </w:p>
     <w:sectPr>

--- a/Optical_Papers_260208.docx
+++ b/Optical_Papers_260208.docx
@@ -278,6 +278,119 @@
     </w:p>
     <w:p>
       <w:pPr>
+        <w:pStyle w:val="Heading2"/>
+      </w:pPr>
+      <w:r/>
+      <w:r>
+        <w:rPr>
+          <w:rFonts w:ascii="Times New Roman" w:hAnsi="Times New Roman" w:eastAsia="宋体"/>
+          <w:b/>
+          <w:color w:val="000000"/>
+          <w:sz w:val="24"/>
+        </w:rPr>
+        <w:t>使用 snFLARE-seq 和 mxFRIZNGRND 分析不同解剖起源的前列腺癌的转录组学和代谢组学景观</w:t>
+      </w:r>
+    </w:p>
+    <w:p>
+      <w:r>
+        <w:rPr>
+          <w:rFonts w:ascii="Times New Roman" w:hAnsi="Times New Roman" w:eastAsia="宋体"/>
+          <w:b/>
+          <w:color w:val="003264"/>
+          <w:sz w:val="24"/>
+        </w:rPr>
+        <w:t>Analysis of the transcriptomic and metabolomic landscape of prostate cancer with different anatomical origins using snFLARE-seq and mxFRIZNGRND</w:t>
+      </w:r>
+    </w:p>
+    <w:p>
+      <w:r>
+        <w:rPr>
+          <w:rFonts w:ascii="Times New Roman" w:hAnsi="Times New Roman" w:eastAsia="宋体"/>
+          <w:sz w:val="21"/>
+        </w:rPr>
+        <w:t>作者: Dongyin He, Haoran Hu, Kai Xiao, Yuhang Zhang, Yongbing Cheng, Shaozhuo Jiao, Yimei Hao, Yuanyuan Cai, Ziqun Liu, Xinran Yan, Qinsheng Chen, Xiyan Mu, Qi Wang, Shan Peng, Guoqin Sang, Xiaoling Zhi, Yanxia Chang, Qing Ye, Yuyao Yang, Meixia Che, Shengsong Huang, Hongqian Guo, Luonan Chen, Huiru Tang, Xuefeng Qiu, Zhenfei Li</w:t>
+        <w:br/>
+      </w:r>
+      <w:r>
+        <w:rPr>
+          <w:rFonts w:ascii="Times New Roman" w:hAnsi="Times New Roman" w:eastAsia="宋体"/>
+          <w:sz w:val="21"/>
+        </w:rPr>
+        <w:t xml:space="preserve">时间: 2026-02-07 | </w:t>
+      </w:r>
+      <w:r>
+        <w:t xml:space="preserve">链接: </w:t>
+      </w:r>
+      <w:hyperlink r:id="rId55">
+        <w:r>
+          <w:rPr>
+            <w:rFonts w:ascii="Times New Roman" w:hAnsi="Times New Roman" w:eastAsia="宋体"/>
+            <w:color w:val="0000FF"/>
+            <w:sz w:val="21"/>
+            <w:u w:val="single"/>
+          </w:rPr>
+          <w:t>https://doi.org/10.1038/s41467-026-69347-7</w:t>
+        </w:r>
+      </w:hyperlink>
+    </w:p>
+    <w:p>
+      <w:pPr>
+        <w:spacing w:before="120"/>
+      </w:pPr>
+      <w:r>
+        <w:rPr>
+          <w:rFonts w:ascii="Times New Roman" w:hAnsi="Times New Roman" w:eastAsia="宋体"/>
+          <w:b/>
+          <w:sz w:val="21"/>
+        </w:rPr>
+        <w:t>中文摘要:</w:t>
+      </w:r>
+    </w:p>
+    <w:p>
+      <w:pPr>
+        <w:ind w:firstLine="360"/>
+      </w:pPr>
+      <w:r>
+        <w:rPr>
+          <w:rFonts w:ascii="Times New Roman" w:hAnsi="Times New Roman" w:eastAsia="宋体"/>
+          <w:sz w:val="21"/>
+        </w:rPr>
+        <w:t>摘要 不同解剖位置的前列腺癌细胞表现出显着的异质性。这对临床前模型的临床相关性和当代治疗方法的功效提出了挑战。在这里，我们开发了 snFLARE-seq 和 mxFRIZNGRND 方法，利用福尔马林固定石蜡包埋 (FFPE) 标本直接研究前列腺癌患者的转录组学和代谢组学情况。一项回顾性分析揭示了前列腺癌在外周区 (PZ)、移行区 (TZ) 以及 PZ 和 TZ 之间的临床差异。 snFLARE-seq 经过改进，可增强单核测序，揭示了 PZ 和 TZ 样本之间不同的细胞类型分布和信号通路。激素治疗极大地影响癌细胞和微环境，导致上皮细胞的极化特征和免疫微环境被破坏。随着代谢物提取的改进，mxFRIZNGRND 揭示了不同来源的前列腺癌的独特代谢特征。代谢组学结果表明，PZ 癌细胞处于代谢休眠状态，可能会被激素治疗唤醒。对 snFLARE-seq、mxFRIZNGRND 和 TCGA 数据库结果的综合分析揭示了与疾病侵袭性相关的四种代谢途径和相关基因。我们的工作可以加速对现实临床环境中疾病异质性和进化的研究，激发针对患者的精准医疗解决方案。</w:t>
+      </w:r>
+    </w:p>
+    <w:p>
+      <w:pPr>
+        <w:spacing w:before="120"/>
+      </w:pPr>
+      <w:r>
+        <w:rPr>
+          <w:rFonts w:ascii="Times New Roman" w:hAnsi="Times New Roman" w:eastAsia="宋体"/>
+          <w:b/>
+          <w:sz w:val="21"/>
+        </w:rPr>
+        <w:t>English Abstract:</w:t>
+      </w:r>
+    </w:p>
+    <w:p>
+      <w:r>
+        <w:rPr>
+          <w:rFonts w:ascii="Times New Roman" w:hAnsi="Times New Roman" w:eastAsia="宋体"/>
+          <w:sz w:val="21"/>
+        </w:rPr>
+        <w:t>Abstract Prostate cancer cells of different anatomical locations display remarkable heterogeneity. This poses a challenge to the clinical relevance of pre-clinical models and the efficacy of contemporary therapeutic approaches. Here we develop the snFLARE-seq and mxFRIZNGRND methodologies to directly investigate the transcriptomic and metabolomic landscape of prostate cancer patients utilizing formalin-fixed paraffin-embedded (FFPE) specimens. A retrospective analysis reveals the clinical disparities of prostate cancer from peripheral zone (PZ), transition zone (TZ), and across PZ and TZ. The snFLARE-seq, refined for enhanced single-nucleus sequencing, unveils distinct cell type distributions and signaling pathways between PZ and TZ samples. Hormone therapy substantially affects cancer cells and microenvironment, leading to a polarized feature of epithelial cells and a subverted immune microenvironment. With improvements in metabolite extraction, mxFRIZNGRND reveals unique metabolic features of prostate cancer from different origins. The metabolomic results indicate that PZ cancer cells are in a metabolic-dormant status, which are probably awaken by hormone therapy. Integrative analysis of results from snFLARE-seq, mxFRIZNGRND, and TCGA database uncovers four metabolic pathways and related genes associated with disease aggressiveness. Our work could accelerate investigations on disease heterogeneity and evolution in real-world clinical settings, stimulating patient-specific precision healthcare solutions.</w:t>
+      </w:r>
+    </w:p>
+    <w:p>
+      <w:r>
+        <w:rPr>
+          <w:rFonts w:ascii="Times New Roman" w:hAnsi="Times New Roman" w:eastAsia="宋体"/>
+          <w:sz w:val="21"/>
+        </w:rPr>
+        <w:t>__________________________________________________</w:t>
+      </w:r>
+    </w:p>
+    <w:p>
+      <w:pPr>
         <w:pStyle w:val="Heading1"/>
       </w:pPr>
       <w:r>
@@ -2695,6 +2808,571 @@
     </w:p>
     <w:p>
       <w:pPr>
+        <w:pStyle w:val="Heading2"/>
+      </w:pPr>
+      <w:r/>
+      <w:r>
+        <w:rPr>
+          <w:rFonts w:ascii="Times New Roman" w:hAnsi="Times New Roman" w:eastAsia="宋体"/>
+          <w:b/>
+          <w:color w:val="000000"/>
+          <w:sz w:val="24"/>
+        </w:rPr>
+        <w:t>整合素αv有助于调节血管平滑肌细胞硬度</w:t>
+      </w:r>
+    </w:p>
+    <w:p>
+      <w:r>
+        <w:rPr>
+          <w:rFonts w:ascii="Times New Roman" w:hAnsi="Times New Roman" w:eastAsia="宋体"/>
+          <w:b/>
+          <w:color w:val="003264"/>
+          <w:sz w:val="24"/>
+        </w:rPr>
+        <w:t>Integrin αv contributes to the regulation of vascular smooth muscle cell stiffness</w:t>
+      </w:r>
+    </w:p>
+    <w:p>
+      <w:r>
+        <w:rPr>
+          <w:rFonts w:ascii="Times New Roman" w:hAnsi="Times New Roman" w:eastAsia="宋体"/>
+          <w:sz w:val="21"/>
+        </w:rPr>
+        <w:t>作者: Rümeyza Bascetin, Ekaterina Belozertseva, Véronique Regnault, Alexandre Raoul, Xiao Liu, Caterina Maria Tone, Ali-Akbar Karkhaneh-Yousefi, Huguette Louis, Zhor Ramdane-Cherif, Cindy Lerognon, Stéphane Avril, Adam Lacy-Hulbert, Daniel Henrion, Emmanuelle Lacaze, Pascal Challande, Zhenlin Li, Patrick Lacolley</w:t>
+        <w:br/>
+      </w:r>
+      <w:r>
+        <w:rPr>
+          <w:rFonts w:ascii="Times New Roman" w:hAnsi="Times New Roman" w:eastAsia="宋体"/>
+          <w:sz w:val="21"/>
+        </w:rPr>
+        <w:t xml:space="preserve">时间: 2026-02-07 | </w:t>
+      </w:r>
+      <w:r>
+        <w:t xml:space="preserve">链接: </w:t>
+      </w:r>
+      <w:hyperlink r:id="rId56">
+        <w:r>
+          <w:rPr>
+            <w:rFonts w:ascii="Times New Roman" w:hAnsi="Times New Roman" w:eastAsia="宋体"/>
+            <w:color w:val="0000FF"/>
+            <w:sz w:val="21"/>
+            <w:u w:val="single"/>
+          </w:rPr>
+          <w:t>https://doi.org/10.1038/s41598-026-38948-z</w:t>
+        </w:r>
+      </w:hyperlink>
+    </w:p>
+    <w:p>
+      <w:pPr>
+        <w:spacing w:before="120"/>
+      </w:pPr>
+      <w:r>
+        <w:rPr>
+          <w:rFonts w:ascii="Times New Roman" w:hAnsi="Times New Roman" w:eastAsia="宋体"/>
+          <w:b/>
+          <w:sz w:val="21"/>
+        </w:rPr>
+        <w:t>中文摘要:</w:t>
+      </w:r>
+    </w:p>
+    <w:p>
+      <w:pPr>
+        <w:ind w:firstLine="360"/>
+      </w:pPr>
+      <w:r>
+        <w:rPr>
+          <w:rFonts w:ascii="Times New Roman" w:hAnsi="Times New Roman" w:eastAsia="宋体"/>
+          <w:sz w:val="21"/>
+        </w:rPr>
+        <w:t>摘要 动脉硬化受血管平滑肌细胞 (VSMC) 粘着斑组织的影响。我们研究了 α v 整合素对动脉壁硬度（通过回声描记术测量的杨氏模量）和 VSMC 硬度（通过原子力显微镜评估）的贡献。将 VSMC 特异性删除 α v 整合素 (α v SMKO ) 的小鼠在基线和血管紧张素 II 输注后与对照组进行比较。未刺激培养的α v 缺陷（α v -KD）VSMC 表现出比对照组更高的硬度，在血管紧张素 II 后进一步增加。为了解释在浅压痕深度进行的 AFM 测量，我们开发了 VSMC 纳米压痕的计算模型。模拟表明，浅压痕处较高的表观杨氏模量落在 α v -KD 细胞的实验范围内。这些细胞还表现出肌动蛋白聚合增强，并通过形成皮质 F-肌动蛋白而被血管紧张素 II 进一步放大。在体内，尽管 α v SMKO 小鼠在血管紧张素 II 治疗下表现出较低的弹性蛋白和较高的胶原蛋白含量，但在基线和血管紧张素 II 治疗后，α v SMKO 小鼠和对照小鼠的动脉压和壁弹性模量相似。总之，这些发现表明，在血管紧张素 II 治疗下的 α v SMKO 小鼠中观察到的动脉僵硬度的相当增加主要是由皮质肌动蛋白重新分布导致的 VSMC 硬度升高驱动的，这超过了细胞外基质的变化。</w:t>
+      </w:r>
+    </w:p>
+    <w:p>
+      <w:pPr>
+        <w:spacing w:before="120"/>
+      </w:pPr>
+      <w:r>
+        <w:rPr>
+          <w:rFonts w:ascii="Times New Roman" w:hAnsi="Times New Roman" w:eastAsia="宋体"/>
+          <w:b/>
+          <w:sz w:val="21"/>
+        </w:rPr>
+        <w:t>English Abstract:</w:t>
+      </w:r>
+    </w:p>
+    <w:p>
+      <w:r>
+        <w:rPr>
+          <w:rFonts w:ascii="Times New Roman" w:hAnsi="Times New Roman" w:eastAsia="宋体"/>
+          <w:sz w:val="21"/>
+        </w:rPr>
+        <w:t>Abstract Arterial stiffening is influenced by the organization of focal adhesions in vascular smooth muscle cells (VSMCs). We investigated the contribution of α v integrins to both arterial wall stiffness (Young’s modulus measured by echography) and VSMC stiffness (assessed by atomic force microscopy). Mice with VSMC-specific deletion of α v integrins (α v SMKO ) were compared with controls at baseline and following angiotensin II infusion. Unstimulated cultured α v -deficient (α v -KD) VSMCs exhibited higher stiffness than controls, with a further increase after angiotensin II. To interpret AFM measurements performed at shallow indentation depths, we developed a computational model of VSMC nanoindentation. Simulations showed that higher apparent Young’s moduli at shallow indentation fall within the experimental range of α v -KD cells. These cells also displayed enhanced actin polymerization, further amplified by angiotensin II through the formation of cortical F-actin. In vivo, arterial pressure and wall elastic modulus were similar between α v SMKO and control mice at baseline and after angiotensin II, despite α v SMKO mice exhibiting lower elastin and higher collagen content under angiotensin II. Together, these findings indicate that the comparable increase in arterial stiffness observed in α v SMKO mice under angiotensin II is driven primarily by elevated VSMC stiffness resulting from cortical actin redistribution, which outweighs extracellular matrix changes.</w:t>
+      </w:r>
+    </w:p>
+    <w:p>
+      <w:r>
+        <w:rPr>
+          <w:rFonts w:ascii="Times New Roman" w:hAnsi="Times New Roman" w:eastAsia="宋体"/>
+          <w:sz w:val="21"/>
+        </w:rPr>
+        <w:t>__________________________________________________</w:t>
+      </w:r>
+    </w:p>
+    <w:p>
+      <w:pPr>
+        <w:pStyle w:val="Heading2"/>
+      </w:pPr>
+      <w:r/>
+      <w:r>
+        <w:rPr>
+          <w:rFonts w:ascii="Times New Roman" w:hAnsi="Times New Roman" w:eastAsia="宋体"/>
+          <w:b/>
+          <w:color w:val="000000"/>
+          <w:sz w:val="24"/>
+        </w:rPr>
+        <w:t>微波反射和透射测量用于评估具有不同前体的地质聚合物内的水反应</w:t>
+      </w:r>
+    </w:p>
+    <w:p>
+      <w:r>
+        <w:rPr>
+          <w:rFonts w:ascii="Times New Roman" w:hAnsi="Times New Roman" w:eastAsia="宋体"/>
+          <w:b/>
+          <w:color w:val="003264"/>
+          <w:sz w:val="24"/>
+        </w:rPr>
+        <w:t>Microwave reflection and transmission measurements for evaluating water reaction within geopolymers with different precursors</w:t>
+      </w:r>
+    </w:p>
+    <w:p>
+      <w:r>
+        <w:rPr>
+          <w:rFonts w:ascii="Times New Roman" w:hAnsi="Times New Roman" w:eastAsia="宋体"/>
+          <w:sz w:val="21"/>
+        </w:rPr>
+        <w:t>作者: Ugur C. Hasar, Huseyin Korkmaz</w:t>
+        <w:br/>
+      </w:r>
+      <w:r>
+        <w:rPr>
+          <w:rFonts w:ascii="Times New Roman" w:hAnsi="Times New Roman" w:eastAsia="宋体"/>
+          <w:sz w:val="21"/>
+        </w:rPr>
+        <w:t xml:space="preserve">时间: 2026-02-07 | </w:t>
+      </w:r>
+      <w:r>
+        <w:t xml:space="preserve">链接: </w:t>
+      </w:r>
+      <w:hyperlink r:id="rId57">
+        <w:r>
+          <w:rPr>
+            <w:rFonts w:ascii="Times New Roman" w:hAnsi="Times New Roman" w:eastAsia="宋体"/>
+            <w:color w:val="0000FF"/>
+            <w:sz w:val="21"/>
+            <w:u w:val="single"/>
+          </w:rPr>
+          <w:t>https://doi.org/10.1038/s41598-026-36602-2</w:t>
+        </w:r>
+      </w:hyperlink>
+    </w:p>
+    <w:p>
+      <w:pPr>
+        <w:spacing w:before="120"/>
+      </w:pPr>
+      <w:r>
+        <w:rPr>
+          <w:rFonts w:ascii="Times New Roman" w:hAnsi="Times New Roman" w:eastAsia="宋体"/>
+          <w:b/>
+          <w:sz w:val="21"/>
+        </w:rPr>
+        <w:t>中文摘要:</w:t>
+      </w:r>
+    </w:p>
+    <w:p>
+      <w:pPr>
+        <w:ind w:firstLine="360"/>
+      </w:pPr>
+      <w:r>
+        <w:rPr>
+          <w:rFonts w:ascii="Times New Roman" w:hAnsi="Times New Roman" w:eastAsia="宋体"/>
+          <w:sz w:val="21"/>
+        </w:rPr>
+        <w:t>除了机械性能之外，与普通波特兰水泥结构相比，地质聚合物结构由于在其粘合过程中不需要煅烧，因此被认为是环境和经济友好的结构。为了利用这些特性，需要分析前体内部发生的水反应，该反应用于在结合过程（地理聚合）过程中补充足够的碱活化。在本研究中，微波反射和透射测量被用作无损工具，用于检测具有不同硅酸钠/氢氧化钠比例的粉煤灰（FA）、磨碎的粒状高炉矿渣（GGBFS）和煅烧粘土或偏高岭土（MK）前体的地质聚合物糊状样品的水反应。我们的测量表明以下结果。首先，在分析所有测试地质聚合物糊状样品（FA、GGBFS 和 MK）中的水反应时，微波传输特性比微波反射特性更有用且更可取。其次，反射测量 ($$|S_{11}|$$) 对样本长度的敏感性极低，厚度在 10 至 20 mm 之间的差异低于 0.45 dB。第三，相反，传输响应 ($$|S_{21}|$$) 显示出高达 35 dB 的显着变化，强调了它们对内部水反应机制的敏感性增强。第四，介电特性表明，相对于 GGBFS ($$\approx 0.08$$) 和 MK ($$\approx 0.03$$)，FA 粉末具有更高的介电损耗 ($$\epsilon _{r}^{\prime \prime } \approx 0.50$$)，这直接决定了信号衰减的幅度。最后，在所有制备的样品中观察到的质量损失可以忽略不计（&lt;2.5%），这证实了 $$|S_{21}|$$ 的演变主要是由自由水转化为基质内的结合水而不是蒸发损失。还进行了扫描电子显微镜显微照片和能量色散光谱测试，以检查制备的样品中水反应的影响。</w:t>
+      </w:r>
+    </w:p>
+    <w:p>
+      <w:pPr>
+        <w:spacing w:before="120"/>
+      </w:pPr>
+      <w:r>
+        <w:rPr>
+          <w:rFonts w:ascii="Times New Roman" w:hAnsi="Times New Roman" w:eastAsia="宋体"/>
+          <w:b/>
+          <w:sz w:val="21"/>
+        </w:rPr>
+        <w:t>English Abstract:</w:t>
+      </w:r>
+    </w:p>
+    <w:p>
+      <w:r>
+        <w:rPr>
+          <w:rFonts w:ascii="Times New Roman" w:hAnsi="Times New Roman" w:eastAsia="宋体"/>
+          <w:sz w:val="21"/>
+        </w:rPr>
+        <w:t>In addition to their mechanical properties, geopolymer structures are considered to be environmentally and economically friendly structures due to the non-requirement of calcination in their binding process, as compared with ordinary Portland cement structures. To take advantage of these properties, the water reaction occurring inside the precursors, which are used to supplement sufficient alkali activation during the binding process (geopolimerization), needs to be analyzed. In this study, microwave reflection and transmission measurements are applied as a non-destructive tool in the detection of water reaction with geopolymer paste samples with fly ash (FA), ground granulated blast furnace slag (GGBFS), and calcinated clay or metakaolin (MK) precursors having different sodium silicate/sodium hydroxide ratios. Our measurements indicate the following results. First, microwave transmission properties are more useful than and preferable to microwave reflection properties for the analysis of water reaction within all test geopolymer paste samples (FA, GGBFS, and MK). Second, reflection measurements ($$|S_{11}|$$) exhibited minimal sensitivity to specimen length, with differences below 0.45 dB for thicknesses between 10 and 20 mm. Third, conversely, transmission responses ($$|S_{21}|$$) showed pronounced variations of up to 35 dB, underscoring their enhanced sensitivity to internal water reaction mechanisms. Fourth, dielectric characterization indicated that FA powder possessed substantially higher dielectric loss ($$\epsilon _{r}^{\prime \prime } \approx 0.50$$) relative to GGBFS ($$\approx 0.08$$) and MK ($$\approx 0.03$$), which directly governed the magnitude of signal attenuation. Finally, the negligible mass loss observed across all prepared samples (&lt;2.5%) confirms that the evolution of $$|S_{21}|$$ was dominated by the transformation of free water into bound water within the matrix rather than by evaporative losses. Scanning electron microscope micrographs and energy dispersive spectroscopy tests were also performed to examine the effect of water reaction within the prepared samples.</w:t>
+      </w:r>
+    </w:p>
+    <w:p>
+      <w:r>
+        <w:rPr>
+          <w:rFonts w:ascii="Times New Roman" w:hAnsi="Times New Roman" w:eastAsia="宋体"/>
+          <w:sz w:val="21"/>
+        </w:rPr>
+        <w:t>__________________________________________________</w:t>
+      </w:r>
+    </w:p>
+    <w:p>
+      <w:pPr>
+        <w:pStyle w:val="Heading2"/>
+      </w:pPr>
+      <w:r/>
+      <w:r>
+        <w:rPr>
+          <w:rFonts w:ascii="Times New Roman" w:hAnsi="Times New Roman" w:eastAsia="宋体"/>
+          <w:b/>
+          <w:color w:val="000000"/>
+          <w:sz w:val="24"/>
+        </w:rPr>
+        <w:t>与传统 CBCT 相比，多源 CBCT 提高牙种植体初期稳定性可预测性的可行性</w:t>
+      </w:r>
+    </w:p>
+    <w:p>
+      <w:r>
+        <w:rPr>
+          <w:rFonts w:ascii="Times New Roman" w:hAnsi="Times New Roman" w:eastAsia="宋体"/>
+          <w:b/>
+          <w:color w:val="003264"/>
+          <w:sz w:val="24"/>
+        </w:rPr>
+        <w:t>Feasibility of multisource CBCT for improving the predictability of dental implant primary stability compared to conventional CBCT</w:t>
+      </w:r>
+    </w:p>
+    <w:p>
+      <w:r>
+        <w:rPr>
+          <w:rFonts w:ascii="Times New Roman" w:hAnsi="Times New Roman" w:eastAsia="宋体"/>
+          <w:sz w:val="21"/>
+        </w:rPr>
+        <w:t>作者: Wei Luo, Yuanming Hu, Amanda Finger Stadler, Antonio J. Moretti, Donald A. Tyndall, Christina R. Inscoe, Yueh Z. Lee, Jianping Lu, Otto Zhou</w:t>
+        <w:br/>
+      </w:r>
+      <w:r>
+        <w:rPr>
+          <w:rFonts w:ascii="Times New Roman" w:hAnsi="Times New Roman" w:eastAsia="宋体"/>
+          <w:sz w:val="21"/>
+        </w:rPr>
+        <w:t xml:space="preserve">时间: 2026-02-07 | </w:t>
+      </w:r>
+      <w:r>
+        <w:t xml:space="preserve">链接: </w:t>
+      </w:r>
+      <w:hyperlink r:id="rId58">
+        <w:r>
+          <w:rPr>
+            <w:rFonts w:ascii="Times New Roman" w:hAnsi="Times New Roman" w:eastAsia="宋体"/>
+            <w:color w:val="0000FF"/>
+            <w:sz w:val="21"/>
+            <w:u w:val="single"/>
+          </w:rPr>
+          <w:t>https://doi.org/10.1038/s41598-026-39266-0</w:t>
+        </w:r>
+      </w:hyperlink>
+    </w:p>
+    <w:p>
+      <w:pPr>
+        <w:spacing w:before="120"/>
+      </w:pPr>
+      <w:r>
+        <w:rPr>
+          <w:rFonts w:ascii="Times New Roman" w:hAnsi="Times New Roman" w:eastAsia="宋体"/>
+          <w:b/>
+          <w:sz w:val="21"/>
+        </w:rPr>
+        <w:t>中文摘要:</w:t>
+      </w:r>
+    </w:p>
+    <w:p>
+      <w:pPr>
+        <w:ind w:firstLine="360"/>
+      </w:pPr>
+      <w:r>
+        <w:rPr>
+          <w:rFonts w:ascii="Times New Roman" w:hAnsi="Times New Roman" w:eastAsia="宋体"/>
+          <w:sz w:val="21"/>
+        </w:rPr>
+        <w:t>锥形束计算机断层扫描 (CBCT) 是当前牙科领域首选的 3D 成像方式，广泛用于术前种植规划。可以根据 CBCT 得出的亨斯菲尔德单位 (HU) 值来评估种植体部位，从中可以做出临床决策，包括种植体植入的适用性和手术方法。然而，当前的 CBCT 对于量化 HU 来说是不准确且不可靠的，并且将 CBCT 得出的 HU 与种植体初级稳定性相关联的尝试产生了不同的结果。本研究表明，与传统的单源 CBCT 相比，采用分布式碳纳米管 (CNT) X 射线源阵列技术实现的新型多源 CBCT (ms-CBCT) 在由 HU 值近似的猪股骨皮质骨密度与由种植体插入扭矩测量的种植体初级稳定性之间提供了更强的相关性。使用 ms-CBCT 和传统 CBCT 对 12 个计划的牙种植位点进行了成像。获得每个部位周围的平均骨HU值，并在术中测量插入扭矩。线性回归表明插入扭矩和 ms-CBCT 衍生的 HU 之间存在很强且具有统计显着性的相关性（R² = 0.86，p = 0.00014），而传统 CBCT 显示出较弱但仍然显着的相关性（R² = 0.55，p = 0.0056）。这些发现表明，通过减轻 X 射线光子散射和锥形束伪影，ms-CBCT 衍生的 HU 更好地反映了与种植体稳定性相关的局部骨质量，突出了其改善患者特定种植体规划和提高整体种植牙成功率的潜力。</w:t>
+      </w:r>
+    </w:p>
+    <w:p>
+      <w:pPr>
+        <w:spacing w:before="120"/>
+      </w:pPr>
+      <w:r>
+        <w:rPr>
+          <w:rFonts w:ascii="Times New Roman" w:hAnsi="Times New Roman" w:eastAsia="宋体"/>
+          <w:b/>
+          <w:sz w:val="21"/>
+        </w:rPr>
+        <w:t>English Abstract:</w:t>
+      </w:r>
+    </w:p>
+    <w:p>
+      <w:r>
+        <w:rPr>
+          <w:rFonts w:ascii="Times New Roman" w:hAnsi="Times New Roman" w:eastAsia="宋体"/>
+          <w:sz w:val="21"/>
+        </w:rPr>
+        <w:t>Cone beam computed tomography (CBCT) is the current 3D imaging modality of choice in dentistry and is widely used for presurgical implant planning. Implant sites can potentially be evaluated based on their CBCT-derived Hounsfield Units (HU) values, from which clinical decisions, including suitability for implant placement and surgical approach can be made. The current CBCT, however, is inaccurate and unreliable for quantifying the HU, and attempts to correlate CBCT-derived HU with implant primary stability have produced mixed results. This study demonstrated that the novel multisource CBCT (ms-CBCT) enabled by the distributed carbon nanotube (CNT) x-ray source array technology provides a stronger correlation between the cortical bone density of porcine femur approximated by the HU values and the implant primary stability measured by the implant insertion torque, when compared to the conventional single-source CBCT. Twelve planned dental implant sites were imaged with both ms-CBCT and conventional CBCT. The averaged bone HU value was obtained around each site, and insertion torque was measured intraoperatively. Linear regression demonstrated a strong and statistically significant correlation between insertion torque and ms-CBCT-derived HU (R² = 0.86, p = 0.00014), while conventional CBCT showed a weaker but still significant correlation (R² = 0.55, p = 0.0056). These findings suggest that by mitigating x-ray photon scatter and cone beam artifacts, the ms-CBCT derived HU better reflects local bone quality relevant to implant stability, highlighting its potential to improve patient-specific implant planning and improve overall dental implant success.</w:t>
+      </w:r>
+    </w:p>
+    <w:p>
+      <w:r>
+        <w:rPr>
+          <w:rFonts w:ascii="Times New Roman" w:hAnsi="Times New Roman" w:eastAsia="宋体"/>
+          <w:sz w:val="21"/>
+        </w:rPr>
+        <w:t>__________________________________________________</w:t>
+      </w:r>
+    </w:p>
+    <w:p>
+      <w:pPr>
+        <w:pStyle w:val="Heading2"/>
+      </w:pPr>
+      <w:r/>
+      <w:r>
+        <w:rPr>
+          <w:rFonts w:ascii="Times New Roman" w:hAnsi="Times New Roman" w:eastAsia="宋体"/>
+          <w:b/>
+          <w:color w:val="000000"/>
+          <w:sz w:val="24"/>
+        </w:rPr>
+        <w:t>使用混合特征选择方法有效检测 TON-IoT 数据集中的入侵</w:t>
+      </w:r>
+    </w:p>
+    <w:p>
+      <w:r>
+        <w:rPr>
+          <w:rFonts w:ascii="Times New Roman" w:hAnsi="Times New Roman" w:eastAsia="宋体"/>
+          <w:b/>
+          <w:color w:val="003264"/>
+          <w:sz w:val="24"/>
+        </w:rPr>
+        <w:t>Efficient detection of intrusions in TON-IoT dataset using hybrid feature selection approach</w:t>
+      </w:r>
+    </w:p>
+    <w:p>
+      <w:r>
+        <w:rPr>
+          <w:rFonts w:ascii="Times New Roman" w:hAnsi="Times New Roman" w:eastAsia="宋体"/>
+          <w:sz w:val="21"/>
+        </w:rPr>
+        <w:t>作者: N. Dharini, V. S. Janani, Jeevaa Katiravan</w:t>
+        <w:br/>
+      </w:r>
+      <w:r>
+        <w:rPr>
+          <w:rFonts w:ascii="Times New Roman" w:hAnsi="Times New Roman" w:eastAsia="宋体"/>
+          <w:sz w:val="21"/>
+        </w:rPr>
+        <w:t xml:space="preserve">时间: 2026-02-07 | </w:t>
+      </w:r>
+      <w:r>
+        <w:t xml:space="preserve">链接: </w:t>
+      </w:r>
+      <w:hyperlink r:id="rId59">
+        <w:r>
+          <w:rPr>
+            <w:rFonts w:ascii="Times New Roman" w:hAnsi="Times New Roman" w:eastAsia="宋体"/>
+            <w:color w:val="0000FF"/>
+            <w:sz w:val="21"/>
+            <w:u w:val="single"/>
+          </w:rPr>
+          <w:t>https://doi.org/10.1038/s41598-026-37834-y</w:t>
+        </w:r>
+      </w:hyperlink>
+    </w:p>
+    <w:p>
+      <w:pPr>
+        <w:spacing w:before="120"/>
+      </w:pPr>
+      <w:r>
+        <w:rPr>
+          <w:rFonts w:ascii="Times New Roman" w:hAnsi="Times New Roman" w:eastAsia="宋体"/>
+          <w:b/>
+          <w:sz w:val="21"/>
+        </w:rPr>
+        <w:t>中文摘要:</w:t>
+      </w:r>
+    </w:p>
+    <w:p>
+      <w:pPr>
+        <w:ind w:firstLine="360"/>
+      </w:pPr>
+      <w:r>
+        <w:rPr>
+          <w:rFonts w:ascii="Times New Roman" w:hAnsi="Times New Roman" w:eastAsia="宋体"/>
+          <w:sz w:val="21"/>
+        </w:rPr>
+        <w:t>这项研究通过引入偏差感知数据集细化策略来改进物联网攻击分类，该策略消除基于 IP 和端口的标识符，并应用域引导的混合特征选择框架来派生轻量级且可泛化的特征集。出于对超越预定义网络配置的入侵检测模型的需求，本研究重点关注行为驱动的网络功能，这些功能可在物联网环境中实现更现实的攻击分类。基于包装器的特征选择方法，包括前向选择、后向消除和遗传算法，可识别五个最佳特征。为了评估所选特征子集的鲁棒性，在二元和多类设置下评估简单分类器（决策树和 KNN）和集成学习模型（包括随机森林、梯度提升、XGBoost、Bagging 和投票集成）。使用所提出的简化特征集，决策树分类器的二元分类精度达到 0.986，多类攻击分类精度达到 0.972，而 K 最近邻分类器在二元和多类场景中始终达到 0.972 的精度，而集成模型仅产生边际性能改进。使用精度、召回率、F1 分数、混淆矩阵和 Cohen Kappa 进行的评估证实，区分能力主要来自于所选的特征子集，而不是分类器的复杂性。这些结果表明，有效的特征选择使轻量级模型能够实现适合现实世界物联网部署的有竞争力的入侵检测性能。</w:t>
+      </w:r>
+    </w:p>
+    <w:p>
+      <w:pPr>
+        <w:spacing w:before="120"/>
+      </w:pPr>
+      <w:r>
+        <w:rPr>
+          <w:rFonts w:ascii="Times New Roman" w:hAnsi="Times New Roman" w:eastAsia="宋体"/>
+          <w:b/>
+          <w:sz w:val="21"/>
+        </w:rPr>
+        <w:t>English Abstract:</w:t>
+      </w:r>
+    </w:p>
+    <w:p>
+      <w:r>
+        <w:rPr>
+          <w:rFonts w:ascii="Times New Roman" w:hAnsi="Times New Roman" w:eastAsia="宋体"/>
+          <w:sz w:val="21"/>
+        </w:rPr>
+        <w:t>This research improves IoT attack classification by introducing a bias-aware dataset refinement strategy that eliminates IP- and port-based identifiers and applies a domain-guided hybrid feature selection framework to derive a lightweight and generalizable feature set. Motivated by the need for intrusion detection models that generalize beyond predefined network configurations, this study focuses on behavior-driven network features that enable more realistic attack categorization in IoT environments. Wrapper-based feature selection methods, including forward selection, backward elimination, and genetic algorithms, identify five optimal features. To assess the robustness of the selected feature subset, both simple classifiers (Decision Tree and KNN) and ensemble learning models, including Random Forest, Gradient Boosting, XGBoost, Bagging, and Voting Ensemble, are evaluated under binary and multi-class settings. Using the proposed reduced feature set, the Decision Tree classifier achieved an accuracy of 0.986 for binary classification and 0.972 for multi-class attack classification, while the K-Nearest Neighbor classifier consistently achieved an accuracy of 0.972 for both binary and multi-class scenarios, while ensemble models yield only marginal performance improvements. Evaluation using precision, recall, F1-score, confusion matrices, and Cohen’s Kappa confirms that the discriminative power primarily arises from the selected feature subset rather than classifier complexity. These results demonstrate that effective feature selection enables lightweight models to achieve competitive intrusion detection performance suitable for real-world IoT deployments.</w:t>
+      </w:r>
+    </w:p>
+    <w:p>
+      <w:r>
+        <w:rPr>
+          <w:rFonts w:ascii="Times New Roman" w:hAnsi="Times New Roman" w:eastAsia="宋体"/>
+          <w:sz w:val="21"/>
+        </w:rPr>
+        <w:t>__________________________________________________</w:t>
+      </w:r>
+    </w:p>
+    <w:p>
+      <w:pPr>
+        <w:pStyle w:val="Heading2"/>
+      </w:pPr>
+      <w:r/>
+      <w:r>
+        <w:rPr>
+          <w:rFonts w:ascii="Times New Roman" w:hAnsi="Times New Roman" w:eastAsia="宋体"/>
+          <w:b/>
+          <w:color w:val="000000"/>
+          <w:sz w:val="24"/>
+        </w:rPr>
+        <w:t>1980年至2022年乌干达采采蝇表观密度时空变化的系统回顾和荟萃分析</w:t>
+      </w:r>
+    </w:p>
+    <w:p>
+      <w:r>
+        <w:rPr>
+          <w:rFonts w:ascii="Times New Roman" w:hAnsi="Times New Roman" w:eastAsia="宋体"/>
+          <w:b/>
+          <w:color w:val="003264"/>
+          <w:sz w:val="24"/>
+        </w:rPr>
+        <w:t>Systematic review and meta-analysis of the spatio-temporal changes in apparent tsetse fly density in Uganda from 1980 to 2022</w:t>
+      </w:r>
+    </w:p>
+    <w:p>
+      <w:r>
+        <w:rPr>
+          <w:rFonts w:ascii="Times New Roman" w:hAnsi="Times New Roman" w:eastAsia="宋体"/>
+          <w:sz w:val="21"/>
+        </w:rPr>
+        <w:t>作者: Karla Rascón-García, Auther Tamale Wasswa, Beatriz Martínez-López, Giuliano Cecchi, Albert Mugenyi, Enock Matovu, Dennis Muhanguzi</w:t>
+        <w:br/>
+      </w:r>
+      <w:r>
+        <w:rPr>
+          <w:rFonts w:ascii="Times New Roman" w:hAnsi="Times New Roman" w:eastAsia="宋体"/>
+          <w:sz w:val="21"/>
+        </w:rPr>
+        <w:t xml:space="preserve">时间: 2026-02-07 | </w:t>
+      </w:r>
+      <w:r>
+        <w:t xml:space="preserve">链接: </w:t>
+      </w:r>
+      <w:hyperlink r:id="rId60">
+        <w:r>
+          <w:rPr>
+            <w:rFonts w:ascii="Times New Roman" w:hAnsi="Times New Roman" w:eastAsia="宋体"/>
+            <w:color w:val="0000FF"/>
+            <w:sz w:val="21"/>
+            <w:u w:val="single"/>
+          </w:rPr>
+          <w:t>https://doi.org/10.1038/s41598-025-32160-1</w:t>
+        </w:r>
+      </w:hyperlink>
+    </w:p>
+    <w:p>
+      <w:pPr>
+        <w:spacing w:before="120"/>
+      </w:pPr>
+      <w:r>
+        <w:rPr>
+          <w:rFonts w:ascii="Times New Roman" w:hAnsi="Times New Roman" w:eastAsia="宋体"/>
+          <w:b/>
+          <w:sz w:val="21"/>
+        </w:rPr>
+        <w:t>中文摘要:</w:t>
+      </w:r>
+    </w:p>
+    <w:p>
+      <w:pPr>
+        <w:ind w:firstLine="360"/>
+      </w:pPr>
+      <w:r>
+        <w:rPr>
+          <w:rFonts w:ascii="Times New Roman" w:hAnsi="Times New Roman" w:eastAsia="宋体"/>
+          <w:sz w:val="21"/>
+        </w:rPr>
+        <w:t>采采蝇传播的锥虫病继续限制撒哈拉以南非洲 (SSA) 超过 1000 万平方公里的农业和畜牧业潜力。尽管乌干达的动物健康和生产受到限制，但尚无描述采采蝇分布的准确的国家和次国家级数据。为了了解乌干达采采蝇密度（苍蝇/陷阱/天，或 FTD）并帮助沿着动物锥虫病的渐进控制途径 (PCP) 前进，我们估计了乌干达各县的 FTD，并探索了影响 FTD 变化的因素。从五个生命科学数据库中检索了乌干达采采蝇出版物（n = 3462），重点关注了解采采蝇空间分布的研究，特别是报告全国范围内的 FTD。遵循 PRISMA 指南，我们对 42 篇出版物进行了系统回顾和荟萃分析，目的是根据汇总的出版物数据生成更新的地图来描述采采蝇的空间分布。目前的研究结果强调了空间数据的巨大差距和高度分散的时间收集周期。在评估的 42 篇论文中，只有 20 篇报告了 FTD 并被纳入荟萃分析。为了从提取的数据中获得见解，建立了零膨胀多级泊松来估计采采蝇的空间分布。元回归结果发现，空间（即县以下）、时间（即采集期）和舌藻物种的相互作用解释了大部分（87.32%）观察到的 FTD 变化。尽管有几项研究没有对捕获的苍蝇进行物种形成，但乌干达报告的最主要物种是 Glossina fuscipes fuscipes。在获得的所有记录中，乌干达西部地区的样本严重不足。尽管存在一些局限性，例如某些地区的代表性不足以及 FTD 报告多年来不断下降，但我们确定了未来研究的基础，并建议在实施基于风险的采采蝇控制计划时使用县以下的估计来确定空间集群。此外，未来的研究应针对确定采采蝇栖息地的环境和气候预测因子，我们为未来开发锥虫病媒介国家级信息系统（即“图集”）奠定了坚实的基础。</w:t>
+      </w:r>
+    </w:p>
+    <w:p>
+      <w:pPr>
+        <w:spacing w:before="120"/>
+      </w:pPr>
+      <w:r>
+        <w:rPr>
+          <w:rFonts w:ascii="Times New Roman" w:hAnsi="Times New Roman" w:eastAsia="宋体"/>
+          <w:b/>
+          <w:sz w:val="21"/>
+        </w:rPr>
+        <w:t>English Abstract:</w:t>
+      </w:r>
+    </w:p>
+    <w:p>
+      <w:r>
+        <w:rPr>
+          <w:rFonts w:ascii="Times New Roman" w:hAnsi="Times New Roman" w:eastAsia="宋体"/>
+          <w:sz w:val="21"/>
+        </w:rPr>
+        <w:t>Tsetse-transmitted trypanosomiasis continues to constrain more than 10 million km2 of high agricultural and livestock farming potential in sub-Saharan Africa (SSA). Despite its constraints to animal health and production, no accurate national and sub-national level data describing the distribution of tsetse flies has been produced for Uganda. To inform the tsetse fly density (flies/trap/day, or FTD) in Uganda and help advance along the progressive control pathway (PCP) for animal trypanosomiasis, we estimated FTD across sub-counties in Uganda and explored factors influencing variations in FTD across studies. Tsetse fly publications (n = 3462) were retrieved for Uganda from five life sciences databases, focusing on studies which inform the spatial distribution of tsetse flies, particularly reporting FTD across the nation. Following PRISMA guidelines, we conducted a systematic review and meta-analysis of 42 publications with the aim of producing an updated map to describe the spatial distribution of tsetse flies from pooled publication data. Current findings highlight substantial spatial data gaps with highly fragmented temporal collection periods. Of the 42 papers evaluated, only 20 reported FTD and were included in meta-analyses. To exhaust insights from extracted data, a zero-inflated multilevel Poisson was built to estimate the spatial distribution of tsetse flies. Meta-regression results found that the interaction of space (i.e. sub-county), time (i.e. collection period) and Glossina species explained the majority (87.32%) of observed FTD variations. Though several studies did not perform speciation of captured flies, the most predominant species reported in Uganda was Glossina fuscipes fuscipes. Across all records obtained, the western region of Uganda was severely under-sampled. Despite the limitations, like underrepresentation of some regions and declining report of FTD over years, we identified a basis for future research and recommend sub-county estimates be used to target spatial clusters when implementing risk-based tsetse control programs. Moreover, future research should target identifying environmental and climactic predictors of tsetse fly habitats, and we established a solid foundation for the future development of a national-level information system for the vectors of trypanosomiasis (i.e. an ‘atlas’).</w:t>
+      </w:r>
+    </w:p>
+    <w:p>
+      <w:r>
+        <w:rPr>
+          <w:rFonts w:ascii="Times New Roman" w:hAnsi="Times New Roman" w:eastAsia="宋体"/>
+          <w:sz w:val="21"/>
+        </w:rPr>
+        <w:t>__________________________________________________</w:t>
+      </w:r>
+    </w:p>
+    <w:p>
+      <w:pPr>
         <w:pStyle w:val="Heading1"/>
       </w:pPr>
       <w:r>
@@ -3056,6 +3734,458 @@
     </w:p>
     <w:p>
       <w:pPr>
+        <w:pStyle w:val="Heading2"/>
+      </w:pPr>
+      <w:r/>
+      <w:r>
+        <w:rPr>
+          <w:rFonts w:ascii="Times New Roman" w:hAnsi="Times New Roman" w:eastAsia="宋体"/>
+          <w:b/>
+          <w:color w:val="000000"/>
+          <w:sz w:val="24"/>
+        </w:rPr>
+        <w:t>使用相衬成像在可见光范围内简化克尔折射率测量</w:t>
+      </w:r>
+    </w:p>
+    <w:p>
+      <w:r>
+        <w:rPr>
+          <w:rFonts w:ascii="Times New Roman" w:hAnsi="Times New Roman" w:eastAsia="宋体"/>
+          <w:b/>
+          <w:color w:val="003264"/>
+          <w:sz w:val="24"/>
+        </w:rPr>
+        <w:t>Simplified Kerr refractive index measurement in the visible range using phase object contrast imaging</w:t>
+      </w:r>
+    </w:p>
+    <w:p>
+      <w:r>
+        <w:rPr>
+          <w:rFonts w:ascii="Times New Roman" w:hAnsi="Times New Roman" w:eastAsia="宋体"/>
+          <w:sz w:val="21"/>
+        </w:rPr>
+        <w:t>作者: Georges Boudebs, Julien-Bilal Zinoune, Christophe Cassagne, Mihaela Chis</w:t>
+        <w:br/>
+      </w:r>
+      <w:r>
+        <w:rPr>
+          <w:rFonts w:ascii="Times New Roman" w:hAnsi="Times New Roman" w:eastAsia="宋体"/>
+          <w:sz w:val="21"/>
+        </w:rPr>
+        <w:t xml:space="preserve">时间: 2026-06-01 | </w:t>
+      </w:r>
+      <w:r>
+        <w:t xml:space="preserve">链接: </w:t>
+      </w:r>
+      <w:hyperlink r:id="rId61">
+        <w:r>
+          <w:rPr>
+            <w:rFonts w:ascii="Times New Roman" w:hAnsi="Times New Roman" w:eastAsia="宋体"/>
+            <w:color w:val="0000FF"/>
+            <w:sz w:val="21"/>
+            <w:u w:val="single"/>
+          </w:rPr>
+          <w:t>https://doi.org/10.1016/j.optlastec.2026.114888</w:t>
+        </w:r>
+      </w:hyperlink>
+    </w:p>
+    <w:p>
+      <w:pPr>
+        <w:spacing w:before="120"/>
+      </w:pPr>
+      <w:r>
+        <w:rPr>
+          <w:rFonts w:ascii="Times New Roman" w:hAnsi="Times New Roman" w:eastAsia="宋体"/>
+          <w:b/>
+          <w:sz w:val="21"/>
+        </w:rPr>
+        <w:t>中文摘要:</w:t>
+      </w:r>
+    </w:p>
+    <w:p>
+      <w:pPr>
+        <w:ind w:firstLine="360"/>
+      </w:pPr>
+      <w:r>
+        <w:rPr>
+          <w:rFonts w:ascii="Times New Roman" w:hAnsi="Times New Roman" w:eastAsia="宋体"/>
+          <w:sz w:val="21"/>
+        </w:rPr>
+        <w:t>（摘要暂缺，等待官方补全）</w:t>
+      </w:r>
+    </w:p>
+    <w:p>
+      <w:pPr>
+        <w:spacing w:before="120"/>
+      </w:pPr>
+      <w:r>
+        <w:rPr>
+          <w:rFonts w:ascii="Times New Roman" w:hAnsi="Times New Roman" w:eastAsia="宋体"/>
+          <w:b/>
+          <w:sz w:val="21"/>
+        </w:rPr>
+        <w:t>English Abstract:</w:t>
+      </w:r>
+    </w:p>
+    <w:p>
+      <w:r>
+        <w:rPr>
+          <w:rFonts w:ascii="Times New Roman" w:hAnsi="Times New Roman" w:eastAsia="宋体"/>
+          <w:sz w:val="21"/>
+        </w:rPr>
+        <w:t>Abstract not available.</w:t>
+      </w:r>
+    </w:p>
+    <w:p>
+      <w:r>
+        <w:rPr>
+          <w:rFonts w:ascii="Times New Roman" w:hAnsi="Times New Roman" w:eastAsia="宋体"/>
+          <w:sz w:val="21"/>
+        </w:rPr>
+        <w:t>__________________________________________________</w:t>
+      </w:r>
+    </w:p>
+    <w:p>
+      <w:pPr>
+        <w:pStyle w:val="Heading2"/>
+      </w:pPr>
+      <w:r/>
+      <w:r>
+        <w:rPr>
+          <w:rFonts w:ascii="Times New Roman" w:hAnsi="Times New Roman" w:eastAsia="宋体"/>
+          <w:b/>
+          <w:color w:val="000000"/>
+          <w:sz w:val="24"/>
+        </w:rPr>
+        <w:t>激光超声无损评估TA2钛的屈服强度</w:t>
+      </w:r>
+    </w:p>
+    <w:p>
+      <w:r>
+        <w:rPr>
+          <w:rFonts w:ascii="Times New Roman" w:hAnsi="Times New Roman" w:eastAsia="宋体"/>
+          <w:b/>
+          <w:color w:val="003264"/>
+          <w:sz w:val="24"/>
+        </w:rPr>
+        <w:t>Non-Destructive yield strength evaluation of TA2 titanium by laser ultrasonics</w:t>
+      </w:r>
+    </w:p>
+    <w:p>
+      <w:r>
+        <w:rPr>
+          <w:rFonts w:ascii="Times New Roman" w:hAnsi="Times New Roman" w:eastAsia="宋体"/>
+          <w:sz w:val="21"/>
+        </w:rPr>
+        <w:t>作者: Xing Mao, Xiaochen Wang, Quan Yang, Jingdong Li, Yanjie Zhang, Wenjun Gao, Yingying Meng</w:t>
+        <w:br/>
+      </w:r>
+      <w:r>
+        <w:rPr>
+          <w:rFonts w:ascii="Times New Roman" w:hAnsi="Times New Roman" w:eastAsia="宋体"/>
+          <w:sz w:val="21"/>
+        </w:rPr>
+        <w:t xml:space="preserve">时间: 2026-06-01 | </w:t>
+      </w:r>
+      <w:r>
+        <w:t xml:space="preserve">链接: </w:t>
+      </w:r>
+      <w:hyperlink r:id="rId62">
+        <w:r>
+          <w:rPr>
+            <w:rFonts w:ascii="Times New Roman" w:hAnsi="Times New Roman" w:eastAsia="宋体"/>
+            <w:color w:val="0000FF"/>
+            <w:sz w:val="21"/>
+            <w:u w:val="single"/>
+          </w:rPr>
+          <w:t>https://doi.org/10.1016/j.optlastec.2026.114893</w:t>
+        </w:r>
+      </w:hyperlink>
+    </w:p>
+    <w:p>
+      <w:pPr>
+        <w:spacing w:before="120"/>
+      </w:pPr>
+      <w:r>
+        <w:rPr>
+          <w:rFonts w:ascii="Times New Roman" w:hAnsi="Times New Roman" w:eastAsia="宋体"/>
+          <w:b/>
+          <w:sz w:val="21"/>
+        </w:rPr>
+        <w:t>中文摘要:</w:t>
+      </w:r>
+    </w:p>
+    <w:p>
+      <w:pPr>
+        <w:ind w:firstLine="360"/>
+      </w:pPr>
+      <w:r>
+        <w:rPr>
+          <w:rFonts w:ascii="Times New Roman" w:hAnsi="Times New Roman" w:eastAsia="宋体"/>
+          <w:sz w:val="21"/>
+        </w:rPr>
+        <w:t>（摘要暂缺，等待官方补全）</w:t>
+      </w:r>
+    </w:p>
+    <w:p>
+      <w:pPr>
+        <w:spacing w:before="120"/>
+      </w:pPr>
+      <w:r>
+        <w:rPr>
+          <w:rFonts w:ascii="Times New Roman" w:hAnsi="Times New Roman" w:eastAsia="宋体"/>
+          <w:b/>
+          <w:sz w:val="21"/>
+        </w:rPr>
+        <w:t>English Abstract:</w:t>
+      </w:r>
+    </w:p>
+    <w:p>
+      <w:r>
+        <w:rPr>
+          <w:rFonts w:ascii="Times New Roman" w:hAnsi="Times New Roman" w:eastAsia="宋体"/>
+          <w:sz w:val="21"/>
+        </w:rPr>
+        <w:t>Abstract not available.</w:t>
+      </w:r>
+    </w:p>
+    <w:p>
+      <w:r>
+        <w:rPr>
+          <w:rFonts w:ascii="Times New Roman" w:hAnsi="Times New Roman" w:eastAsia="宋体"/>
+          <w:sz w:val="21"/>
+        </w:rPr>
+        <w:t>__________________________________________________</w:t>
+      </w:r>
+    </w:p>
+    <w:p>
+      <w:pPr>
+        <w:pStyle w:val="Heading2"/>
+      </w:pPr>
+      <w:r/>
+      <w:r>
+        <w:rPr>
+          <w:rFonts w:ascii="Times New Roman" w:hAnsi="Times New Roman" w:eastAsia="宋体"/>
+          <w:b/>
+          <w:color w:val="000000"/>
+          <w:sz w:val="24"/>
+        </w:rPr>
+        <w:t>具有可变散斑参数的区域自适应 DIC，用于电子封装结构中的精确翘曲测量</w:t>
+      </w:r>
+    </w:p>
+    <w:p>
+      <w:r>
+        <w:rPr>
+          <w:rFonts w:ascii="Times New Roman" w:hAnsi="Times New Roman" w:eastAsia="宋体"/>
+          <w:b/>
+          <w:color w:val="003264"/>
+          <w:sz w:val="24"/>
+        </w:rPr>
+        <w:t>Region-adaptive DIC with variable speckle parameters for accurate warpage measurement in electronic packaging structures</w:t>
+      </w:r>
+    </w:p>
+    <w:p>
+      <w:r>
+        <w:rPr>
+          <w:rFonts w:ascii="Times New Roman" w:hAnsi="Times New Roman" w:eastAsia="宋体"/>
+          <w:sz w:val="21"/>
+        </w:rPr>
+        <w:t>作者: Jianguo Xie, Yuhan Gao, Yuxin Chen, Kezhong Xu, Ziniu Yu, Chuanjia Wang, Yuqi Zhou, Weibin Hui, Fulong Zhu</w:t>
+        <w:br/>
+      </w:r>
+      <w:r>
+        <w:rPr>
+          <w:rFonts w:ascii="Times New Roman" w:hAnsi="Times New Roman" w:eastAsia="宋体"/>
+          <w:sz w:val="21"/>
+        </w:rPr>
+        <w:t xml:space="preserve">时间: 2026-06-01 | </w:t>
+      </w:r>
+      <w:r>
+        <w:t xml:space="preserve">链接: </w:t>
+      </w:r>
+      <w:hyperlink r:id="rId63">
+        <w:r>
+          <w:rPr>
+            <w:rFonts w:ascii="Times New Roman" w:hAnsi="Times New Roman" w:eastAsia="宋体"/>
+            <w:color w:val="0000FF"/>
+            <w:sz w:val="21"/>
+            <w:u w:val="single"/>
+          </w:rPr>
+          <w:t>https://doi.org/10.1016/j.optlastec.2026.114906</w:t>
+        </w:r>
+      </w:hyperlink>
+    </w:p>
+    <w:p>
+      <w:pPr>
+        <w:spacing w:before="120"/>
+      </w:pPr>
+      <w:r>
+        <w:rPr>
+          <w:rFonts w:ascii="Times New Roman" w:hAnsi="Times New Roman" w:eastAsia="宋体"/>
+          <w:b/>
+          <w:sz w:val="21"/>
+        </w:rPr>
+        <w:t>中文摘要:</w:t>
+      </w:r>
+    </w:p>
+    <w:p>
+      <w:pPr>
+        <w:ind w:firstLine="360"/>
+      </w:pPr>
+      <w:r>
+        <w:rPr>
+          <w:rFonts w:ascii="Times New Roman" w:hAnsi="Times New Roman" w:eastAsia="宋体"/>
+          <w:sz w:val="21"/>
+        </w:rPr>
+        <w:t>（摘要暂缺，等待官方补全）</w:t>
+      </w:r>
+    </w:p>
+    <w:p>
+      <w:pPr>
+        <w:spacing w:before="120"/>
+      </w:pPr>
+      <w:r>
+        <w:rPr>
+          <w:rFonts w:ascii="Times New Roman" w:hAnsi="Times New Roman" w:eastAsia="宋体"/>
+          <w:b/>
+          <w:sz w:val="21"/>
+        </w:rPr>
+        <w:t>English Abstract:</w:t>
+      </w:r>
+    </w:p>
+    <w:p>
+      <w:r>
+        <w:rPr>
+          <w:rFonts w:ascii="Times New Roman" w:hAnsi="Times New Roman" w:eastAsia="宋体"/>
+          <w:sz w:val="21"/>
+        </w:rPr>
+        <w:t>Abstract not available.</w:t>
+      </w:r>
+    </w:p>
+    <w:p>
+      <w:r>
+        <w:rPr>
+          <w:rFonts w:ascii="Times New Roman" w:hAnsi="Times New Roman" w:eastAsia="宋体"/>
+          <w:sz w:val="21"/>
+        </w:rPr>
+        <w:t>__________________________________________________</w:t>
+      </w:r>
+    </w:p>
+    <w:p>
+      <w:pPr>
+        <w:pStyle w:val="Heading2"/>
+      </w:pPr>
+      <w:r/>
+      <w:r>
+        <w:rPr>
+          <w:rFonts w:ascii="Times New Roman" w:hAnsi="Times New Roman" w:eastAsia="宋体"/>
+          <w:b/>
+          <w:color w:val="000000"/>
+          <w:sz w:val="24"/>
+        </w:rPr>
+        <w:t>通过时间单光子检测对城市内环境中的远程无人机进行分类</w:t>
+      </w:r>
+    </w:p>
+    <w:p>
+      <w:r>
+        <w:rPr>
+          <w:rFonts w:ascii="Times New Roman" w:hAnsi="Times New Roman" w:eastAsia="宋体"/>
+          <w:b/>
+          <w:color w:val="003264"/>
+          <w:sz w:val="24"/>
+        </w:rPr>
+        <w:t>Long-distance drone classification in intracity environments via temporal single-photon detection</w:t>
+      </w:r>
+    </w:p>
+    <w:p>
+      <w:r>
+        <w:rPr>
+          <w:rFonts w:ascii="Times New Roman" w:hAnsi="Times New Roman" w:eastAsia="宋体"/>
+          <w:sz w:val="21"/>
+        </w:rPr>
+        <w:t>作者: Junran Guo, Tonglin Mu, Keyuan Li, Jianing Li, Ziyang Luo, Xiaodong Fan, Ye Chen, Jinquan Huang, Minjie Liu, Ruoyang Qi, Naiting Gu, Hong Cai, Lip Ket Chin, Shihai Sun</w:t>
+        <w:br/>
+      </w:r>
+      <w:r>
+        <w:rPr>
+          <w:rFonts w:ascii="Times New Roman" w:hAnsi="Times New Roman" w:eastAsia="宋体"/>
+          <w:sz w:val="21"/>
+        </w:rPr>
+        <w:t xml:space="preserve">时间: 2026-06-01 | </w:t>
+      </w:r>
+      <w:r>
+        <w:t xml:space="preserve">链接: </w:t>
+      </w:r>
+      <w:hyperlink r:id="rId64">
+        <w:r>
+          <w:rPr>
+            <w:rFonts w:ascii="Times New Roman" w:hAnsi="Times New Roman" w:eastAsia="宋体"/>
+            <w:color w:val="0000FF"/>
+            <w:sz w:val="21"/>
+            <w:u w:val="single"/>
+          </w:rPr>
+          <w:t>https://doi.org/10.1016/j.optlastec.2026.114900</w:t>
+        </w:r>
+      </w:hyperlink>
+    </w:p>
+    <w:p>
+      <w:pPr>
+        <w:spacing w:before="120"/>
+      </w:pPr>
+      <w:r>
+        <w:rPr>
+          <w:rFonts w:ascii="Times New Roman" w:hAnsi="Times New Roman" w:eastAsia="宋体"/>
+          <w:b/>
+          <w:sz w:val="21"/>
+        </w:rPr>
+        <w:t>中文摘要:</w:t>
+      </w:r>
+    </w:p>
+    <w:p>
+      <w:pPr>
+        <w:ind w:firstLine="360"/>
+      </w:pPr>
+      <w:r>
+        <w:rPr>
+          <w:rFonts w:ascii="Times New Roman" w:hAnsi="Times New Roman" w:eastAsia="宋体"/>
+          <w:sz w:val="21"/>
+        </w:rPr>
+        <w:t>（摘要暂缺，等待官方补全）</w:t>
+      </w:r>
+    </w:p>
+    <w:p>
+      <w:pPr>
+        <w:spacing w:before="120"/>
+      </w:pPr>
+      <w:r>
+        <w:rPr>
+          <w:rFonts w:ascii="Times New Roman" w:hAnsi="Times New Roman" w:eastAsia="宋体"/>
+          <w:b/>
+          <w:sz w:val="21"/>
+        </w:rPr>
+        <w:t>English Abstract:</w:t>
+      </w:r>
+    </w:p>
+    <w:p>
+      <w:r>
+        <w:rPr>
+          <w:rFonts w:ascii="Times New Roman" w:hAnsi="Times New Roman" w:eastAsia="宋体"/>
+          <w:sz w:val="21"/>
+        </w:rPr>
+        <w:t>Abstract not available.</w:t>
+      </w:r>
+    </w:p>
+    <w:p>
+      <w:r>
+        <w:rPr>
+          <w:rFonts w:ascii="Times New Roman" w:hAnsi="Times New Roman" w:eastAsia="宋体"/>
+          <w:sz w:val="21"/>
+        </w:rPr>
+        <w:t>__________________________________________________</w:t>
+      </w:r>
+    </w:p>
+    <w:p>
+      <w:pPr>
         <w:pStyle w:val="Heading1"/>
       </w:pPr>
       <w:r>
@@ -3304,6 +4434,232 @@
     </w:p>
     <w:p>
       <w:pPr>
+        <w:pStyle w:val="Heading2"/>
+      </w:pPr>
+      <w:r/>
+      <w:r>
+        <w:rPr>
+          <w:rFonts w:ascii="Times New Roman" w:hAnsi="Times New Roman" w:eastAsia="宋体"/>
+          <w:b/>
+          <w:color w:val="000000"/>
+          <w:sz w:val="24"/>
+        </w:rPr>
+        <w:t>高重复率智能锁模激光器</w:t>
+      </w:r>
+    </w:p>
+    <w:p>
+      <w:r>
+        <w:rPr>
+          <w:rFonts w:ascii="Times New Roman" w:hAnsi="Times New Roman" w:eastAsia="宋体"/>
+          <w:b/>
+          <w:color w:val="003264"/>
+          <w:sz w:val="24"/>
+        </w:rPr>
+        <w:t>Intelligent Mode-locking Laser with High Repetition Rate</w:t>
+      </w:r>
+    </w:p>
+    <w:p>
+      <w:r>
+        <w:rPr>
+          <w:rFonts w:ascii="Times New Roman" w:hAnsi="Times New Roman" w:eastAsia="宋体"/>
+          <w:sz w:val="21"/>
+        </w:rPr>
+        <w:t>作者: Wenxi Zhang, Jia Zhang, Pei Ma, Xing Liang, Xuhong Yang, Yuhua Xiao, Jiongyang Zhang, Peixian Miao, Ji Wang, Hu Dai</w:t>
+        <w:br/>
+      </w:r>
+      <w:r>
+        <w:rPr>
+          <w:rFonts w:ascii="Times New Roman" w:hAnsi="Times New Roman" w:eastAsia="宋体"/>
+          <w:sz w:val="21"/>
+        </w:rPr>
+        <w:t xml:space="preserve">时间: 2026-02-01 | </w:t>
+      </w:r>
+      <w:r>
+        <w:t xml:space="preserve">链接: </w:t>
+      </w:r>
+      <w:hyperlink r:id="rId66">
+        <w:r>
+          <w:rPr>
+            <w:rFonts w:ascii="Times New Roman" w:hAnsi="Times New Roman" w:eastAsia="宋体"/>
+            <w:color w:val="0000FF"/>
+            <w:sz w:val="21"/>
+            <w:u w:val="single"/>
+          </w:rPr>
+          <w:t>https://doi.org/10.1016/j.optcom.2026.132986</w:t>
+        </w:r>
+      </w:hyperlink>
+    </w:p>
+    <w:p>
+      <w:pPr>
+        <w:spacing w:before="120"/>
+      </w:pPr>
+      <w:r>
+        <w:rPr>
+          <w:rFonts w:ascii="Times New Roman" w:hAnsi="Times New Roman" w:eastAsia="宋体"/>
+          <w:b/>
+          <w:sz w:val="21"/>
+        </w:rPr>
+        <w:t>中文摘要:</w:t>
+      </w:r>
+    </w:p>
+    <w:p>
+      <w:pPr>
+        <w:ind w:firstLine="360"/>
+      </w:pPr>
+      <w:r>
+        <w:rPr>
+          <w:rFonts w:ascii="Times New Roman" w:hAnsi="Times New Roman" w:eastAsia="宋体"/>
+          <w:sz w:val="21"/>
+        </w:rPr>
+        <w:t>（摘要暂缺，等待官方补全）</w:t>
+      </w:r>
+    </w:p>
+    <w:p>
+      <w:pPr>
+        <w:spacing w:before="120"/>
+      </w:pPr>
+      <w:r>
+        <w:rPr>
+          <w:rFonts w:ascii="Times New Roman" w:hAnsi="Times New Roman" w:eastAsia="宋体"/>
+          <w:b/>
+          <w:sz w:val="21"/>
+        </w:rPr>
+        <w:t>English Abstract:</w:t>
+      </w:r>
+    </w:p>
+    <w:p>
+      <w:r>
+        <w:rPr>
+          <w:rFonts w:ascii="Times New Roman" w:hAnsi="Times New Roman" w:eastAsia="宋体"/>
+          <w:sz w:val="21"/>
+        </w:rPr>
+        <w:t>Abstract not available.</w:t>
+      </w:r>
+    </w:p>
+    <w:p>
+      <w:r>
+        <w:rPr>
+          <w:rFonts w:ascii="Times New Roman" w:hAnsi="Times New Roman" w:eastAsia="宋体"/>
+          <w:sz w:val="21"/>
+        </w:rPr>
+        <w:t>__________________________________________________</w:t>
+      </w:r>
+    </w:p>
+    <w:p>
+      <w:pPr>
+        <w:pStyle w:val="Heading2"/>
+      </w:pPr>
+      <w:r/>
+      <w:r>
+        <w:rPr>
+          <w:rFonts w:ascii="Times New Roman" w:hAnsi="Times New Roman" w:eastAsia="宋体"/>
+          <w:b/>
+          <w:color w:val="000000"/>
+          <w:sz w:val="24"/>
+        </w:rPr>
+        <w:t>势垒中AlGaN插入层对红光InGaN/GaN多量子阱光电特性的影响</w:t>
+      </w:r>
+    </w:p>
+    <w:p>
+      <w:r>
+        <w:rPr>
+          <w:rFonts w:ascii="Times New Roman" w:hAnsi="Times New Roman" w:eastAsia="宋体"/>
+          <w:b/>
+          <w:color w:val="003264"/>
+          <w:sz w:val="24"/>
+        </w:rPr>
+        <w:t>Effect of AlGaN Insertion Layer in Barriers on the Optoelectronic Characteristics of Red Light-emitting InGaN/GaN Multi-quantum Wells</w:t>
+      </w:r>
+    </w:p>
+    <w:p>
+      <w:r>
+        <w:rPr>
+          <w:rFonts w:ascii="Times New Roman" w:hAnsi="Times New Roman" w:eastAsia="宋体"/>
+          <w:sz w:val="21"/>
+        </w:rPr>
+        <w:t>作者: Wei Liu, Chengrui Yan, Di Wang, Zeyu Liu, Bohan Shi, Runzhi Wang, Yujia Liu</w:t>
+        <w:br/>
+      </w:r>
+      <w:r>
+        <w:rPr>
+          <w:rFonts w:ascii="Times New Roman" w:hAnsi="Times New Roman" w:eastAsia="宋体"/>
+          <w:sz w:val="21"/>
+        </w:rPr>
+        <w:t xml:space="preserve">时间: 2026-02-01 | </w:t>
+      </w:r>
+      <w:r>
+        <w:t xml:space="preserve">链接: </w:t>
+      </w:r>
+      <w:hyperlink r:id="rId67">
+        <w:r>
+          <w:rPr>
+            <w:rFonts w:ascii="Times New Roman" w:hAnsi="Times New Roman" w:eastAsia="宋体"/>
+            <w:color w:val="0000FF"/>
+            <w:sz w:val="21"/>
+            <w:u w:val="single"/>
+          </w:rPr>
+          <w:t>https://doi.org/10.1016/j.optcom.2026.132979</w:t>
+        </w:r>
+      </w:hyperlink>
+    </w:p>
+    <w:p>
+      <w:pPr>
+        <w:spacing w:before="120"/>
+      </w:pPr>
+      <w:r>
+        <w:rPr>
+          <w:rFonts w:ascii="Times New Roman" w:hAnsi="Times New Roman" w:eastAsia="宋体"/>
+          <w:b/>
+          <w:sz w:val="21"/>
+        </w:rPr>
+        <w:t>中文摘要:</w:t>
+      </w:r>
+    </w:p>
+    <w:p>
+      <w:pPr>
+        <w:ind w:firstLine="360"/>
+      </w:pPr>
+      <w:r>
+        <w:rPr>
+          <w:rFonts w:ascii="Times New Roman" w:hAnsi="Times New Roman" w:eastAsia="宋体"/>
+          <w:sz w:val="21"/>
+        </w:rPr>
+        <w:t>（摘要暂缺，等待官方补全）</w:t>
+      </w:r>
+    </w:p>
+    <w:p>
+      <w:pPr>
+        <w:spacing w:before="120"/>
+      </w:pPr>
+      <w:r>
+        <w:rPr>
+          <w:rFonts w:ascii="Times New Roman" w:hAnsi="Times New Roman" w:eastAsia="宋体"/>
+          <w:b/>
+          <w:sz w:val="21"/>
+        </w:rPr>
+        <w:t>English Abstract:</w:t>
+      </w:r>
+    </w:p>
+    <w:p>
+      <w:r>
+        <w:rPr>
+          <w:rFonts w:ascii="Times New Roman" w:hAnsi="Times New Roman" w:eastAsia="宋体"/>
+          <w:sz w:val="21"/>
+        </w:rPr>
+        <w:t>Abstract not available.</w:t>
+      </w:r>
+    </w:p>
+    <w:p>
+      <w:r>
+        <w:rPr>
+          <w:rFonts w:ascii="Times New Roman" w:hAnsi="Times New Roman" w:eastAsia="宋体"/>
+          <w:sz w:val="21"/>
+        </w:rPr>
+        <w:t>__________________________________________________</w:t>
+      </w:r>
+    </w:p>
+    <w:p>
+      <w:pPr>
         <w:pStyle w:val="Heading1"/>
       </w:pPr>
       <w:r>
@@ -5419,6 +6775,141 @@
       </w:pPr>
       <w:r>
         <w:t>--- 更新: 08:28 ---</w:t>
+      </w:r>
+    </w:p>
+    <w:p>
+      <w:pPr>
+        <w:pStyle w:val="Heading1"/>
+      </w:pPr>
+      <w:r>
+        <w:rPr>
+          <w:rFonts w:ascii="Times New Roman" w:hAnsi="Times New Roman" w:eastAsia="宋体"/>
+          <w:b/>
+          <w:color w:val="000000"/>
+          <w:sz w:val="32"/>
+        </w:rPr>
+        <w:t>Optics and Lasers in Engineering</w:t>
+      </w:r>
+    </w:p>
+    <w:p>
+      <w:pPr>
+        <w:jc w:val="center"/>
+      </w:pPr>
+      <w:r>
+        <w:t>--- 更新: 11:28 ---</w:t>
+      </w:r>
+    </w:p>
+    <w:p>
+      <w:pPr>
+        <w:pStyle w:val="Heading2"/>
+      </w:pPr>
+      <w:r/>
+      <w:r>
+        <w:rPr>
+          <w:rFonts w:ascii="Times New Roman" w:hAnsi="Times New Roman" w:eastAsia="宋体"/>
+          <w:b/>
+          <w:color w:val="000000"/>
+          <w:sz w:val="24"/>
+        </w:rPr>
+        <w:t>减少喷雾雾滴散射干扰测定可吸入煤尘浓度的光谱角差分解耦方法</w:t>
+      </w:r>
+    </w:p>
+    <w:p>
+      <w:r>
+        <w:rPr>
+          <w:rFonts w:ascii="Times New Roman" w:hAnsi="Times New Roman" w:eastAsia="宋体"/>
+          <w:b/>
+          <w:color w:val="003264"/>
+          <w:sz w:val="24"/>
+        </w:rPr>
+        <w:t>Spectral angle differential decoupling method for determining respirable coal dust concentration by reducing spray droplet scattering interference</w:t>
+      </w:r>
+    </w:p>
+    <w:p>
+      <w:r>
+        <w:rPr>
+          <w:rFonts w:ascii="Times New Roman" w:hAnsi="Times New Roman" w:eastAsia="宋体"/>
+          <w:sz w:val="21"/>
+        </w:rPr>
+        <w:t>作者: Wen Nie, Junchao Wan, Huitian Peng, Huaitong Li, Chenyang Zhou, Yuping Li</w:t>
+        <w:br/>
+      </w:r>
+      <w:r>
+        <w:rPr>
+          <w:rFonts w:ascii="Times New Roman" w:hAnsi="Times New Roman" w:eastAsia="宋体"/>
+          <w:sz w:val="21"/>
+        </w:rPr>
+        <w:t xml:space="preserve">时间: 2026-06-01 | </w:t>
+      </w:r>
+      <w:r>
+        <w:t xml:space="preserve">链接: </w:t>
+      </w:r>
+      <w:hyperlink r:id="rId65">
+        <w:r>
+          <w:rPr>
+            <w:rFonts w:ascii="Times New Roman" w:hAnsi="Times New Roman" w:eastAsia="宋体"/>
+            <w:color w:val="0000FF"/>
+            <w:sz w:val="21"/>
+            <w:u w:val="single"/>
+          </w:rPr>
+          <w:t>https://doi.org/10.1016/j.optlaseng.2026.109663</w:t>
+        </w:r>
+      </w:hyperlink>
+    </w:p>
+    <w:p>
+      <w:pPr>
+        <w:spacing w:before="120"/>
+      </w:pPr>
+      <w:r>
+        <w:rPr>
+          <w:rFonts w:ascii="Times New Roman" w:hAnsi="Times New Roman" w:eastAsia="宋体"/>
+          <w:b/>
+          <w:sz w:val="21"/>
+        </w:rPr>
+        <w:t>中文摘要:</w:t>
+      </w:r>
+    </w:p>
+    <w:p>
+      <w:pPr>
+        <w:ind w:firstLine="360"/>
+      </w:pPr>
+      <w:r>
+        <w:rPr>
+          <w:rFonts w:ascii="Times New Roman" w:hAnsi="Times New Roman" w:eastAsia="宋体"/>
+          <w:sz w:val="21"/>
+        </w:rPr>
+        <w:t>（摘要暂缺，等待官方补全）</w:t>
+      </w:r>
+    </w:p>
+    <w:p>
+      <w:pPr>
+        <w:spacing w:before="120"/>
+      </w:pPr>
+      <w:r>
+        <w:rPr>
+          <w:rFonts w:ascii="Times New Roman" w:hAnsi="Times New Roman" w:eastAsia="宋体"/>
+          <w:b/>
+          <w:sz w:val="21"/>
+        </w:rPr>
+        <w:t>English Abstract:</w:t>
+      </w:r>
+    </w:p>
+    <w:p>
+      <w:r>
+        <w:rPr>
+          <w:rFonts w:ascii="Times New Roman" w:hAnsi="Times New Roman" w:eastAsia="宋体"/>
+          <w:sz w:val="21"/>
+        </w:rPr>
+        <w:t>Abstract not available.</w:t>
+      </w:r>
+    </w:p>
+    <w:p>
+      <w:r>
+        <w:rPr>
+          <w:rFonts w:ascii="Times New Roman" w:hAnsi="Times New Roman" w:eastAsia="宋体"/>
+          <w:sz w:val="21"/>
+        </w:rPr>
+        <w:t>__________________________________________________</w:t>
       </w:r>
     </w:p>
     <w:sectPr>

--- a/Optical_Papers_260208.docx
+++ b/Optical_Papers_260208.docx
@@ -3373,6 +3373,345 @@
     </w:p>
     <w:p>
       <w:pPr>
+        <w:pStyle w:val="Heading2"/>
+      </w:pPr>
+      <w:r/>
+      <w:r>
+        <w:rPr>
+          <w:rFonts w:ascii="Times New Roman" w:hAnsi="Times New Roman" w:eastAsia="宋体"/>
+          <w:b/>
+          <w:color w:val="000000"/>
+          <w:sz w:val="24"/>
+        </w:rPr>
+        <w:t>针对轻度近视的新型屈光扩展景深人工晶状体的高阶像差和视觉效果</w:t>
+      </w:r>
+    </w:p>
+    <w:p>
+      <w:r>
+        <w:rPr>
+          <w:rFonts w:ascii="Times New Roman" w:hAnsi="Times New Roman" w:eastAsia="宋体"/>
+          <w:b/>
+          <w:color w:val="003264"/>
+          <w:sz w:val="24"/>
+        </w:rPr>
+        <w:t>Higher-order aberrations and visual outcomes of a new refractive extended depth-of-focus intraocular lens with a target of slight myopia</w:t>
+      </w:r>
+    </w:p>
+    <w:p>
+      <w:r>
+        <w:rPr>
+          <w:rFonts w:ascii="Times New Roman" w:hAnsi="Times New Roman" w:eastAsia="宋体"/>
+          <w:sz w:val="21"/>
+        </w:rPr>
+        <w:t>作者: Hyunjo Lee, Do Young Kim, Jeehyeon Oh, Hyun Woo Park, Ikhyun Jun, Kyoung Yul Seo, Ahmed Elsheikh, Tae-im Kim</w:t>
+        <w:br/>
+      </w:r>
+      <w:r>
+        <w:rPr>
+          <w:rFonts w:ascii="Times New Roman" w:hAnsi="Times New Roman" w:eastAsia="宋体"/>
+          <w:sz w:val="21"/>
+        </w:rPr>
+        <w:t xml:space="preserve">时间: 2026-02-07 | </w:t>
+      </w:r>
+      <w:r>
+        <w:t xml:space="preserve">链接: </w:t>
+      </w:r>
+      <w:hyperlink r:id="rId68">
+        <w:r>
+          <w:rPr>
+            <w:rFonts w:ascii="Times New Roman" w:hAnsi="Times New Roman" w:eastAsia="宋体"/>
+            <w:color w:val="0000FF"/>
+            <w:sz w:val="21"/>
+            <w:u w:val="single"/>
+          </w:rPr>
+          <w:t>https://doi.org/10.1038/s41598-026-37674-w</w:t>
+        </w:r>
+      </w:hyperlink>
+    </w:p>
+    <w:p>
+      <w:pPr>
+        <w:spacing w:before="120"/>
+      </w:pPr>
+      <w:r>
+        <w:rPr>
+          <w:rFonts w:ascii="Times New Roman" w:hAnsi="Times New Roman" w:eastAsia="宋体"/>
+          <w:b/>
+          <w:sz w:val="21"/>
+        </w:rPr>
+        <w:t>中文摘要:</w:t>
+      </w:r>
+    </w:p>
+    <w:p>
+      <w:pPr>
+        <w:ind w:firstLine="360"/>
+      </w:pPr>
+      <w:r>
+        <w:rPr>
+          <w:rFonts w:ascii="Times New Roman" w:hAnsi="Times New Roman" w:eastAsia="宋体"/>
+          <w:sz w:val="21"/>
+        </w:rPr>
+        <w:t>在这项单中心回顾性研究中，我们比较了具有轻度近视目标的新型屈光扩展景深人工晶状体（EDoF IOL，型号 ZEN00V，n = 44）和增强型单焦点 IOL（型号 ICB00，n = 44）之间的视觉性能和光学质量，其中目标屈光度最接近近视侧的正视眼。选择 EDoF IOL 的 IOL 度数以实现 -0.50 至 -1.00 D 的术后屈光度。评估单眼远视力 (VA) 和 iTrace 像差测量。分析双侧病例以评估中间和近 VA 以及光现象。 EDoF IOL 组的术前目标屈光度和术后球镜当量比单焦点 IOL 组的近视程度更高（均 p &lt; 0.001）。两组之间的未校正和校正距离 VA 具有可比性（均 p &gt; 0.05）。两组之间的高阶像差相当（均 p &gt; 0.05），但球面像差除外，单焦点组的球面像差较低（p = 0.002）。亚组分析显示，EDoF IOL 组的近 VA 性能优越（p = 0.02），散焦范围扩大，透光现象相当。植入具有近视目标屈光度的新型屈光 EDoF IOL TECNIS PureSee™ 可能是改善中视和近视性能同时保持远视力和视觉质量的可行选择。</w:t>
+      </w:r>
+    </w:p>
+    <w:p>
+      <w:pPr>
+        <w:spacing w:before="120"/>
+      </w:pPr>
+      <w:r>
+        <w:rPr>
+          <w:rFonts w:ascii="Times New Roman" w:hAnsi="Times New Roman" w:eastAsia="宋体"/>
+          <w:b/>
+          <w:sz w:val="21"/>
+        </w:rPr>
+        <w:t>English Abstract:</w:t>
+      </w:r>
+    </w:p>
+    <w:p>
+      <w:r>
+        <w:rPr>
+          <w:rFonts w:ascii="Times New Roman" w:hAnsi="Times New Roman" w:eastAsia="宋体"/>
+          <w:sz w:val="21"/>
+        </w:rPr>
+        <w:t>In this single-center retrospective study, we compared visual performance and optical quality between a new refractive extended depth-of-focus intraocular lens (EDoF IOL, Model ZEN00V, n = 44), with a slightly myopic target, and an enhanced monofocal IOL (Model ICB00, n = 44), with the target refraction closest to emmetropia on the myopic side. The IOL power for the EDoF IOL was selected to achieve postoperative refraction of -0.50 to -1.00 D. Monocular distance visual acuity (VA) and iTrace aberrometry were assessed. Bilateral cases were analyzed to evaluate intermediate and near VA, and photic phenomena. Preoperative target diopter and postoperative spherical equivalent were more myopic in the EDoF IOL group than in the monofocal IOL group (all p &lt; 0.001). Uncorrected and corrected distance VA were comparable between the two groups (all p &gt; 0.05). Higher order aberrations were comparable between the two groups (all p &gt; 0.05) except for spherical aberrations, which were lower in the monofocal group (p = 0.002). Subgroup analysis revealed superior near VA (p = 0.02) and an extended range of defocus in the EDoF IOL group with comparable photic phenomena. Implantation of the new refractive EDoF IOL, the TECNIS PureSee™, with myopic target diopter may be a viable option for improving intermediate and near visual performance while preserving distance vision and visual quality.</w:t>
+      </w:r>
+    </w:p>
+    <w:p>
+      <w:r>
+        <w:rPr>
+          <w:rFonts w:ascii="Times New Roman" w:hAnsi="Times New Roman" w:eastAsia="宋体"/>
+          <w:sz w:val="21"/>
+        </w:rPr>
+        <w:t>__________________________________________________</w:t>
+      </w:r>
+    </w:p>
+    <w:p>
+      <w:pPr>
+        <w:pStyle w:val="Heading2"/>
+      </w:pPr>
+      <w:r/>
+      <w:r>
+        <w:rPr>
+          <w:rFonts w:ascii="Times New Roman" w:hAnsi="Times New Roman" w:eastAsia="宋体"/>
+          <w:b/>
+          <w:color w:val="000000"/>
+          <w:sz w:val="24"/>
+        </w:rPr>
+        <w:t>用于仓储害虫防治和种子活力的低成本杀虫剂的优化和经济评估</w:t>
+      </w:r>
+    </w:p>
+    <w:p>
+      <w:r>
+        <w:rPr>
+          <w:rFonts w:ascii="Times New Roman" w:hAnsi="Times New Roman" w:eastAsia="宋体"/>
+          <w:b/>
+          <w:color w:val="003264"/>
+          <w:sz w:val="24"/>
+        </w:rPr>
+        <w:t>Optimisation and economic assessment of a lowcost insecticide for stored product insect pest control and seed viability</w:t>
+      </w:r>
+    </w:p>
+    <w:p>
+      <w:r>
+        <w:rPr>
+          <w:rFonts w:ascii="Times New Roman" w:hAnsi="Times New Roman" w:eastAsia="宋体"/>
+          <w:sz w:val="21"/>
+        </w:rPr>
+        <w:t>作者: Gabriel O. Ogbeh, OJotule Idachaba, Vaisa J. Sini</w:t>
+        <w:br/>
+      </w:r>
+      <w:r>
+        <w:rPr>
+          <w:rFonts w:ascii="Times New Roman" w:hAnsi="Times New Roman" w:eastAsia="宋体"/>
+          <w:sz w:val="21"/>
+        </w:rPr>
+        <w:t xml:space="preserve">时间: 2026-02-07 | </w:t>
+      </w:r>
+      <w:r>
+        <w:t xml:space="preserve">链接: </w:t>
+      </w:r>
+      <w:hyperlink r:id="rId69">
+        <w:r>
+          <w:rPr>
+            <w:rFonts w:ascii="Times New Roman" w:hAnsi="Times New Roman" w:eastAsia="宋体"/>
+            <w:color w:val="0000FF"/>
+            <w:sz w:val="21"/>
+            <w:u w:val="single"/>
+          </w:rPr>
+          <w:t>https://doi.org/10.1038/s41598-026-35677-1</w:t>
+        </w:r>
+      </w:hyperlink>
+    </w:p>
+    <w:p>
+      <w:pPr>
+        <w:spacing w:before="120"/>
+      </w:pPr>
+      <w:r>
+        <w:rPr>
+          <w:rFonts w:ascii="Times New Roman" w:hAnsi="Times New Roman" w:eastAsia="宋体"/>
+          <w:b/>
+          <w:sz w:val="21"/>
+        </w:rPr>
+        <w:t>中文摘要:</w:t>
+      </w:r>
+    </w:p>
+    <w:p>
+      <w:pPr>
+        <w:ind w:firstLine="360"/>
+      </w:pPr>
+      <w:r>
+        <w:rPr>
+          <w:rFonts w:ascii="Times New Roman" w:hAnsi="Times New Roman" w:eastAsia="宋体"/>
+          <w:sz w:val="21"/>
+        </w:rPr>
+        <w:t>使用现成的家用材料开发低成本杀虫制剂是合成农药的潜在替代品，特别是在资源有限的环境中。在本研究中，使用 Box-Behnken 实验设计配制和优化了煤油-盐-洗涤剂乳液，以评估其对现场收集的成年蟑螂的杀虫性能及其对印楝种子发芽的影响。使用响应面方法将昆虫死亡率（PIM）和印楝种子发芽率（GP）建模为响应变量。优化的混合比例由 8.29 毫升煤油、7.41 克盐和 10.56 克洗涤剂组成，产生了一种平衡的配方，模型估计该配方将实现接近完全的昆虫死亡率，同时保持可接受的种子发芽。优化混合物的实验验证产生的平均观察到的 PIM 和 GP 均为 90%，表明与模型预测存在适度偏差。对敲除数据进行 Probit 分析得出的估计 LT50 为 12.0 分钟，95% 置信区间为 2.9-50.3 分钟，反映了有限的时间分辨率。傅里叶变换红外 (FT-IR) 分析确定了与配方成分的化学成分一致的广泛官能团。初步的材料成本评估表明，与某些商业杀虫剂相比，该制剂的生产成本较低。总体而言，结果证明了具有强大击倒潜力的低成本杀虫制剂的实验室规模概念验证，同时强调在实际应用之前需要进一步进行物种特异性功效测试、安全评估和现场验证。</w:t>
+      </w:r>
+    </w:p>
+    <w:p>
+      <w:pPr>
+        <w:spacing w:before="120"/>
+      </w:pPr>
+      <w:r>
+        <w:rPr>
+          <w:rFonts w:ascii="Times New Roman" w:hAnsi="Times New Roman" w:eastAsia="宋体"/>
+          <w:b/>
+          <w:sz w:val="21"/>
+        </w:rPr>
+        <w:t>English Abstract:</w:t>
+      </w:r>
+    </w:p>
+    <w:p>
+      <w:r>
+        <w:rPr>
+          <w:rFonts w:ascii="Times New Roman" w:hAnsi="Times New Roman" w:eastAsia="宋体"/>
+          <w:sz w:val="21"/>
+        </w:rPr>
+        <w:t>The development of low-cost insecticidal formulations using readily available household materials presents a potential alternative to synthetic pesticides, particularly in resource-limited settings. In this study, a kerosene–salt–detergent emulsion was formulated and optimised using a Box–Behnken experimental design to evaluate its insecticidal performance against field-collected adult cockroaches and its effect on neem seed germination. Percentage insect mortality (PIM) and neem seed germination percentage (GP) were modelled as response variables using response surface methodology. The optimised mix ratio consisting of 8.29 ml of kerosene, 7.41 g of salt, and 10.56 g of detergent produced a balanced formulation that the model estimated would achieve near-complete insect mortality while maintaining acceptable seed germination. Experimental validation of the optimised mixture produced a mean observed PIM and GP of 90% each, indicating modest deviations from the model predictions. Probit analysis of knockdown data yielded an estimated LT50 of 12.0 min with a wide 95% confidence interval of 2.9–50.3 min, reflecting limited temporal resolution. Fourier-transform infrared (FT-IR) analysis identified broad functional groups consistent with the chemical composition of the formulation components. A preliminary material-cost assessment suggested that the formulation could be produced at low cost relative to some commercial insecticides. Overall, the results demonstrate a laboratory-scale proof-of-concept for a low-cost insecticidal formulation with strong knockdown potential, while highlighting the need for further species-specific efficacy testing, safety evaluation, and field validation before practical application.</w:t>
+      </w:r>
+    </w:p>
+    <w:p>
+      <w:r>
+        <w:rPr>
+          <w:rFonts w:ascii="Times New Roman" w:hAnsi="Times New Roman" w:eastAsia="宋体"/>
+          <w:sz w:val="21"/>
+        </w:rPr>
+        <w:t>__________________________________________________</w:t>
+      </w:r>
+    </w:p>
+    <w:p>
+      <w:pPr>
+        <w:pStyle w:val="Heading2"/>
+      </w:pPr>
+      <w:r/>
+      <w:r>
+        <w:rPr>
+          <w:rFonts w:ascii="Times New Roman" w:hAnsi="Times New Roman" w:eastAsia="宋体"/>
+          <w:b/>
+          <w:color w:val="000000"/>
+          <w:sz w:val="24"/>
+        </w:rPr>
+        <w:t>基于改进的贫富优化算法的改进MobileNet用于锂离子电池健康状态估计</w:t>
+      </w:r>
+    </w:p>
+    <w:p>
+      <w:r>
+        <w:rPr>
+          <w:rFonts w:ascii="Times New Roman" w:hAnsi="Times New Roman" w:eastAsia="宋体"/>
+          <w:b/>
+          <w:color w:val="003264"/>
+          <w:sz w:val="24"/>
+        </w:rPr>
+        <w:t>An improved MobileNet based on a modified poor and rich optimization algorithm for lithium-ion battery state-of-health estimation</w:t>
+      </w:r>
+    </w:p>
+    <w:p>
+      <w:r>
+        <w:rPr>
+          <w:rFonts w:ascii="Times New Roman" w:hAnsi="Times New Roman" w:eastAsia="宋体"/>
+          <w:sz w:val="21"/>
+        </w:rPr>
+        <w:t>作者: Rejab Hajlaoui, Mohamed Shalaby, Raed H. C. Alfilh, Narinderjit Singh Sawaran Singh</w:t>
+        <w:br/>
+      </w:r>
+      <w:r>
+        <w:rPr>
+          <w:rFonts w:ascii="Times New Roman" w:hAnsi="Times New Roman" w:eastAsia="宋体"/>
+          <w:sz w:val="21"/>
+        </w:rPr>
+        <w:t xml:space="preserve">时间: 2026-02-07 | </w:t>
+      </w:r>
+      <w:r>
+        <w:t xml:space="preserve">链接: </w:t>
+      </w:r>
+      <w:hyperlink r:id="rId70">
+        <w:r>
+          <w:rPr>
+            <w:rFonts w:ascii="Times New Roman" w:hAnsi="Times New Roman" w:eastAsia="宋体"/>
+            <w:color w:val="0000FF"/>
+            <w:sz w:val="21"/>
+            <w:u w:val="single"/>
+          </w:rPr>
+          <w:t>https://doi.org/10.1038/s41598-026-38275-3</w:t>
+        </w:r>
+      </w:hyperlink>
+    </w:p>
+    <w:p>
+      <w:pPr>
+        <w:spacing w:before="120"/>
+      </w:pPr>
+      <w:r>
+        <w:rPr>
+          <w:rFonts w:ascii="Times New Roman" w:hAnsi="Times New Roman" w:eastAsia="宋体"/>
+          <w:b/>
+          <w:sz w:val="21"/>
+        </w:rPr>
+        <w:t>中文摘要:</w:t>
+      </w:r>
+    </w:p>
+    <w:p>
+      <w:pPr>
+        <w:ind w:firstLine="360"/>
+      </w:pPr>
+      <w:r>
+        <w:rPr>
+          <w:rFonts w:ascii="Times New Roman" w:hAnsi="Times New Roman" w:eastAsia="宋体"/>
+          <w:sz w:val="21"/>
+        </w:rPr>
+        <w:t>锂离子电池健康状态（SOH）的可靠预测对于保证电动汽车和电网规模储能设备的安全性、稳健性和使用寿命至关重要。尽管数据驱动的方法可以为传统的基于模型的算法提供可行的替代方案，但尽管有这些方法，高计算复杂性、过度拟合和不良特征提取是在实时电池管理系统（BMS）中使用这些方法的常见障碍。为了克服这些问题，本文将提出一种轻便而精确的 SOH 估计模型，该模型结合了改进的 MobileNet 架构和改进的贫富优化 (MPRO) 算法。改进的 MobileNet 专门针对一维时间电池数据进行了设计，它使用深度可分离卷积和挤压和激励注意力单元来帮助以最小的计算成本更好地表示特征。 MPRO算法通过基于混沌映射的初始化和自适应搜索策略进行改进，用于自动调整模型的重要超参数以优化其性能。在 NASA、CALCE 和 Oxford 电池数据上进行测试，所提供的方法具有最先进的均方根误差 (RMSE) 等于 0.48%，而基于 Transformer 的模型为 29.41%，默认的 MobileNet 为 41.46%。该框架拥有 110 万个参数，推理时间为 3.2 毫秒，在资源有限的 BMS 设置中提供了有效且可部署的 SOH 监控框架。</w:t>
+      </w:r>
+    </w:p>
+    <w:p>
+      <w:pPr>
+        <w:spacing w:before="120"/>
+      </w:pPr>
+      <w:r>
+        <w:rPr>
+          <w:rFonts w:ascii="Times New Roman" w:hAnsi="Times New Roman" w:eastAsia="宋体"/>
+          <w:b/>
+          <w:sz w:val="21"/>
+        </w:rPr>
+        <w:t>English Abstract:</w:t>
+      </w:r>
+    </w:p>
+    <w:p>
+      <w:r>
+        <w:rPr>
+          <w:rFonts w:ascii="Times New Roman" w:hAnsi="Times New Roman" w:eastAsia="宋体"/>
+          <w:sz w:val="21"/>
+        </w:rPr>
+        <w:t>Reliable prediction of the State-of-Health (SOH) of lithium-ion batteries is essential to guarantee the safety, robustness and lifetime of the electric vehicles and grid-scale energy storage devices. Although data-driven methods can provide viable alternatives to traditional model-based algorithms, despite these approaches, high computational complexity, overfitting, and poor feature extraction are common barriers to the use of these approaches in real-time battery management systems (BMS). To overcome these issues, this paper will suggest a light and precise SOH estimation model that incorporates an Improved MobileNet architecture and a Modified Poor and Rich Optimization (MPRO) algorithm. The Improved MobileNet has been designed with 1D temporal battery data particularly, which uses depthwise separable convolutions and Squeeze-and-Excitation attention units to help better represent features at the cost of minimal computational cost. The MPRO algorithm is improved by chaotic map based initializations and adaptive search strategies, which are used to automatically tune the important hyperparameters of the model to optimise its performance. Tested on the NASA, CALCE and Oxford battery data, the offered method has a state-of-the-art Root Mean Square Error (RMSE) equal to 0.48% compared to Transformer-based models with 29.41% and the default MobileNet with 41.46%. Having a small 1.1 million parameter count and an inference time of 3.2 ms, the framework provides an effective and deployable SOH monitoring framework in resource-constrained BMS settings.</w:t>
+      </w:r>
+    </w:p>
+    <w:p>
+      <w:r>
+        <w:rPr>
+          <w:rFonts w:ascii="Times New Roman" w:hAnsi="Times New Roman" w:eastAsia="宋体"/>
+          <w:sz w:val="21"/>
+        </w:rPr>
+        <w:t>__________________________________________________</w:t>
+      </w:r>
+    </w:p>
+    <w:p>
+      <w:pPr>
         <w:pStyle w:val="Heading1"/>
       </w:pPr>
       <w:r>
@@ -6901,6 +7240,593 @@
           <w:sz w:val="21"/>
         </w:rPr>
         <w:t>Abstract not available.</w:t>
+      </w:r>
+    </w:p>
+    <w:p>
+      <w:r>
+        <w:rPr>
+          <w:rFonts w:ascii="Times New Roman" w:hAnsi="Times New Roman" w:eastAsia="宋体"/>
+          <w:sz w:val="21"/>
+        </w:rPr>
+        <w:t>__________________________________________________</w:t>
+      </w:r>
+    </w:p>
+    <w:p>
+      <w:pPr>
+        <w:pStyle w:val="Heading1"/>
+      </w:pPr>
+      <w:r>
+        <w:rPr>
+          <w:rFonts w:ascii="Times New Roman" w:hAnsi="Times New Roman" w:eastAsia="宋体"/>
+          <w:b/>
+          <w:color w:val="000000"/>
+          <w:sz w:val="32"/>
+        </w:rPr>
+        <w:t>Laser &amp; Photonics Reviews</w:t>
+      </w:r>
+    </w:p>
+    <w:p>
+      <w:pPr>
+        <w:jc w:val="center"/>
+      </w:pPr>
+      <w:r>
+        <w:t>--- 更新: 13:28 ---</w:t>
+      </w:r>
+    </w:p>
+    <w:p>
+      <w:pPr>
+        <w:pStyle w:val="Heading2"/>
+      </w:pPr>
+      <w:r/>
+      <w:r>
+        <w:rPr>
+          <w:rFonts w:ascii="Times New Roman" w:hAnsi="Times New Roman" w:eastAsia="宋体"/>
+          <w:b/>
+          <w:color w:val="000000"/>
+          <w:sz w:val="24"/>
+        </w:rPr>
+        <w:t>双模界面域设计可实现高效稳定的纯红色钙钛矿量子点 LED</w:t>
+      </w:r>
+    </w:p>
+    <w:p>
+      <w:r>
+        <w:rPr>
+          <w:rFonts w:ascii="Times New Roman" w:hAnsi="Times New Roman" w:eastAsia="宋体"/>
+          <w:b/>
+          <w:color w:val="003264"/>
+          <w:sz w:val="24"/>
+        </w:rPr>
+        <w:t>Design of Dual‐Mode Interfacial Domains Enable Efficient and Stable Pure Red Perovskite Quantum Dots LEDs</w:t>
+      </w:r>
+    </w:p>
+    <w:p>
+      <w:r>
+        <w:rPr>
+          <w:rFonts w:ascii="Times New Roman" w:hAnsi="Times New Roman" w:eastAsia="宋体"/>
+          <w:sz w:val="21"/>
+        </w:rPr>
+        <w:t>作者: Nan Lei, Zhiwei Yao, Ke Ren, Qinrao Li, Huachuan Wang, Shibo Wei, Zhentao Jiang, Zijia Wang, Xuejiao Sun, Jingcong Hu, Ying Tang, Chenghao Bi, Chaoyu Xiang</w:t>
+        <w:br/>
+      </w:r>
+      <w:r>
+        <w:rPr>
+          <w:rFonts w:ascii="Times New Roman" w:hAnsi="Times New Roman" w:eastAsia="宋体"/>
+          <w:sz w:val="21"/>
+        </w:rPr>
+        <w:t xml:space="preserve">时间: 2026-02-06 | </w:t>
+      </w:r>
+      <w:r>
+        <w:t xml:space="preserve">链接: </w:t>
+      </w:r>
+      <w:hyperlink r:id="rId71">
+        <w:r>
+          <w:rPr>
+            <w:rFonts w:ascii="Times New Roman" w:hAnsi="Times New Roman" w:eastAsia="宋体"/>
+            <w:color w:val="0000FF"/>
+            <w:sz w:val="21"/>
+            <w:u w:val="single"/>
+          </w:rPr>
+          <w:t>https://doi.org/10.1002/lpor.202502780</w:t>
+        </w:r>
+      </w:hyperlink>
+    </w:p>
+    <w:p>
+      <w:pPr>
+        <w:spacing w:before="120"/>
+      </w:pPr>
+      <w:r>
+        <w:rPr>
+          <w:rFonts w:ascii="Times New Roman" w:hAnsi="Times New Roman" w:eastAsia="宋体"/>
+          <w:b/>
+          <w:sz w:val="21"/>
+        </w:rPr>
+        <w:t>中文摘要:</w:t>
+      </w:r>
+    </w:p>
+    <w:p>
+      <w:pPr>
+        <w:ind w:firstLine="360"/>
+      </w:pPr>
+      <w:r>
+        <w:rPr>
+          <w:rFonts w:ascii="Times New Roman" w:hAnsi="Times New Roman" w:eastAsia="宋体"/>
+          <w:sz w:val="21"/>
+        </w:rPr>
+        <w:t>摘要：稳定的纯红色钙钛矿量子点发光二极管（PeLED）迫切需要强约束的 CsPbI 3 钙钛矿量子点（QD）。然而，实现高性能纯红色 PeLED 具有挑战性，需要在外部量子效率 (EQE) 和单官能团配体的稳定性之间进行内在权衡。在本报告中，我们通过设计双功能配体氟苯胺（PhFA）来设计界面动静态匹配策略，以构建双模式界面域，同时抑制非辐射路径并稳定晶格结构。我们发现铵（-NH 2 ）基团有助于促进动态电荷注入和缺陷钝化，而氟（-F）基团锚定表面以增强结构稳定性。因此，经过 PhFA 处理的量子点表现出高光致发光量子产率 (PLQY)、提高的效率和显着改善的稳定性。基于这些优化量子点的 PeLED 显示出纯红色电致发光 (EL) 发射，最大 EQE 为 29.2%，初始亮度为 140 cd m -2 时工作半衰期超过 950 分钟，这是迄今为止报道的纯红色 PeLED 中最高的之一。</w:t>
+      </w:r>
+    </w:p>
+    <w:p>
+      <w:pPr>
+        <w:spacing w:before="120"/>
+      </w:pPr>
+      <w:r>
+        <w:rPr>
+          <w:rFonts w:ascii="Times New Roman" w:hAnsi="Times New Roman" w:eastAsia="宋体"/>
+          <w:b/>
+          <w:sz w:val="21"/>
+        </w:rPr>
+        <w:t>English Abstract:</w:t>
+      </w:r>
+    </w:p>
+    <w:p>
+      <w:r>
+        <w:rPr>
+          <w:rFonts w:ascii="Times New Roman" w:hAnsi="Times New Roman" w:eastAsia="宋体"/>
+          <w:sz w:val="21"/>
+        </w:rPr>
+        <w:t>ABSTRACT Strongly confined CsPbI 3 perovskite quantum dots (QDs) are urgently needed for stable pure‐red perovskite QDs light‐emitting diodes (PeLEDs). However, it's challenging for realization of high performance pure‐red PeLEDs with an intrinsic trade‐off between external quantum efficiency (EQE) and stability with single functional group ligands. In this report, we design an interfacial dynamic‐static matching strategy by designing a dual‐function ligand, Fluorobenzamine (PhFA), to construct dual‐mode interfacial domains that simultaneously suppress nonradiative pathways and stabilize the lattice structure. We find that the ammonium (‐NH 2 ) group contributes to promoting dynamic charge injection and defect passivation, while the fluorine (‐F) group anchors the surface to enhance structural stability. Hence, the PhFA‐treated QDs exhibited a high photoluminescence quantum yield (PLQY), boosted efficiency, and observably improved stability. PeLEDs based on these optimized QDs show the pure‐red electroluminescence (EL) emission with a maximum EQE of 29.2% and an operational half‐lifetime surpassing 950 min at an initial luminance of 140 cd m −2 , which are among the highest reported to date for pure‐red PeLEDs.</w:t>
+      </w:r>
+    </w:p>
+    <w:p>
+      <w:r>
+        <w:rPr>
+          <w:rFonts w:ascii="Times New Roman" w:hAnsi="Times New Roman" w:eastAsia="宋体"/>
+          <w:sz w:val="21"/>
+        </w:rPr>
+        <w:t>__________________________________________________</w:t>
+      </w:r>
+    </w:p>
+    <w:p>
+      <w:pPr>
+        <w:pStyle w:val="Heading2"/>
+      </w:pPr>
+      <w:r/>
+      <w:r>
+        <w:rPr>
+          <w:rFonts w:ascii="Times New Roman" w:hAnsi="Times New Roman" w:eastAsia="宋体"/>
+          <w:b/>
+          <w:color w:val="000000"/>
+          <w:sz w:val="24"/>
+        </w:rPr>
+        <w:t>卤化物钙钛矿中的光激发：模拟和实验在哪里相遇？</w:t>
+      </w:r>
+    </w:p>
+    <w:p>
+      <w:r>
+        <w:rPr>
+          <w:rFonts w:ascii="Times New Roman" w:hAnsi="Times New Roman" w:eastAsia="宋体"/>
+          <w:b/>
+          <w:color w:val="003264"/>
+          <w:sz w:val="24"/>
+        </w:rPr>
+        <w:t>Photo‐Excitations in Halide Perovskites: Where Do Simulations and Experiments Meet?</w:t>
+      </w:r>
+    </w:p>
+    <w:p>
+      <w:r>
+        <w:rPr>
+          <w:rFonts w:ascii="Times New Roman" w:hAnsi="Times New Roman" w:eastAsia="宋体"/>
+          <w:sz w:val="21"/>
+        </w:rPr>
+        <w:t>作者: Muhammad Sufyan Ramzan, Antonietta De Sio, Alexander Steinhoff, Frank Jahnke, Christoph Lienau, Caterina Cocchi</w:t>
+        <w:br/>
+      </w:r>
+      <w:r>
+        <w:rPr>
+          <w:rFonts w:ascii="Times New Roman" w:hAnsi="Times New Roman" w:eastAsia="宋体"/>
+          <w:sz w:val="21"/>
+        </w:rPr>
+        <w:t xml:space="preserve">时间: 2026-02-06 | </w:t>
+      </w:r>
+      <w:r>
+        <w:t xml:space="preserve">链接: </w:t>
+      </w:r>
+      <w:hyperlink r:id="rId72">
+        <w:r>
+          <w:rPr>
+            <w:rFonts w:ascii="Times New Roman" w:hAnsi="Times New Roman" w:eastAsia="宋体"/>
+            <w:color w:val="0000FF"/>
+            <w:sz w:val="21"/>
+            <w:u w:val="single"/>
+          </w:rPr>
+          <w:t>https://doi.org/10.1002/lpor.202401020</w:t>
+        </w:r>
+      </w:hyperlink>
+    </w:p>
+    <w:p>
+      <w:pPr>
+        <w:spacing w:before="120"/>
+      </w:pPr>
+      <w:r>
+        <w:rPr>
+          <w:rFonts w:ascii="Times New Roman" w:hAnsi="Times New Roman" w:eastAsia="宋体"/>
+          <w:b/>
+          <w:sz w:val="21"/>
+        </w:rPr>
+        <w:t>中文摘要:</w:t>
+      </w:r>
+    </w:p>
+    <w:p>
+      <w:pPr>
+        <w:ind w:firstLine="360"/>
+      </w:pPr>
+      <w:r>
+        <w:rPr>
+          <w:rFonts w:ascii="Times New Roman" w:hAnsi="Times New Roman" w:eastAsia="宋体"/>
+          <w:sz w:val="21"/>
+        </w:rPr>
+        <w:t>摘要 监测光激发的产生及其在电子自然时空尺度上的动力学的实验方法的发展，为更好地理解光-物质耦合驱动的基本过程并利用它们来设计新的功能材料开辟了令人着迷的视角。然而，这一视野被与可观察到的解释和合理化相关的挑战所笼罩。只有当可用的方法（从头算起和基于模型哈密顿量）能够补充实验而不仅仅是辅助实验时，理论才能帮助克服这些问题。从这个角度来看，我们以块状 CsPbBr 3 作为典型例子，提出了最先进的实验和理论方法来研究复杂材料中的光激发及其动力学。通过实验，我们展示了二维电子光谱学能够揭示该系统的电子和电子振动激发景观，特别是提供激子-声子耦合机制。从理论角度，我们讨论了基于半导体布洛赫方程的第一性原理计算和有效方法的优缺点。通过揭示所提出方法的优点和瓶颈，我们提出了可行的策略，使模拟和实验最终携手并进。</w:t>
+      </w:r>
+    </w:p>
+    <w:p>
+      <w:pPr>
+        <w:spacing w:before="120"/>
+      </w:pPr>
+      <w:r>
+        <w:rPr>
+          <w:rFonts w:ascii="Times New Roman" w:hAnsi="Times New Roman" w:eastAsia="宋体"/>
+          <w:b/>
+          <w:sz w:val="21"/>
+        </w:rPr>
+        <w:t>English Abstract:</w:t>
+      </w:r>
+    </w:p>
+    <w:p>
+      <w:r>
+        <w:rPr>
+          <w:rFonts w:ascii="Times New Roman" w:hAnsi="Times New Roman" w:eastAsia="宋体"/>
+          <w:sz w:val="21"/>
+        </w:rPr>
+        <w:t>ABSTRACT The development of experimental methods monitoring the generation of photo‐excitations and their dynamics on the natural temporal and spatial scales of the electrons has opened up fascinating perspectives to better understand fundamental processes driven by light–matter couplings and use them to design new functional materials. This horizon, however, is shadowed by challenges related to the interpretation and rationalization of the observables. Theory can help to overcome these issues only if the available approaches – both ab initio and based on model Hamiltonians – are complementary to experiments and not merely ancillary to them. In this perspective, we present state‐of‐the‐art experimental and theoretical methods to investigate photo‐excitations and their dynamics in complex materials, taking bulk CsPbBr 3 as a prototypical example. Experimentally, we show the ability of two‐dimensional electronic spectroscopy to shed light onto the electronic and vibronic excitation landscape of this system, in particular giving access to exciton–phonon coupling mechanisms. From the theory side, we discuss the advantages and drawbacks of first‐principles calculations and effective methods based on the semiconductor Bloch equations. By unveiling strengths and bottlenecks of the presented approaches, we suggest viable strategies to make simulations and experiments finally join hands.</w:t>
+      </w:r>
+    </w:p>
+    <w:p>
+      <w:r>
+        <w:rPr>
+          <w:rFonts w:ascii="Times New Roman" w:hAnsi="Times New Roman" w:eastAsia="宋体"/>
+          <w:sz w:val="21"/>
+        </w:rPr>
+        <w:t>__________________________________________________</w:t>
+      </w:r>
+    </w:p>
+    <w:p>
+      <w:pPr>
+        <w:pStyle w:val="Heading2"/>
+      </w:pPr>
+      <w:r/>
+      <w:r>
+        <w:rPr>
+          <w:rFonts w:ascii="Times New Roman" w:hAnsi="Times New Roman" w:eastAsia="宋体"/>
+          <w:b/>
+          <w:color w:val="000000"/>
+          <w:sz w:val="24"/>
+        </w:rPr>
+        <w:t>用于高清显示器的光致抗蚀剂兼容钙钛矿量子点的图案化</w:t>
+      </w:r>
+    </w:p>
+    <w:p>
+      <w:r>
+        <w:rPr>
+          <w:rFonts w:ascii="Times New Roman" w:hAnsi="Times New Roman" w:eastAsia="宋体"/>
+          <w:b/>
+          <w:color w:val="003264"/>
+          <w:sz w:val="24"/>
+        </w:rPr>
+        <w:t>Patterning of Photoresist‐Compatible Perovskite Quantum Dots for High‐Definition Displays</w:t>
+      </w:r>
+    </w:p>
+    <w:p>
+      <w:r>
+        <w:rPr>
+          <w:rFonts w:ascii="Times New Roman" w:hAnsi="Times New Roman" w:eastAsia="宋体"/>
+          <w:sz w:val="21"/>
+        </w:rPr>
+        <w:t>作者: Haoyu Wang, Chengzhao Luo, Yanhui Ding, Zhenwei Ren, Chenyang Fan, Zixuan Chen, Xin Zhou, Zhiyong Zheng, Yu Chen</w:t>
+        <w:br/>
+      </w:r>
+      <w:r>
+        <w:rPr>
+          <w:rFonts w:ascii="Times New Roman" w:hAnsi="Times New Roman" w:eastAsia="宋体"/>
+          <w:sz w:val="21"/>
+        </w:rPr>
+        <w:t xml:space="preserve">时间: 2026-02-06 | </w:t>
+      </w:r>
+      <w:r>
+        <w:t xml:space="preserve">链接: </w:t>
+      </w:r>
+      <w:hyperlink r:id="rId73">
+        <w:r>
+          <w:rPr>
+            <w:rFonts w:ascii="Times New Roman" w:hAnsi="Times New Roman" w:eastAsia="宋体"/>
+            <w:color w:val="0000FF"/>
+            <w:sz w:val="21"/>
+            <w:u w:val="single"/>
+          </w:rPr>
+          <w:t>https://doi.org/10.1002/lpor.202502933</w:t>
+        </w:r>
+      </w:hyperlink>
+    </w:p>
+    <w:p>
+      <w:pPr>
+        <w:spacing w:before="120"/>
+      </w:pPr>
+      <w:r>
+        <w:rPr>
+          <w:rFonts w:ascii="Times New Roman" w:hAnsi="Times New Roman" w:eastAsia="宋体"/>
+          <w:b/>
+          <w:sz w:val="21"/>
+        </w:rPr>
+        <w:t>中文摘要:</w:t>
+      </w:r>
+    </w:p>
+    <w:p>
+      <w:pPr>
+        <w:ind w:firstLine="360"/>
+      </w:pPr>
+      <w:r>
+        <w:rPr>
+          <w:rFonts w:ascii="Times New Roman" w:hAnsi="Times New Roman" w:eastAsia="宋体"/>
+          <w:sz w:val="21"/>
+        </w:rPr>
+        <w:t>摘要 钙钛矿量子点（PQD）的图案化代表了迈向高分辨率显示器的关键一步。尽管将 PQD 与光刻胶混合可以实现光刻集成，但其固有的离子特性和较差的稳定性会在暴露于极性成分时导致严重的侵蚀和荧光猝灭。为了克服这些挑战，通过多步封装开发了稳定的 PQD-光刻胶纳米复合材料。首先，PQD 在氨基硅烷官能化二氧化硅纳米粒子上的原位生长抑制了聚集。然后掺入钾离子以钝化表面缺陷。最后，氟化硅烷形成针对极性物质的保护屏障。由此产生的纳米复合材料实现了高达 96% 的光致发光量子产率和卓越的热稳定性，在 85°C 下 80 天后仍保持 99% 的初始发射。它可以均匀地分散在负性光刻胶中，并通过 UV 光刻进行图案化，产生最小线宽为 1.5 µm（每英寸 11200 像素，PPI）的清晰微结构。绿色和红色 PQD 线宽为 15 µm 的双色图案可实现 560 PPI。将这些颜色转换层与蓝色 Mini-LED 和液晶面板集成的白光原型展示了覆盖 NTSC 标准 132% 的色域。这项工作提供了一个强大的、可扩展的平台，用于将高性能 PQD 集成到微光电子学中。</w:t>
+      </w:r>
+    </w:p>
+    <w:p>
+      <w:pPr>
+        <w:spacing w:before="120"/>
+      </w:pPr>
+      <w:r>
+        <w:rPr>
+          <w:rFonts w:ascii="Times New Roman" w:hAnsi="Times New Roman" w:eastAsia="宋体"/>
+          <w:b/>
+          <w:sz w:val="21"/>
+        </w:rPr>
+        <w:t>English Abstract:</w:t>
+      </w:r>
+    </w:p>
+    <w:p>
+      <w:r>
+        <w:rPr>
+          <w:rFonts w:ascii="Times New Roman" w:hAnsi="Times New Roman" w:eastAsia="宋体"/>
+          <w:sz w:val="21"/>
+        </w:rPr>
+        <w:t>ABSTRACT The patterning of perovskite quantum dots (PQDs) represents a critical step toward high‐resolution displays. Although blending PQDs with photoresists enables lithographic integration, their intrinsic ionic character and poor stability lead to severe erosion and fluorescence quenching when exposed to polar components. To overcome these challenges, a stabilized PQD‐photoresist nanocomposite has been developed through multi‐step encapsulation. First, in situ growth of PQDs on amino silane‐functionalized silica nanoparticles suppresses aggregation. Potassium ions are then incorporated to passivate the surface defects. Finally, a fluorinated silane forms a protective barrier against polar species. The resulting nanocomposite achieves up to 96% photoluminescence quantum yield and exceptional thermal stability, maintaining 99% initial emission after 80 days at 85°C. It can be uniformly dispersed in negative‐tone photoresist and patterned via UV lithography, producing well‐defined microstructures with minimum linewidths of 1.5 µm (11200 pixels per inch, PPI). Dual‐color patterning with 15 µm linewidths for green and red PQDs achieves 560 PPI. A white‐light prototype integrating these color‐conversion layers with a blue Mini‐LED and liquid crystal panel demonstrates a color gamut covering 132% of the NTSC standard. This work provides a robust, scalable platform for integrating high‐performance PQDs into micro‐optoelectronics.</w:t>
+      </w:r>
+    </w:p>
+    <w:p>
+      <w:r>
+        <w:rPr>
+          <w:rFonts w:ascii="Times New Roman" w:hAnsi="Times New Roman" w:eastAsia="宋体"/>
+          <w:sz w:val="21"/>
+        </w:rPr>
+        <w:t>__________________________________________________</w:t>
+      </w:r>
+    </w:p>
+    <w:p>
+      <w:pPr>
+        <w:pStyle w:val="Heading2"/>
+      </w:pPr>
+      <w:r/>
+      <w:r>
+        <w:rPr>
+          <w:rFonts w:ascii="Times New Roman" w:hAnsi="Times New Roman" w:eastAsia="宋体"/>
+          <w:b/>
+          <w:color w:val="000000"/>
+          <w:sz w:val="24"/>
+        </w:rPr>
+        <w:t>揭示锁模孤子光纤激光器中非线性偏振演化引起的动态光谱整形效应</w:t>
+      </w:r>
+    </w:p>
+    <w:p>
+      <w:r>
+        <w:rPr>
+          <w:rFonts w:ascii="Times New Roman" w:hAnsi="Times New Roman" w:eastAsia="宋体"/>
+          <w:b/>
+          <w:color w:val="003264"/>
+          <w:sz w:val="24"/>
+        </w:rPr>
+        <w:t>Revealing the Dynamic Spectral‐Reshaping Effect Induced by the Nonlinear Polarization Evolution in Mode‐Locked Soliton Fiber Lasers</w:t>
+      </w:r>
+    </w:p>
+    <w:p>
+      <w:r>
+        <w:rPr>
+          <w:rFonts w:ascii="Times New Roman" w:hAnsi="Times New Roman" w:eastAsia="宋体"/>
+          <w:sz w:val="21"/>
+        </w:rPr>
+        <w:t>作者: Qi Huang, Xintong Zhang, Yu Jiang, Benhai Wang, Wenbin He, Xiaocong Wang, Siqi Fan, Haochen Lin, Xiaogang Tang, Jiachen Wu, Jinxin Zhan, Zhiyuan Huang, Jiapeng Huang, Xin Jiang, Long Zhang, Meng Pang</w:t>
+        <w:br/>
+      </w:r>
+      <w:r>
+        <w:rPr>
+          <w:rFonts w:ascii="Times New Roman" w:hAnsi="Times New Roman" w:eastAsia="宋体"/>
+          <w:sz w:val="21"/>
+        </w:rPr>
+        <w:t xml:space="preserve">时间: 2026-02-06 | </w:t>
+      </w:r>
+      <w:r>
+        <w:t xml:space="preserve">链接: </w:t>
+      </w:r>
+      <w:hyperlink r:id="rId74">
+        <w:r>
+          <w:rPr>
+            <w:rFonts w:ascii="Times New Roman" w:hAnsi="Times New Roman" w:eastAsia="宋体"/>
+            <w:color w:val="0000FF"/>
+            <w:sz w:val="21"/>
+            <w:u w:val="single"/>
+          </w:rPr>
+          <w:t>https://doi.org/10.1002/lpor.202502401</w:t>
+        </w:r>
+      </w:hyperlink>
+    </w:p>
+    <w:p>
+      <w:pPr>
+        <w:spacing w:before="120"/>
+      </w:pPr>
+      <w:r>
+        <w:rPr>
+          <w:rFonts w:ascii="Times New Roman" w:hAnsi="Times New Roman" w:eastAsia="宋体"/>
+          <w:b/>
+          <w:sz w:val="21"/>
+        </w:rPr>
+        <w:t>中文摘要:</w:t>
+      </w:r>
+    </w:p>
+    <w:p>
+      <w:pPr>
+        <w:ind w:firstLine="360"/>
+      </w:pPr>
+      <w:r>
+        <w:rPr>
+          <w:rFonts w:ascii="Times New Roman" w:hAnsi="Times New Roman" w:eastAsia="宋体"/>
+          <w:sz w:val="21"/>
+        </w:rPr>
+        <w:t>摘要 基于非线性偏振演化（NPE）的被动锁模由于其固有的快速响应、宽带操作和调节灵活性，是超快光纤激光器中最广泛采用的技术之一，可以在全光纤激光腔中简单实现。虽然NPE引起的自振幅调制（SAM）效应通常被认为是启动被动锁模的人工可饱和吸收的关键机制，但由NPE效应引起的伴随光谱重塑仍然难以捉摸，阻碍了对激光动力学的深入理解和精确控制。在这里，据我们所知，我们首次报告了孤子光纤激光器中由 NPE 引起的动态光谱整形的实验研究，这表现为脉冲光谱的时滞中心波长偏移。在孤子锁模的建立过程以及泵浦调制的稳态过程中观察到了这种动态光谱整形效应，两者都具有脉冲中心波长的强度依赖动态。此外，还建立了一个理论模型来通过基于 NPE 的强度相关滤波来解释这种效应，该模型与实验观察结果表现出良好的一致性。我们的研究结果揭示了 NPE 效应在锁模脉冲光谱测定中的关键作用，并可能为锁模激光器的稳定性提高和精确控制提供新的思路。</w:t>
+      </w:r>
+    </w:p>
+    <w:p>
+      <w:pPr>
+        <w:spacing w:before="120"/>
+      </w:pPr>
+      <w:r>
+        <w:rPr>
+          <w:rFonts w:ascii="Times New Roman" w:hAnsi="Times New Roman" w:eastAsia="宋体"/>
+          <w:b/>
+          <w:sz w:val="21"/>
+        </w:rPr>
+        <w:t>English Abstract:</w:t>
+      </w:r>
+    </w:p>
+    <w:p>
+      <w:r>
+        <w:rPr>
+          <w:rFonts w:ascii="Times New Roman" w:hAnsi="Times New Roman" w:eastAsia="宋体"/>
+          <w:sz w:val="21"/>
+        </w:rPr>
+        <w:t>ABSTRACT Passive mode‐locking based on nonlinear polarization evolution (NPE) is among the most widely adopted technique in ultrafast fiber lasers due to the intrinsic fast response, broadband operation and adjustment flexibility, enabling simple implementations in all‐fiber laser cavities. While the NPE‐induced self‐amplitude modulation (SAM) effect is generally regarded as the key mechanism of artificial saturable absorption for initiating passive mode‐locking, the concomitant spectral reshaping, resulted from the NPE effect, has remained elusive, inhibiting in‐depth understanding and precise control of laser dynamics. Here, we report, for the first time to our knowledge, experimental studies on the dynamic spectral reshaping induced by NPE in a soliton fiber laser, which manifests as a time‐delay central‐wavelength shift of pulse spectrum. Such a dynamic spectral reshaping effect has been observed during the build‐up process of soliton mode‐locking as well as in steady states with pump modulations, both featuring intensity‐dependent dynamics of the pulse central wavelength. Moreover, a theoretical model is established to interpret this effect through NPE‐based intensity‐dependent filtering, which exhibits good agreement with experimental observations. Our findings have revealed the critical role of the NPE effect in the determination of the mode‐locked pulse spectrum and may shed new light on stability improvement and precise control of mode‐locked lasers.</w:t>
+      </w:r>
+    </w:p>
+    <w:p>
+      <w:r>
+        <w:rPr>
+          <w:rFonts w:ascii="Times New Roman" w:hAnsi="Times New Roman" w:eastAsia="宋体"/>
+          <w:sz w:val="21"/>
+        </w:rPr>
+        <w:t>__________________________________________________</w:t>
+      </w:r>
+    </w:p>
+    <w:p>
+      <w:pPr>
+        <w:pStyle w:val="Heading2"/>
+      </w:pPr>
+      <w:r/>
+      <w:r>
+        <w:rPr>
+          <w:rFonts w:ascii="Times New Roman" w:hAnsi="Times New Roman" w:eastAsia="宋体"/>
+          <w:b/>
+          <w:color w:val="000000"/>
+          <w:sz w:val="24"/>
+        </w:rPr>
+        <w:t>芯片级谷光子拓扑腔中的超低反向散射诱导模式分裂</w:t>
+      </w:r>
+    </w:p>
+    <w:p>
+      <w:r>
+        <w:rPr>
+          <w:rFonts w:ascii="Times New Roman" w:hAnsi="Times New Roman" w:eastAsia="宋体"/>
+          <w:b/>
+          <w:color w:val="003264"/>
+          <w:sz w:val="24"/>
+        </w:rPr>
+        <w:t>Ultralow‐Backscattering Induced Mode Splitting in Chipscale Valley Photonic Topological Cavities</w:t>
+      </w:r>
+    </w:p>
+    <w:p>
+      <w:r>
+        <w:rPr>
+          <w:rFonts w:ascii="Times New Roman" w:hAnsi="Times New Roman" w:eastAsia="宋体"/>
+          <w:sz w:val="21"/>
+        </w:rPr>
+        <w:t>作者: Kaiji Chen, Wenhao Wang, Yi Ji Tan, Zhonglei Shen, Ridong Jia, Ranjan Singh</w:t>
+        <w:br/>
+      </w:r>
+      <w:r>
+        <w:rPr>
+          <w:rFonts w:ascii="Times New Roman" w:hAnsi="Times New Roman" w:eastAsia="宋体"/>
+          <w:sz w:val="21"/>
+        </w:rPr>
+        <w:t xml:space="preserve">时间: 2026-02-06 | </w:t>
+      </w:r>
+      <w:r>
+        <w:t xml:space="preserve">链接: </w:t>
+      </w:r>
+      <w:hyperlink r:id="rId75">
+        <w:r>
+          <w:rPr>
+            <w:rFonts w:ascii="Times New Roman" w:hAnsi="Times New Roman" w:eastAsia="宋体"/>
+            <w:color w:val="0000FF"/>
+            <w:sz w:val="21"/>
+            <w:u w:val="single"/>
+          </w:rPr>
+          <w:t>https://doi.org/10.1002/lpor.202503189</w:t>
+        </w:r>
+      </w:hyperlink>
+    </w:p>
+    <w:p>
+      <w:pPr>
+        <w:spacing w:before="120"/>
+      </w:pPr>
+      <w:r>
+        <w:rPr>
+          <w:rFonts w:ascii="Times New Roman" w:hAnsi="Times New Roman" w:eastAsia="宋体"/>
+          <w:b/>
+          <w:sz w:val="21"/>
+        </w:rPr>
+        <w:t>中文摘要:</w:t>
+      </w:r>
+    </w:p>
+    <w:p>
+      <w:pPr>
+        <w:ind w:firstLine="360"/>
+      </w:pPr>
+      <w:r>
+        <w:rPr>
+          <w:rFonts w:ascii="Times New Roman" w:hAnsi="Times New Roman" w:eastAsia="宋体"/>
+          <w:sz w:val="21"/>
+        </w:rPr>
+        <w:t>摘要 拓扑谷光子晶体由于具有针对尖角和制造缺陷的反向散射保护，因此在片上集成方面具有巨大的潜力。拓扑接口可实现紧凑且灵活的光子路由，这对于光子芯片的小型化、可扩展性和能源效率至关重要。然而，这种互易拓扑光子器件不可避免地会经历反向散射损耗，并且仍然无法使用有效的原位方法来量化鲁棒性。在这里，我们报告了尖角处的超低后向散射会引起拓扑空腔中的模式分裂，作为其定量评估的自检测方法。在 37 GHz 的宽拓扑带隙上，整体反向散射损耗为 0.10 dB/弯，在 K 谷附近最小为 0.047 dB/弯，证明了谷边缘态通过尖角的近乎完美的光子传输。腔波导耦合硅芯片的高分辨率太赫兹光谱测量证实了 0.09 dB/弯曲的极低损耗。我们的工作揭示了模式分裂的普遍机制，并引入了一个定量框架来测量拓扑谷光子学中的反向散射损耗色散。模式分裂成为集成拓扑器件中光谱工程的新自由度，为多通道通信、高灵敏度光子传感和量子信息处理铺平了新途径。</w:t>
+      </w:r>
+    </w:p>
+    <w:p>
+      <w:pPr>
+        <w:spacing w:before="120"/>
+      </w:pPr>
+      <w:r>
+        <w:rPr>
+          <w:rFonts w:ascii="Times New Roman" w:hAnsi="Times New Roman" w:eastAsia="宋体"/>
+          <w:b/>
+          <w:sz w:val="21"/>
+        </w:rPr>
+        <w:t>English Abstract:</w:t>
+      </w:r>
+    </w:p>
+    <w:p>
+      <w:r>
+        <w:rPr>
+          <w:rFonts w:ascii="Times New Roman" w:hAnsi="Times New Roman" w:eastAsia="宋体"/>
+          <w:sz w:val="21"/>
+        </w:rPr>
+        <w:t>ABSTRACT Topological valley photonic crystals hold substantial potential for on‐chip integration owing to their backscattering protection against sharp corners and fabrication imperfections. Topological interfaces enable compact and flexible photonic routing critical for the miniaturization, scalability and energy efficiency of photonic chips. However, such reciprocal topological photonic devices inevitably experience backscattering loss, and effective in‐situ methods for quantifying the robustness remain unavailable. Here, we report that ultralow backscattering at sharp corners induces mode splitting in a topological cavity, serving as a self‐detection methodology for its quantitative evaluation. The overall backscattering loss at the level of 0.10 dB/bend over a broad topological bandgap of 37 GHz, with a minimum of 0.047 dB/bend near the K valley, demonstrates the near‐perfect photon transport of valley edge state through sharp corners. The high‐resolution terahertz spectral measurements in cavity‐waveguide coupled silicon chips confirm an extremely low loss of 0.09 dB/bend. Our work uncovers the universal mechanism of mode splitting and introduces a quantitative framework to measure the backscatteringloss dispersion in topological valley photonics. Mode splitting emerges as a new degree of freedom for spectral engineering in integrated topological devices, paving new ways toward multi‐channel communications, high‐sensitivity photonic sensing, and quantum information processing.</w:t>
       </w:r>
     </w:p>
     <w:p>

--- a/Optical_Papers_260208.docx
+++ b/Optical_Papers_260208.docx
@@ -391,6 +391,119 @@
     </w:p>
     <w:p>
       <w:pPr>
+        <w:pStyle w:val="Heading2"/>
+      </w:pPr>
+      <w:r/>
+      <w:r>
+        <w:rPr>
+          <w:rFonts w:ascii="Times New Roman" w:hAnsi="Times New Roman" w:eastAsia="宋体"/>
+          <w:b/>
+          <w:color w:val="000000"/>
+          <w:sz w:val="24"/>
+        </w:rPr>
+        <w:t>具有电光模拟存储器的神经形态光子计算</w:t>
+      </w:r>
+    </w:p>
+    <w:p>
+      <w:r>
+        <w:rPr>
+          <w:rFonts w:ascii="Times New Roman" w:hAnsi="Times New Roman" w:eastAsia="宋体"/>
+          <w:b/>
+          <w:color w:val="003264"/>
+          <w:sz w:val="24"/>
+        </w:rPr>
+        <w:t>Neuromorphic photonic computing with an electro-optic analog memory</w:t>
+      </w:r>
+    </w:p>
+    <w:p>
+      <w:r>
+        <w:rPr>
+          <w:rFonts w:ascii="Times New Roman" w:hAnsi="Times New Roman" w:eastAsia="宋体"/>
+          <w:sz w:val="21"/>
+        </w:rPr>
+        <w:t>作者: Sean Lam, Ahmed Khaled, Simon Bilodeau, Bicky A. Marquez, Paul R. Prucnal, Lukas Chrostowski, Bhavin J. Shastri, Sudip Shekhar</w:t>
+        <w:br/>
+      </w:r>
+      <w:r>
+        <w:rPr>
+          <w:rFonts w:ascii="Times New Roman" w:hAnsi="Times New Roman" w:eastAsia="宋体"/>
+          <w:sz w:val="21"/>
+        </w:rPr>
+        <w:t xml:space="preserve">时间: 2026-02-07 | </w:t>
+      </w:r>
+      <w:r>
+        <w:t xml:space="preserve">链接: </w:t>
+      </w:r>
+      <w:hyperlink r:id="rId76">
+        <w:r>
+          <w:rPr>
+            <w:rFonts w:ascii="Times New Roman" w:hAnsi="Times New Roman" w:eastAsia="宋体"/>
+            <w:color w:val="0000FF"/>
+            <w:sz w:val="21"/>
+            <w:u w:val="single"/>
+          </w:rPr>
+          <w:t>https://doi.org/10.1038/s41467-026-69084-x</w:t>
+        </w:r>
+      </w:hyperlink>
+    </w:p>
+    <w:p>
+      <w:pPr>
+        <w:spacing w:before="120"/>
+      </w:pPr>
+      <w:r>
+        <w:rPr>
+          <w:rFonts w:ascii="Times New Roman" w:hAnsi="Times New Roman" w:eastAsia="宋体"/>
+          <w:b/>
+          <w:sz w:val="21"/>
+        </w:rPr>
+        <w:t>中文摘要:</w:t>
+      </w:r>
+    </w:p>
+    <w:p>
+      <w:pPr>
+        <w:ind w:firstLine="360"/>
+      </w:pPr>
+      <w:r>
+        <w:rPr>
+          <w:rFonts w:ascii="Times New Roman" w:hAnsi="Times New Roman" w:eastAsia="宋体"/>
+          <w:sz w:val="21"/>
+        </w:rPr>
+        <w:t>摘要 在神经形态光子系统中，设备操作通常由模拟信号控制，因此需要数模转换器 (DAC) 和模数转换器 (ADC)。然而，传统冯·诺依曼架构中的存储器和这些转换器之间的数据移动会产生大量的能源成本。我们提出了一种与光子计算单元共置的模拟电子存储器，以消除重复的长距离数据移动。在这里，我们展示了带有片上电容模拟存储器的单片集成神经形态光子电路，并使用 MNIST 数据集评估其在原位训练和推理的机器学习中的性能。我们的分析表明，与传统 SRAM-DAC 架构相比，将模拟存储器集成到神经形态光子架构中可以实现超过 26 倍的功耗节省。此外，保持最小模拟内存保留与网络延迟比率为 100 可保持 &gt;90% 的推理精度，从而实现泄漏模拟内存，而不会显着降低性能。这种方法减少了对 DAC 的依赖，最大限度地减少了数据移动，并提供了一条实现节能、高速神经形态光子计算的可扩展途径。</w:t>
+      </w:r>
+    </w:p>
+    <w:p>
+      <w:pPr>
+        <w:spacing w:before="120"/>
+      </w:pPr>
+      <w:r>
+        <w:rPr>
+          <w:rFonts w:ascii="Times New Roman" w:hAnsi="Times New Roman" w:eastAsia="宋体"/>
+          <w:b/>
+          <w:sz w:val="21"/>
+        </w:rPr>
+        <w:t>English Abstract:</w:t>
+      </w:r>
+    </w:p>
+    <w:p>
+      <w:r>
+        <w:rPr>
+          <w:rFonts w:ascii="Times New Roman" w:hAnsi="Times New Roman" w:eastAsia="宋体"/>
+          <w:sz w:val="21"/>
+        </w:rPr>
+        <w:t>Abstract In neuromorphic photonic systems, device operations are typically governed by analog signals, necessitating digital-to-analog converters (DAC) and analog-to-digital converters (ADC). However, data movement between memory and these converters in conventional von Neumann architectures incur significant energy costs. We propose an analog electronic memory co-located with photonic computing units to eliminate repeated long-distance data movement. Here, we demonstrate a monolithically integrated neuromorphic photonic circuit with on-chip capacitive analog memory and evaluate its performance in machine learning for in situ training and inference using the MNIST dataset. Our analysis shows that integrating analog memory into a neuromorphic photonic architecture can achieve over 26 × power savings compared to conventional SRAM-DAC architectures. Furthermore, maintaining a minimum analog memory retention-to-network-latency ratio of 100 maintains &gt;90% inference accuracy, enabling leaky analog memories without substantial performance degradation. This approach reduces reliance on DACs, minimizes data movement, and offers a scalable pathway toward energy-efficient, high-speed neuromorphic photonic computing.</w:t>
+      </w:r>
+    </w:p>
+    <w:p>
+      <w:r>
+        <w:rPr>
+          <w:rFonts w:ascii="Times New Roman" w:hAnsi="Times New Roman" w:eastAsia="宋体"/>
+          <w:sz w:val="21"/>
+        </w:rPr>
+        <w:t>__________________________________________________</w:t>
+      </w:r>
+    </w:p>
+    <w:p>
+      <w:pPr>
         <w:pStyle w:val="Heading1"/>
       </w:pPr>
       <w:r>
@@ -3699,6 +3812,232 @@
           <w:sz w:val="21"/>
         </w:rPr>
         <w:t>Reliable prediction of the State-of-Health (SOH) of lithium-ion batteries is essential to guarantee the safety, robustness and lifetime of the electric vehicles and grid-scale energy storage devices. Although data-driven methods can provide viable alternatives to traditional model-based algorithms, despite these approaches, high computational complexity, overfitting, and poor feature extraction are common barriers to the use of these approaches in real-time battery management systems (BMS). To overcome these issues, this paper will suggest a light and precise SOH estimation model that incorporates an Improved MobileNet architecture and a Modified Poor and Rich Optimization (MPRO) algorithm. The Improved MobileNet has been designed with 1D temporal battery data particularly, which uses depthwise separable convolutions and Squeeze-and-Excitation attention units to help better represent features at the cost of minimal computational cost. The MPRO algorithm is improved by chaotic map based initializations and adaptive search strategies, which are used to automatically tune the important hyperparameters of the model to optimise its performance. Tested on the NASA, CALCE and Oxford battery data, the offered method has a state-of-the-art Root Mean Square Error (RMSE) equal to 0.48% compared to Transformer-based models with 29.41% and the default MobileNet with 41.46%. Having a small 1.1 million parameter count and an inference time of 3.2 ms, the framework provides an effective and deployable SOH monitoring framework in resource-constrained BMS settings.</w:t>
+      </w:r>
+    </w:p>
+    <w:p>
+      <w:r>
+        <w:rPr>
+          <w:rFonts w:ascii="Times New Roman" w:hAnsi="Times New Roman" w:eastAsia="宋体"/>
+          <w:sz w:val="21"/>
+        </w:rPr>
+        <w:t>__________________________________________________</w:t>
+      </w:r>
+    </w:p>
+    <w:p>
+      <w:pPr>
+        <w:pStyle w:val="Heading2"/>
+      </w:pPr>
+      <w:r/>
+      <w:r>
+        <w:rPr>
+          <w:rFonts w:ascii="Times New Roman" w:hAnsi="Times New Roman" w:eastAsia="宋体"/>
+          <w:b/>
+          <w:color w:val="000000"/>
+          <w:sz w:val="24"/>
+        </w:rPr>
+        <w:t>纳豆激酶介导的溶栓中年龄和血型相关变异的发现及其与心血管管理的相关性</w:t>
+      </w:r>
+    </w:p>
+    <w:p>
+      <w:r>
+        <w:rPr>
+          <w:rFonts w:ascii="Times New Roman" w:hAnsi="Times New Roman" w:eastAsia="宋体"/>
+          <w:b/>
+          <w:color w:val="003264"/>
+          <w:sz w:val="24"/>
+        </w:rPr>
+        <w:t>Discovery of age and blood group associated variability in nattokinase mediated thrombolysis and its relevance to cardiovascular management</w:t>
+      </w:r>
+    </w:p>
+    <w:p>
+      <w:r>
+        <w:rPr>
+          <w:rFonts w:ascii="Times New Roman" w:hAnsi="Times New Roman" w:eastAsia="宋体"/>
+          <w:sz w:val="21"/>
+        </w:rPr>
+        <w:t>作者: Tirth Chetankumar Bhatt, Ashok Kumar Bishoyi</w:t>
+        <w:br/>
+      </w:r>
+      <w:r>
+        <w:rPr>
+          <w:rFonts w:ascii="Times New Roman" w:hAnsi="Times New Roman" w:eastAsia="宋体"/>
+          <w:sz w:val="21"/>
+        </w:rPr>
+        <w:t xml:space="preserve">时间: 2026-02-07 | </w:t>
+      </w:r>
+      <w:r>
+        <w:t xml:space="preserve">链接: </w:t>
+      </w:r>
+      <w:hyperlink r:id="rId77">
+        <w:r>
+          <w:rPr>
+            <w:rFonts w:ascii="Times New Roman" w:hAnsi="Times New Roman" w:eastAsia="宋体"/>
+            <w:color w:val="0000FF"/>
+            <w:sz w:val="21"/>
+            <w:u w:val="single"/>
+          </w:rPr>
+          <w:t>https://doi.org/10.1038/s41598-026-38130-5</w:t>
+        </w:r>
+      </w:hyperlink>
+    </w:p>
+    <w:p>
+      <w:pPr>
+        <w:spacing w:before="120"/>
+      </w:pPr>
+      <w:r>
+        <w:rPr>
+          <w:rFonts w:ascii="Times New Roman" w:hAnsi="Times New Roman" w:eastAsia="宋体"/>
+          <w:b/>
+          <w:sz w:val="21"/>
+        </w:rPr>
+        <w:t>中文摘要:</w:t>
+      </w:r>
+    </w:p>
+    <w:p>
+      <w:pPr>
+        <w:ind w:firstLine="360"/>
+      </w:pPr>
+      <w:r>
+        <w:rPr>
+          <w:rFonts w:ascii="Times New Roman" w:hAnsi="Times New Roman" w:eastAsia="宋体"/>
+          <w:sz w:val="21"/>
+        </w:rPr>
+        <w:t>新冠疫情后时期伴随着心血管疾病 (CVD) 的显着上升，这凸显了在异质人群中评估溶栓剂的重要性。尽管纳豆激酶 (NK) 以其纤溶特性而闻名，但印度人群中有关其血块溶解效率和血块溶解时间 (CDT) 的系统数据仍然有限。因此，本研究在分子对接和超微结构分析的支持下，考察了 NK 介导的跨 ABO/RhD 血型、年龄层和性别的溶栓。从 Saurashtra 地区 10 至 70 岁的个体中采集了总共 1,796 份血液样本，涵盖所有八个 ABO/RhD 血型。体外凝块溶解测定用于量化 NK 治疗后的 CDT，同时采用扫描电子显微镜 (SEM) 和分子对接与动力学来研究 NK-纤维蛋白-RhD 相互作用。不同血型的 CDT 存在显着差异，AB− 女性记录的溶解时间最长（2660 秒），O+ 男性记录的溶解时间最短（1510 秒）。四向方差分析显示年龄组 x ABO 血型 x RhD 因子存在显着的三向交互作用 (p = 0.005)，而包括性别在内的四向交互作用并不显着 (p = 1.000)。使用从印度九个不同地点收集的 562 个独立样本组进一步验证了 CDT 趋势，这些样本显示出一致的模式。分子相互作用分析显示，RhD-NK-纤维蛋白复合物表现出比单独的 NK-纤维蛋白复合物（- 733.3 kcal/mol）更高的结合亲和力（− 1813.9 kcal/mol），这与 SEM 分析中观察到的凝块溶解效率增强一致。总之，NK 介导的 CDT 在不同血型之间并不统一，并且受年龄和血型抗原组成的影响。这些发现建议进行大规模体内验证研究，以优化不同人群的 NK 剂量。</w:t>
+      </w:r>
+    </w:p>
+    <w:p>
+      <w:pPr>
+        <w:spacing w:before="120"/>
+      </w:pPr>
+      <w:r>
+        <w:rPr>
+          <w:rFonts w:ascii="Times New Roman" w:hAnsi="Times New Roman" w:eastAsia="宋体"/>
+          <w:b/>
+          <w:sz w:val="21"/>
+        </w:rPr>
+        <w:t>English Abstract:</w:t>
+      </w:r>
+    </w:p>
+    <w:p>
+      <w:r>
+        <w:rPr>
+          <w:rFonts w:ascii="Times New Roman" w:hAnsi="Times New Roman" w:eastAsia="宋体"/>
+          <w:sz w:val="21"/>
+        </w:rPr>
+        <w:t>The post-COVID period has been accompanied by a notable rise in cardiovascular disease (CVD), emphasizing the importance of evaluating thrombolytic agents across heterogeneous populations. Although nattokinase (NK) is known for its fibrinolytic properties, systematic data on its clot dissolution efficiency and clot dissolution time (CDT) in the Indian population remain limited. Hence, this study examined NK-mediated thrombolysis across ABO/RhD blood groups, age strata, and gender supported by molecular docking and ultrastructural analyses. A total of 1,796 blood samples encompassing all eight ABO/RhD blood groups were collected from individuals aged 10–70 years from the Saurashtra region. In vitro clot lysis assays were used to quantify CDT following NK treatment, while scanning electron microscopy (SEM) and molecular docking &amp; dynamic were employed to investigate NK–fibrin–RhD interactions. Significant variation in CDT was observed across blood groups, with the longest dissolution time recorded in AB− females (2660 s) and the shortest in O+ males (1510 s). Four-way ANOVA analysis revealed a significant three-way interaction effect of age group x ABO blood group x RhD factor (p = 0.005), whereas the four-way interaction including gender was not significant (p = 1.000). CDT trends were further validated using an independent cohort of 562 samples collected from nine distinct locations across India, which showed consistent patterns. Molecular interaction analysis revealed that the RhD–NK–fibrin complex displayed substantially higher binding affinity (− 1813.9 kcal/mol) than the NK–fibrin complex alone (− 733.3 kcal/mol), aligned with enhanced clot dissolution efficiency observed in SEM analyses. In conclusion, NK-mediated CDT is not uniform across blood groups and is influenced by age and blood group antigen composition. These findings recommend large-scale in vivo validation studies to optimize NK dosing across diverse populations.</w:t>
+      </w:r>
+    </w:p>
+    <w:p>
+      <w:r>
+        <w:rPr>
+          <w:rFonts w:ascii="Times New Roman" w:hAnsi="Times New Roman" w:eastAsia="宋体"/>
+          <w:sz w:val="21"/>
+        </w:rPr>
+        <w:t>__________________________________________________</w:t>
+      </w:r>
+    </w:p>
+    <w:p>
+      <w:pPr>
+        <w:pStyle w:val="Heading2"/>
+      </w:pPr>
+      <w:r/>
+      <w:r>
+        <w:rPr>
+          <w:rFonts w:ascii="Times New Roman" w:hAnsi="Times New Roman" w:eastAsia="宋体"/>
+          <w:b/>
+          <w:color w:val="000000"/>
+          <w:sz w:val="24"/>
+        </w:rPr>
+        <w:t>丹佛盆地与石油和天然气开发相关的水域中的全氟烷基和多氟烷基物质</w:t>
+      </w:r>
+    </w:p>
+    <w:p>
+      <w:r>
+        <w:rPr>
+          <w:rFonts w:ascii="Times New Roman" w:hAnsi="Times New Roman" w:eastAsia="宋体"/>
+          <w:b/>
+          <w:color w:val="003264"/>
+          <w:sz w:val="24"/>
+        </w:rPr>
+        <w:t>Per- and polyfluoroalkyl substances in waters associated with oil and gas development in the Denver Basin</w:t>
+      </w:r>
+    </w:p>
+    <w:p>
+      <w:r>
+        <w:rPr>
+          <w:rFonts w:ascii="Times New Roman" w:hAnsi="Times New Roman" w:eastAsia="宋体"/>
+          <w:sz w:val="21"/>
+        </w:rPr>
+        <w:t>作者: Matthew S. Varonka, Aaron M. Jubb, Bonnie McDevitt, Jenna L. Shelton, Elliott P. Barnhart, Denise M. Akob, Isabelle M. Cozzarelli</w:t>
+        <w:br/>
+      </w:r>
+      <w:r>
+        <w:rPr>
+          <w:rFonts w:ascii="Times New Roman" w:hAnsi="Times New Roman" w:eastAsia="宋体"/>
+          <w:sz w:val="21"/>
+        </w:rPr>
+        <w:t xml:space="preserve">时间: 2026-02-07 | </w:t>
+      </w:r>
+      <w:r>
+        <w:t xml:space="preserve">链接: </w:t>
+      </w:r>
+      <w:hyperlink r:id="rId78">
+        <w:r>
+          <w:rPr>
+            <w:rFonts w:ascii="Times New Roman" w:hAnsi="Times New Roman" w:eastAsia="宋体"/>
+            <w:color w:val="0000FF"/>
+            <w:sz w:val="21"/>
+            <w:u w:val="single"/>
+          </w:rPr>
+          <w:t>https://doi.org/10.1038/s41598-025-33394-9</w:t>
+        </w:r>
+      </w:hyperlink>
+    </w:p>
+    <w:p>
+      <w:pPr>
+        <w:spacing w:before="120"/>
+      </w:pPr>
+      <w:r>
+        <w:rPr>
+          <w:rFonts w:ascii="Times New Roman" w:hAnsi="Times New Roman" w:eastAsia="宋体"/>
+          <w:b/>
+          <w:sz w:val="21"/>
+        </w:rPr>
+        <w:t>中文摘要:</w:t>
+      </w:r>
+    </w:p>
+    <w:p>
+      <w:pPr>
+        <w:ind w:firstLine="360"/>
+      </w:pPr>
+      <w:r>
+        <w:rPr>
+          <w:rFonts w:ascii="Times New Roman" w:hAnsi="Times New Roman" w:eastAsia="宋体"/>
+          <w:sz w:val="21"/>
+        </w:rPr>
+        <w:t>摘要 由于石油和天然气开采过程中产生大量采出水 (PW)、这些废物在缺水地区的再利用以及与 PFAS 暴露相关的不良健康后果，石油工业中全氟烷基物质和多氟烷基物质 (PFAS) 的使用可能会引起人们的关注。然而，文献中几乎没有 PW PFAS 的表征，而且水力压裂 (HF) 化学物质的披露通常会忽略专有添加剂的特性。在这里，我们评估了丹佛盆地三口油井生产第一年的纯化水样品中的 PFAS 含量。 PW 样品中目标 PFAS (Σ 40 PFAS) 的总浓度 &lt; 35 ng/L，全氟丁酸等短链 PFAS 在整个采样期间持续存在。对水力压裂淡水输入 (Σ 40 PFAS ~ 113 ng/L) 和混合压裂液 (Σ 40 PFAS ~ 69 ng/L) 的分析表明，大部分目标 PFAS 含量来自输入水，而不是来自 HF 添加剂，但经过氧化的样品表明存在目标分析无法检测到的 PFAS 前体。这项研究强调，虽然所研究的纯水中 PFAS 含量较低，但 PFAS 在环境中重新分布的潜力可能是再利用应用的一个考虑因素。</w:t>
+      </w:r>
+    </w:p>
+    <w:p>
+      <w:pPr>
+        <w:spacing w:before="120"/>
+      </w:pPr>
+      <w:r>
+        <w:rPr>
+          <w:rFonts w:ascii="Times New Roman" w:hAnsi="Times New Roman" w:eastAsia="宋体"/>
+          <w:b/>
+          <w:sz w:val="21"/>
+        </w:rPr>
+        <w:t>English Abstract:</w:t>
+      </w:r>
+    </w:p>
+    <w:p>
+      <w:r>
+        <w:rPr>
+          <w:rFonts w:ascii="Times New Roman" w:hAnsi="Times New Roman" w:eastAsia="宋体"/>
+          <w:sz w:val="21"/>
+        </w:rPr>
+        <w:t>Abstract Use of per- and polyfluoroalkyl substances (PFAS) in the petroleum industry could be a cause for concern due to the large volumes of produced water (PW) generated during oil and gas extraction, the reuse of these wastes in water-stressed regions, and adverse health outcomes related to PFAS exposures. However, PW PFAS characterization is nearly absent in the literature, and hydraulic fracturing (HF) chemical disclosures often omit the identities of additives as proprietary. Here we evaluate PFAS in PW samples from three petroleum wells in the Denver Basin during their first year of production. Total concentrations of targeted PFAS (Σ 40 PFAS) were &lt; 35 ng/L in PW samples, with short-chain PFAS like perfluorobutanoic acid persisting throughout the sampled duration. Analysis of freshwater inputs for hydraulic fracturing (Σ 40 PFAS ~ 113 ng/L) and mixed fracture fluid (Σ 40 PFAS ~ 69 ng/L) indicated much of the targeted PFAS content was derived from the input water, and not from HF additives, however samples subjected to oxidation indicated the presence of PFAS precursors that would not be detected by targeted analysis. This study highlights that while PFAS content is low in the studied PWs, the potential for redistribution of PFAS in the environment may be a consideration for reuse applications.</w:t>
       </w:r>
     </w:p>
     <w:p>

--- a/Optical_Papers_260208.docx
+++ b/Optical_Papers_260208.docx
@@ -4038,6 +4038,345 @@
           <w:sz w:val="21"/>
         </w:rPr>
         <w:t>Abstract Use of per- and polyfluoroalkyl substances (PFAS) in the petroleum industry could be a cause for concern due to the large volumes of produced water (PW) generated during oil and gas extraction, the reuse of these wastes in water-stressed regions, and adverse health outcomes related to PFAS exposures. However, PW PFAS characterization is nearly absent in the literature, and hydraulic fracturing (HF) chemical disclosures often omit the identities of additives as proprietary. Here we evaluate PFAS in PW samples from three petroleum wells in the Denver Basin during their first year of production. Total concentrations of targeted PFAS (Σ 40 PFAS) were &lt; 35 ng/L in PW samples, with short-chain PFAS like perfluorobutanoic acid persisting throughout the sampled duration. Analysis of freshwater inputs for hydraulic fracturing (Σ 40 PFAS ~ 113 ng/L) and mixed fracture fluid (Σ 40 PFAS ~ 69 ng/L) indicated much of the targeted PFAS content was derived from the input water, and not from HF additives, however samples subjected to oxidation indicated the presence of PFAS precursors that would not be detected by targeted analysis. This study highlights that while PFAS content is low in the studied PWs, the potential for redistribution of PFAS in the environment may be a consideration for reuse applications.</w:t>
+      </w:r>
+    </w:p>
+    <w:p>
+      <w:r>
+        <w:rPr>
+          <w:rFonts w:ascii="Times New Roman" w:hAnsi="Times New Roman" w:eastAsia="宋体"/>
+          <w:sz w:val="21"/>
+        </w:rPr>
+        <w:t>__________________________________________________</w:t>
+      </w:r>
+    </w:p>
+    <w:p>
+      <w:pPr>
+        <w:pStyle w:val="Heading2"/>
+      </w:pPr>
+      <w:r/>
+      <w:r>
+        <w:rPr>
+          <w:rFonts w:ascii="Times New Roman" w:hAnsi="Times New Roman" w:eastAsia="宋体"/>
+          <w:b/>
+          <w:color w:val="000000"/>
+          <w:sz w:val="24"/>
+        </w:rPr>
+        <w:t>使用傅立叶级数分解结合 LSTM 和 SVM 进行颗粒物（PM2.5 和 PM10）预测</w:t>
+      </w:r>
+    </w:p>
+    <w:p>
+      <w:r>
+        <w:rPr>
+          <w:rFonts w:ascii="Times New Roman" w:hAnsi="Times New Roman" w:eastAsia="宋体"/>
+          <w:b/>
+          <w:color w:val="003264"/>
+          <w:sz w:val="24"/>
+        </w:rPr>
+        <w:t>Particulate matter (PM2.5 and PM10) prediction using fourier series decomposition in combination with LSTM and SVM</w:t>
+      </w:r>
+    </w:p>
+    <w:p>
+      <w:r>
+        <w:rPr>
+          <w:rFonts w:ascii="Times New Roman" w:hAnsi="Times New Roman" w:eastAsia="宋体"/>
+          <w:sz w:val="21"/>
+        </w:rPr>
+        <w:t>作者: Mohamed Bennis, Mohamed Youssfi, Rachida El Morabet, Majed Alsubih, Roohul Abad Khan</w:t>
+        <w:br/>
+      </w:r>
+      <w:r>
+        <w:rPr>
+          <w:rFonts w:ascii="Times New Roman" w:hAnsi="Times New Roman" w:eastAsia="宋体"/>
+          <w:sz w:val="21"/>
+        </w:rPr>
+        <w:t xml:space="preserve">时间: 2026-02-07 | </w:t>
+      </w:r>
+      <w:r>
+        <w:t xml:space="preserve">链接: </w:t>
+      </w:r>
+      <w:hyperlink r:id="rId79">
+        <w:r>
+          <w:rPr>
+            <w:rFonts w:ascii="Times New Roman" w:hAnsi="Times New Roman" w:eastAsia="宋体"/>
+            <w:color w:val="0000FF"/>
+            <w:sz w:val="21"/>
+            <w:u w:val="single"/>
+          </w:rPr>
+          <w:t>https://doi.org/10.1038/s41598-026-38436-4</w:t>
+        </w:r>
+      </w:hyperlink>
+    </w:p>
+    <w:p>
+      <w:pPr>
+        <w:spacing w:before="120"/>
+      </w:pPr>
+      <w:r>
+        <w:rPr>
+          <w:rFonts w:ascii="Times New Roman" w:hAnsi="Times New Roman" w:eastAsia="宋体"/>
+          <w:b/>
+          <w:sz w:val="21"/>
+        </w:rPr>
+        <w:t>中文摘要:</w:t>
+      </w:r>
+    </w:p>
+    <w:p>
+      <w:pPr>
+        <w:ind w:firstLine="360"/>
+      </w:pPr>
+      <w:r>
+        <w:rPr>
+          <w:rFonts w:ascii="Times New Roman" w:hAnsi="Times New Roman" w:eastAsia="宋体"/>
+          <w:sz w:val="21"/>
+        </w:rPr>
+        <w:t>全球可持续发展受到人口、商业和工业活动增加造成的空气污染加剧的严重影响。交通、社会和其他活动产生的燃烧气体排放是空气污染的主要原因。为了减轻空气污染对人类健康的不利影响，预测PM10和PM2.5是必要的。本研究采用傅里叶级数分解方法结合支持向量机和长短期记忆机器学习算法来预测 PM10 和 PM2.5。每小时数据获取自 2020 年 12 月至 2021 年 11 月摩洛哥穆罕默迪耶市。使用 RMSE、MAE 和 R2 评估模型的性能。与傅立叶级数分解相结合的 LSTMF 和 SVMF 模型比 SMV 和 LSTM 独立模型表现更好。每小时PM10预测，LSTMF模型在秋季表现优于其他模型，冬季模型紧随其后。对于 PM2.5 预测，秋季模型的表现优于所有其他季节的其他模型。这些结果基于基于季节的每小时预测。然后这项研究还预测了 PM10 和 PM2.5 的提前 7 个。 LSTMF 模型对于 PM2.5 的表现最佳，R2 值为 0.95（冬季）、0.93（春季）、0.85（夏季）和 0.96（秋季）。对于 PM10，LSTMF 性能也很好，R2 值为 0.84（冬季）、0.92（春季）、0.84（夏季）和 0.92（秋季）。这项研究强调了如何实现每小时预测，以提前确定颗粒物浓度的模式和趋势。这将有助于决策者和决策者提前采取缓解措施和政策，解决高峰时段的空气污染问题。</w:t>
+      </w:r>
+    </w:p>
+    <w:p>
+      <w:pPr>
+        <w:spacing w:before="120"/>
+      </w:pPr>
+      <w:r>
+        <w:rPr>
+          <w:rFonts w:ascii="Times New Roman" w:hAnsi="Times New Roman" w:eastAsia="宋体"/>
+          <w:b/>
+          <w:sz w:val="21"/>
+        </w:rPr>
+        <w:t>English Abstract:</w:t>
+      </w:r>
+    </w:p>
+    <w:p>
+      <w:r>
+        <w:rPr>
+          <w:rFonts w:ascii="Times New Roman" w:hAnsi="Times New Roman" w:eastAsia="宋体"/>
+          <w:sz w:val="21"/>
+        </w:rPr>
+        <w:t>Sustainable development globally is highly impacted by increased air pollution which is attributed to increasing population, commercial and industrial activities. Combustion gas emissions attributed to transportation, social and other activities are a major cause of air pollution. To mitigate adverse impact of air pollution on human health, forecasting PM10 and PM2.5 is a necessity. This study employs Fourier series decomposition approach in combination with support vector machine and long short-term memory machine learning algorithms to predict PM10 and PM2.5. Hourly data was obtained from December 2020 to November 2021 for Mohammedia city in Morocco. The model’s performance was evaluated using RMSE, MAE and R2. LSTMF and SVMF models in combination with Fourier series decomposition performed better than the SMV and LSTM standalone models. Hourly prediction of PM10, LSTMF model performed better than other models during Autumn season with closely followed by the model in winter seasons. For PM2.5 prediction the model during autumn season was observed to be outperforming other models in all other seasons. These results were based on hourly prediction based on season. Then this study also, forecasted seven ahead for PM10 and PM2.5. LSTMF model performed best with R2 value of 0.95 (winter), 0.93 (spring), 0.85 (summer) and 0.96 (autumn) for PM2.5. For PM10 the LSTMF performance was also good with R2 value of 0.84 (winter), 0.92 (spring), 0.84 (summer), and 0.92 (autumn). This study highlights how hourly prediction can be achieved to identify in advance the patterns and trends for particulate matter concentration. This will aid the decision and policy makers to adopt mitigation measures and policy in advance to address air pollution issues during peak hours.</w:t>
+      </w:r>
+    </w:p>
+    <w:p>
+      <w:r>
+        <w:rPr>
+          <w:rFonts w:ascii="Times New Roman" w:hAnsi="Times New Roman" w:eastAsia="宋体"/>
+          <w:sz w:val="21"/>
+        </w:rPr>
+        <w:t>__________________________________________________</w:t>
+      </w:r>
+    </w:p>
+    <w:p>
+      <w:pPr>
+        <w:pStyle w:val="Heading2"/>
+      </w:pPr>
+      <w:r/>
+      <w:r>
+        <w:rPr>
+          <w:rFonts w:ascii="Times New Roman" w:hAnsi="Times New Roman" w:eastAsia="宋体"/>
+          <w:b/>
+          <w:color w:val="000000"/>
+          <w:sz w:val="24"/>
+        </w:rPr>
+        <w:t>棒形青霉 Solms 的首次记录。位于 Diospyros ferrea (Wild.) Bakh 的种子上。来自印度西高止山脉北部</w:t>
+      </w:r>
+    </w:p>
+    <w:p>
+      <w:r>
+        <w:rPr>
+          <w:rFonts w:ascii="Times New Roman" w:hAnsi="Times New Roman" w:eastAsia="宋体"/>
+          <w:b/>
+          <w:color w:val="003264"/>
+          <w:sz w:val="24"/>
+        </w:rPr>
+        <w:t>First record of Penicilliopsis clavariiformis Solms. on seeds of Diospyros ferrea (Willd.) Bakh. from the Northern Western Ghats, India</w:t>
+      </w:r>
+    </w:p>
+    <w:p>
+      <w:r>
+        <w:rPr>
+          <w:rFonts w:ascii="Times New Roman" w:hAnsi="Times New Roman" w:eastAsia="宋体"/>
+          <w:sz w:val="21"/>
+        </w:rPr>
+        <w:t>作者: Pandurang H. Bagam, Aditya B. Magdum, Kapil V. Shinde, Shweta S. Kumavat, Mahesh Y. Borde, Sanjay K. Singh, Shivaji S. Kamble, Mansingraj S. Nimbalkar</w:t>
+        <w:br/>
+      </w:r>
+      <w:r>
+        <w:rPr>
+          <w:rFonts w:ascii="Times New Roman" w:hAnsi="Times New Roman" w:eastAsia="宋体"/>
+          <w:sz w:val="21"/>
+        </w:rPr>
+        <w:t xml:space="preserve">时间: 2026-02-07 | </w:t>
+      </w:r>
+      <w:r>
+        <w:t xml:space="preserve">链接: </w:t>
+      </w:r>
+      <w:hyperlink r:id="rId80">
+        <w:r>
+          <w:rPr>
+            <w:rFonts w:ascii="Times New Roman" w:hAnsi="Times New Roman" w:eastAsia="宋体"/>
+            <w:color w:val="0000FF"/>
+            <w:sz w:val="21"/>
+            <w:u w:val="single"/>
+          </w:rPr>
+          <w:t>https://doi.org/10.1038/s41598-026-36254-2</w:t>
+        </w:r>
+      </w:hyperlink>
+    </w:p>
+    <w:p>
+      <w:pPr>
+        <w:spacing w:before="120"/>
+      </w:pPr>
+      <w:r>
+        <w:rPr>
+          <w:rFonts w:ascii="Times New Roman" w:hAnsi="Times New Roman" w:eastAsia="宋体"/>
+          <w:b/>
+          <w:sz w:val="21"/>
+        </w:rPr>
+        <w:t>中文摘要:</w:t>
+      </w:r>
+    </w:p>
+    <w:p>
+      <w:pPr>
+        <w:ind w:firstLine="360"/>
+      </w:pPr>
+      <w:r>
+        <w:rPr>
+          <w:rFonts w:ascii="Times New Roman" w:hAnsi="Times New Roman" w:eastAsia="宋体"/>
+          <w:sz w:val="21"/>
+        </w:rPr>
+        <w:t>棒形青霉 Solms。是一种罕见的丝状真菌，之前报道过来自各种木质基质和腐烂的植物物质。在这项研究中，我们首次报告了 P. clavariiformis 与 Diospyros ferrea (Willd.) Bakh. 种子的寄主关联，这些种子采自印度西高止山脉北部的马诺利保护区森林。使用标准种子菌群筛选方法分离真菌，并根据形态特征（例如独特的棒状子囊、隔膜分生孢子梗和嗜蓝分生孢子）以及内部转录间隔区（ITS）rDNA 区域的分子特征进行鉴定。 ITS 序列与 GenBank 中已验证的 P. clavariiformis 序列相似性 &gt; 99%。这是首次证实来自黑柿种子的 P. clavariiformis 的报道，扩大了其已知的生态和底物范围。这一发现强调了与森林种子相关的真菌多样性尚未得到充分探索，并强调需要在西高止山脉等生物多样性热点地区进行有针对性的真菌学调查。我们的结果有助于增加对种子相关真菌的了解，并为未来涉及该物种的生态和病理学研究提供基线。</w:t>
+      </w:r>
+    </w:p>
+    <w:p>
+      <w:pPr>
+        <w:spacing w:before="120"/>
+      </w:pPr>
+      <w:r>
+        <w:rPr>
+          <w:rFonts w:ascii="Times New Roman" w:hAnsi="Times New Roman" w:eastAsia="宋体"/>
+          <w:b/>
+          <w:sz w:val="21"/>
+        </w:rPr>
+        <w:t>English Abstract:</w:t>
+      </w:r>
+    </w:p>
+    <w:p>
+      <w:r>
+        <w:rPr>
+          <w:rFonts w:ascii="Times New Roman" w:hAnsi="Times New Roman" w:eastAsia="宋体"/>
+          <w:sz w:val="21"/>
+        </w:rPr>
+        <w:t>Penicilliopsis clavariiformis Solms. is a rare filamentous fungus previously reported from various woody substrates and decaying plant matter. In this study, we report the first time host association of P. clavariiformis on seeds of Diospyros ferrea (Willd.) Bakh., collected from the Manoli Reserve Forest in the Northern Western Ghats, India. The fungus was isolated using standard seed mycobiota screening methods and identified based on both morphological features such as distinctive clavarioid ascomata, septate conidiophores, and cyanophilic conidia and molecular characterization of the internal transcribed spacer (ITS) rDNA region. The ITS sequence showed &gt; 99% similarity with authenticated P. clavariiformis sequences in GenBank. This is the first confirmed report of P. clavariiformis from seeds of Diospyros ferrea, expanding its known ecological and substrate range. The finding highlights the underexplored fungal diversity associated with forest seeds and emphasizes the need for targeted mycological surveys in biodiversity hotspots like the Western Ghats. Our results contribute to the growing knowledge of seed-associated fungi and provide a baseline for future ecological and pathological investigations involving this species.</w:t>
+      </w:r>
+    </w:p>
+    <w:p>
+      <w:r>
+        <w:rPr>
+          <w:rFonts w:ascii="Times New Roman" w:hAnsi="Times New Roman" w:eastAsia="宋体"/>
+          <w:sz w:val="21"/>
+        </w:rPr>
+        <w:t>__________________________________________________</w:t>
+      </w:r>
+    </w:p>
+    <w:p>
+      <w:pPr>
+        <w:pStyle w:val="Heading2"/>
+      </w:pPr>
+      <w:r/>
+      <w:r>
+        <w:rPr>
+          <w:rFonts w:ascii="Times New Roman" w:hAnsi="Times New Roman" w:eastAsia="宋体"/>
+          <w:b/>
+          <w:color w:val="000000"/>
+          <w:sz w:val="24"/>
+        </w:rPr>
+        <w:t>使用多尺度熵和无监督学习对 Campi Flegrei（意大利）地震信号进行单站分析</w:t>
+      </w:r>
+    </w:p>
+    <w:p>
+      <w:r>
+        <w:rPr>
+          <w:rFonts w:ascii="Times New Roman" w:hAnsi="Times New Roman" w:eastAsia="宋体"/>
+          <w:b/>
+          <w:color w:val="003264"/>
+          <w:sz w:val="24"/>
+        </w:rPr>
+        <w:t>Single-station analysis of Campi Flegrei (Italy) seismic signals using multiscale entropy and unsupervised learning</w:t>
+      </w:r>
+    </w:p>
+    <w:p>
+      <w:r>
+        <w:rPr>
+          <w:rFonts w:ascii="Times New Roman" w:hAnsi="Times New Roman" w:eastAsia="宋体"/>
+          <w:sz w:val="21"/>
+        </w:rPr>
+        <w:t>作者: Alberico Grimaldi, Ortensia Amoroso, Silvia Scarpetta, Vincenzo Convertito, Ferdinando Napolitano, Giovanni Messuti, Paolo Capuano, Lucia Nardone, Guido Gaudiosi, Danilo Galluzzo</w:t>
+        <w:br/>
+      </w:r>
+      <w:r>
+        <w:rPr>
+          <w:rFonts w:ascii="Times New Roman" w:hAnsi="Times New Roman" w:eastAsia="宋体"/>
+          <w:sz w:val="21"/>
+        </w:rPr>
+        <w:t xml:space="preserve">时间: 2026-02-07 | </w:t>
+      </w:r>
+      <w:r>
+        <w:t xml:space="preserve">链接: </w:t>
+      </w:r>
+      <w:hyperlink r:id="rId81">
+        <w:r>
+          <w:rPr>
+            <w:rFonts w:ascii="Times New Roman" w:hAnsi="Times New Roman" w:eastAsia="宋体"/>
+            <w:color w:val="0000FF"/>
+            <w:sz w:val="21"/>
+            <w:u w:val="single"/>
+          </w:rPr>
+          <w:t>https://doi.org/10.1038/s41598-026-38257-5</w:t>
+        </w:r>
+      </w:hyperlink>
+    </w:p>
+    <w:p>
+      <w:pPr>
+        <w:spacing w:before="120"/>
+      </w:pPr>
+      <w:r>
+        <w:rPr>
+          <w:rFonts w:ascii="Times New Roman" w:hAnsi="Times New Roman" w:eastAsia="宋体"/>
+          <w:b/>
+          <w:sz w:val="21"/>
+        </w:rPr>
+        <w:t>中文摘要:</w:t>
+      </w:r>
+    </w:p>
+    <w:p>
+      <w:pPr>
+        <w:ind w:firstLine="360"/>
+      </w:pPr>
+      <w:r>
+        <w:rPr>
+          <w:rFonts w:ascii="Times New Roman" w:hAnsi="Times New Roman" w:eastAsia="宋体"/>
+          <w:sz w:val="21"/>
+        </w:rPr>
+        <w:t>Campi Flegrei（意大利）等火山地区的地震活动为了解地下动态和潜在危险提供了重要的见解。然而，高背景噪声和连续数据量挑战事件检测和分类。在这里，我们应用自组织图 (SOM) 方法，结合线性预测编码 (LPC)、STA/LTA ​​比率和多尺度熵 (MSE) 来分析单站地震数据。该方法成功识别了与喷气震颤相关的未编目事件和异常，并揭示了聚类变化、$${\rm CO}_2$$ 排放和降雨之间的时间关系，表明环境调节。为了评估实时适用性，将经过训练的 SOM 用于 2025 年初的独立数据，确认其检测震颤强度和预测当地大地震 (Md 4.4) 的能力。这些结果凸显了基于熵的无监督学习在快速地震表征和连续火山监测方面的潜力。</w:t>
+      </w:r>
+    </w:p>
+    <w:p>
+      <w:pPr>
+        <w:spacing w:before="120"/>
+      </w:pPr>
+      <w:r>
+        <w:rPr>
+          <w:rFonts w:ascii="Times New Roman" w:hAnsi="Times New Roman" w:eastAsia="宋体"/>
+          <w:b/>
+          <w:sz w:val="21"/>
+        </w:rPr>
+        <w:t>English Abstract:</w:t>
+      </w:r>
+    </w:p>
+    <w:p>
+      <w:r>
+        <w:rPr>
+          <w:rFonts w:ascii="Times New Roman" w:hAnsi="Times New Roman" w:eastAsia="宋体"/>
+          <w:sz w:val="21"/>
+        </w:rPr>
+        <w:t>Seismic activity in volcanic regions such as Campi Flegrei (Italy) provides essential insights into subsurface dynamics and potential hazards. However, high background noise and continuous data volume challenge event detection and classification. Here, we apply a Self-Organizing Map (SOM) approach, combined with Linear Predictive Coding (LPC), STA/LTA ratios, and Multiscale Entropy (MSE), to analyze single-station seismic data. The method successfully identifies uncatalogued events and anomalies associated with fumarolic tremor, and reveals temporal relationships between clustering variation, $${\rm CO}_2$$ emissions, and rainfall, suggesting environmental modulation. To assess the real-time applicability, the trained SOM was used on independent data from early 2025, confirming its ability to detect tremor intensification and anticipate a major local earthquake (Md 4.4). These results highlight the potential of entropy-based unsupervised learning for rapid seismic characterization and continuous volcano monitoring.</w:t>
       </w:r>
     </w:p>
     <w:p>
